--- a/Project 1/DOKUMENTASI APLIKASI PENYANDIAN DATA DIGITAL.docx
+++ b/Project 1/DOKUMENTASI APLIKASI PENYANDIAN DATA DIGITAL.docx
@@ -380,8 +380,27 @@
     </w:p>
     <w:p>
       <w:pPr>
+        <w:pStyle w:val="Heading2"/>
+      </w:pPr>
+      <w:r>
+        <w:t xml:space="preserve">Cara </w:t>
+      </w:r>
+      <w:proofErr w:type="spellStart"/>
+      <w:r>
+        <w:t>Kerja</w:t>
+      </w:r>
+      <w:proofErr w:type="spellEnd"/>
+      <w:r>
+        <w:t xml:space="preserve"> Aplikasi</w:t>
+      </w:r>
+    </w:p>
+    <w:p>
+      <w:pPr>
         <w:ind w:left="720"/>
       </w:pPr>
+      <w:r>
+        <w:t>…</w:t>
+      </w:r>
     </w:p>
     <w:p>
       <w:pPr>
@@ -449,11 +468,21 @@
       <w:pPr>
         <w:pStyle w:val="Heading2"/>
       </w:pPr>
-      <w:r>
-        <w:t xml:space="preserve">Custom Feistel </w:t>
-      </w:r>
-      <w:r>
-        <w:t>Network</w:t>
+      <w:proofErr w:type="spellStart"/>
+      <w:r>
+        <w:t>Modifikasi</w:t>
+      </w:r>
+      <w:proofErr w:type="spellEnd"/>
+      <w:r>
+        <w:t xml:space="preserve"> </w:t>
+      </w:r>
+      <w:proofErr w:type="spellStart"/>
+      <w:r>
+        <w:t>Jaringan</w:t>
+      </w:r>
+      <w:proofErr w:type="spellEnd"/>
+      <w:r>
+        <w:t xml:space="preserve"> Feistel</w:t>
       </w:r>
     </w:p>
     <w:p>
@@ -513,8 +542,13 @@
       <w:pPr>
         <w:pStyle w:val="Heading2"/>
       </w:pPr>
-      <w:r>
-        <w:t>Key Schedule</w:t>
+      <w:proofErr w:type="spellStart"/>
+      <w:r>
+        <w:t>Kunci</w:t>
+      </w:r>
+      <w:proofErr w:type="spellEnd"/>
+      <w:r>
+        <w:t xml:space="preserve"> Rahasia</w:t>
       </w:r>
     </w:p>
     <w:p>
@@ -661,11 +695,14 @@
       <w:r>
         <w:t xml:space="preserve"> </w:t>
       </w:r>
-      <w:proofErr w:type="gramStart"/>
-      <w:r>
-        <w:t>Multi-Format</w:t>
-      </w:r>
-      <w:proofErr w:type="gramEnd"/>
+      <w:proofErr w:type="spellStart"/>
+      <w:r>
+        <w:t>Berbagai</w:t>
+      </w:r>
+      <w:proofErr w:type="spellEnd"/>
+      <w:r>
+        <w:t xml:space="preserve"> Format</w:t>
+      </w:r>
     </w:p>
     <w:p>
       <w:pPr>
@@ -679,8 +716,13 @@
       <w:pPr>
         <w:pStyle w:val="Heading2"/>
       </w:pPr>
-      <w:r>
-        <w:t>Stateless Cryptography</w:t>
+      <w:proofErr w:type="spellStart"/>
+      <w:r>
+        <w:t>Pencegahan</w:t>
+      </w:r>
+      <w:proofErr w:type="spellEnd"/>
+      <w:r>
+        <w:t xml:space="preserve"> Cache Browser</w:t>
       </w:r>
     </w:p>
     <w:p>
@@ -695,9 +737,19 @@
       <w:pPr>
         <w:pStyle w:val="Heading2"/>
       </w:pPr>
-      <w:r>
-        <w:t>Generic Error Handling (Anti-Oracle Attack)</w:t>
-      </w:r>
+      <w:proofErr w:type="spellStart"/>
+      <w:r>
+        <w:t>Penanganan</w:t>
+      </w:r>
+      <w:proofErr w:type="spellEnd"/>
+      <w:r>
+        <w:t xml:space="preserve"> Error </w:t>
+      </w:r>
+      <w:proofErr w:type="spellStart"/>
+      <w:r>
+        <w:t>Generik</w:t>
+      </w:r>
+      <w:proofErr w:type="spellEnd"/>
     </w:p>
     <w:p>
       <w:pPr>
@@ -707,11 +759,38 @@
         <w:t>…</w:t>
       </w:r>
     </w:p>
-    <w:p/>
-    <w:p/>
-    <w:p/>
-    <w:p/>
-    <w:p/>
+    <w:p>
+      <w:pPr>
+        <w:pStyle w:val="Heading2"/>
+      </w:pPr>
+      <w:r>
+        <w:t>Batasan Memori</w:t>
+      </w:r>
+    </w:p>
+    <w:p>
+      <w:pPr>
+        <w:ind w:left="720"/>
+      </w:pPr>
+      <w:r>
+        <w:t>…</w:t>
+      </w:r>
+    </w:p>
+    <w:p>
+      <w:pPr>
+        <w:pStyle w:val="Heading2"/>
+      </w:pPr>
+      <w:r>
+        <w:t>Fitur Upload &amp; Download</w:t>
+      </w:r>
+    </w:p>
+    <w:p>
+      <w:pPr>
+        <w:ind w:left="720"/>
+      </w:pPr>
+      <w:r>
+        <w:t>…</w:t>
+      </w:r>
+    </w:p>
     <w:p/>
     <w:p/>
     <w:p/>
@@ -734,7 +813,7 @@
       </w:pPr>
       <w:r>
         <w:lastRenderedPageBreak/>
-        <w:t>PANDUAN PENGGUNAAN (USER MANUAL)</w:t>
+        <w:t>PANDUAN PENGGUNAAN</w:t>
       </w:r>
     </w:p>
     <w:p/>

--- a/Project 1/DOKUMENTASI APLIKASI PENYANDIAN DATA DIGITAL.docx
+++ b/Project 1/DOKUMENTASI APLIKASI PENYANDIAN DATA DIGITAL.docx
@@ -269,6 +269,7 @@
     <w:p>
       <w:pPr>
         <w:pStyle w:val="Heading1"/>
+        <w:spacing w:beforeLines="120" w:before="288" w:afterLines="160" w:after="384" w:line="360" w:lineRule="auto"/>
       </w:pPr>
       <w:r>
         <w:lastRenderedPageBreak/>
@@ -278,6 +279,7 @@
     <w:p>
       <w:pPr>
         <w:pStyle w:val="Heading2"/>
+        <w:spacing w:beforeLines="120" w:before="288" w:afterLines="160" w:after="384" w:line="360" w:lineRule="auto"/>
       </w:pPr>
       <w:proofErr w:type="spellStart"/>
       <w:r>
@@ -295,178 +297,4263 @@
     </w:p>
     <w:p>
       <w:pPr>
+        <w:pStyle w:val="NormalWeb"/>
+        <w:spacing w:beforeLines="120" w:before="288" w:beforeAutospacing="0" w:afterLines="160" w:after="384" w:afterAutospacing="0" w:line="360" w:lineRule="auto"/>
+        <w:ind w:left="576" w:firstLine="576"/>
+        <w:jc w:val="both"/>
+      </w:pPr>
+      <w:proofErr w:type="spellStart"/>
+      <w:r>
+        <w:t>Aplikasi</w:t>
+      </w:r>
+      <w:proofErr w:type="spellEnd"/>
+      <w:r>
+        <w:t xml:space="preserve"> </w:t>
+      </w:r>
+      <w:proofErr w:type="spellStart"/>
+      <w:r>
+        <w:t>penyandian</w:t>
+      </w:r>
+      <w:proofErr w:type="spellEnd"/>
+      <w:r>
+        <w:t xml:space="preserve"> data ini </w:t>
+      </w:r>
+      <w:proofErr w:type="spellStart"/>
+      <w:r>
+        <w:t>di</w:t>
+      </w:r>
+      <w:r>
+        <w:t>bangun</w:t>
+      </w:r>
+      <w:proofErr w:type="spellEnd"/>
+      <w:r>
+        <w:t xml:space="preserve"> </w:t>
+      </w:r>
+      <w:proofErr w:type="spellStart"/>
+      <w:r>
+        <w:t>menggunakan</w:t>
+      </w:r>
+      <w:proofErr w:type="spellEnd"/>
+      <w:r>
+        <w:t xml:space="preserve"> HTML, CSS, dan JavaScript, </w:t>
+      </w:r>
+      <w:proofErr w:type="spellStart"/>
+      <w:r>
+        <w:t>tanpa</w:t>
+      </w:r>
+      <w:proofErr w:type="spellEnd"/>
+      <w:r>
+        <w:t xml:space="preserve"> </w:t>
+      </w:r>
+      <w:proofErr w:type="spellStart"/>
+      <w:r>
+        <w:t>menggunakan</w:t>
+      </w:r>
+      <w:proofErr w:type="spellEnd"/>
+      <w:r>
+        <w:t xml:space="preserve"> </w:t>
+      </w:r>
+      <w:proofErr w:type="spellStart"/>
+      <w:r>
+        <w:t>bantuan</w:t>
+      </w:r>
+      <w:proofErr w:type="spellEnd"/>
+      <w:r>
+        <w:t xml:space="preserve"> </w:t>
+      </w:r>
+      <w:r>
+        <w:rPr>
+          <w:i/>
+          <w:iCs/>
+        </w:rPr>
+        <w:t>library</w:t>
+      </w:r>
+      <w:r>
+        <w:t xml:space="preserve"> </w:t>
+      </w:r>
+      <w:proofErr w:type="spellStart"/>
+      <w:r>
+        <w:t>kriptografi</w:t>
+      </w:r>
+      <w:proofErr w:type="spellEnd"/>
+      <w:r>
+        <w:t xml:space="preserve"> </w:t>
+      </w:r>
+      <w:proofErr w:type="spellStart"/>
+      <w:r>
+        <w:t>dari</w:t>
+      </w:r>
+      <w:proofErr w:type="spellEnd"/>
+      <w:r>
+        <w:t xml:space="preserve"> </w:t>
+      </w:r>
+      <w:proofErr w:type="spellStart"/>
+      <w:r>
+        <w:t>pihak</w:t>
+      </w:r>
+      <w:proofErr w:type="spellEnd"/>
+      <w:r>
+        <w:t xml:space="preserve"> </w:t>
+      </w:r>
+      <w:proofErr w:type="spellStart"/>
+      <w:r>
+        <w:t>ketiga</w:t>
+      </w:r>
+      <w:proofErr w:type="spellEnd"/>
+      <w:r>
+        <w:t xml:space="preserve"> </w:t>
+      </w:r>
+      <w:proofErr w:type="spellStart"/>
+      <w:r>
+        <w:t>sama</w:t>
+      </w:r>
+      <w:proofErr w:type="spellEnd"/>
+      <w:r>
+        <w:t xml:space="preserve"> </w:t>
+      </w:r>
+      <w:proofErr w:type="spellStart"/>
+      <w:r>
+        <w:t>sekali</w:t>
+      </w:r>
+      <w:proofErr w:type="spellEnd"/>
+      <w:r>
+        <w:t>.</w:t>
+      </w:r>
+    </w:p>
+    <w:p>
+      <w:pPr>
+        <w:pStyle w:val="NormalWeb"/>
+        <w:spacing w:beforeLines="120" w:before="288" w:beforeAutospacing="0" w:afterLines="160" w:after="384" w:afterAutospacing="0" w:line="360" w:lineRule="auto"/>
         <w:ind w:left="576"/>
-      </w:pPr>
-      <w:r>
-        <w:t>…</w:t>
-      </w:r>
-    </w:p>
-    <w:p>
-      <w:pPr>
+        <w:jc w:val="both"/>
+      </w:pPr>
+      <w:proofErr w:type="spellStart"/>
+      <w:r>
+        <w:t>Sebagai</w:t>
+      </w:r>
+      <w:proofErr w:type="spellEnd"/>
+      <w:r>
+        <w:t xml:space="preserve"> inti </w:t>
+      </w:r>
+      <w:proofErr w:type="spellStart"/>
+      <w:r>
+        <w:t>pengamannya</w:t>
+      </w:r>
+      <w:proofErr w:type="spellEnd"/>
+      <w:r>
+        <w:t xml:space="preserve">, </w:t>
+      </w:r>
+      <w:proofErr w:type="spellStart"/>
+      <w:r>
+        <w:t>saya</w:t>
+      </w:r>
+      <w:proofErr w:type="spellEnd"/>
+      <w:r>
+        <w:t xml:space="preserve"> </w:t>
+      </w:r>
+      <w:proofErr w:type="spellStart"/>
+      <w:r>
+        <w:t>memodifikasi</w:t>
+      </w:r>
+      <w:proofErr w:type="spellEnd"/>
+      <w:r>
+        <w:t xml:space="preserve"> </w:t>
+      </w:r>
+      <w:proofErr w:type="spellStart"/>
+      <w:r>
+        <w:t>algoritma</w:t>
+      </w:r>
+      <w:proofErr w:type="spellEnd"/>
+      <w:r>
+        <w:t xml:space="preserve"> </w:t>
+      </w:r>
+      <w:proofErr w:type="spellStart"/>
+      <w:r>
+        <w:t>Jaringan</w:t>
+      </w:r>
+      <w:proofErr w:type="spellEnd"/>
+      <w:r>
+        <w:t xml:space="preserve"> Feistel (</w:t>
+      </w:r>
+      <w:r>
+        <w:rPr>
+          <w:i/>
+          <w:iCs/>
+        </w:rPr>
+        <w:t>Feistel Network</w:t>
+      </w:r>
+      <w:r>
+        <w:t xml:space="preserve">) 64-bit yang </w:t>
+      </w:r>
+      <w:proofErr w:type="spellStart"/>
+      <w:r>
+        <w:t>kemudian</w:t>
+      </w:r>
+      <w:proofErr w:type="spellEnd"/>
+      <w:r>
+        <w:t xml:space="preserve"> </w:t>
+      </w:r>
+      <w:proofErr w:type="spellStart"/>
+      <w:r>
+        <w:t>saya</w:t>
+      </w:r>
+      <w:proofErr w:type="spellEnd"/>
+      <w:r>
+        <w:t xml:space="preserve"> </w:t>
+      </w:r>
+      <w:proofErr w:type="spellStart"/>
+      <w:r>
+        <w:t>gabungkan</w:t>
+      </w:r>
+      <w:proofErr w:type="spellEnd"/>
+      <w:r>
+        <w:t xml:space="preserve"> </w:t>
+      </w:r>
+      <w:proofErr w:type="spellStart"/>
+      <w:r>
+        <w:t>dengan</w:t>
+      </w:r>
+      <w:proofErr w:type="spellEnd"/>
+      <w:r>
+        <w:t xml:space="preserve"> mode </w:t>
+      </w:r>
+      <w:proofErr w:type="spellStart"/>
+      <w:r>
+        <w:t>operasi</w:t>
+      </w:r>
+      <w:proofErr w:type="spellEnd"/>
+      <w:r>
+        <w:t xml:space="preserve"> CBC (</w:t>
+      </w:r>
+      <w:r>
+        <w:rPr>
+          <w:i/>
+          <w:iCs/>
+        </w:rPr>
+        <w:t>Cipher Block Chaining</w:t>
+      </w:r>
+      <w:r>
+        <w:t xml:space="preserve">). </w:t>
+      </w:r>
+      <w:proofErr w:type="spellStart"/>
+      <w:r>
+        <w:t>Untuk</w:t>
+      </w:r>
+      <w:proofErr w:type="spellEnd"/>
+      <w:r>
+        <w:t xml:space="preserve"> </w:t>
+      </w:r>
+      <w:proofErr w:type="spellStart"/>
+      <w:r>
+        <w:t>menambah</w:t>
+      </w:r>
+      <w:proofErr w:type="spellEnd"/>
+      <w:r>
+        <w:t xml:space="preserve"> </w:t>
+      </w:r>
+      <w:proofErr w:type="spellStart"/>
+      <w:r>
+        <w:t>nilai</w:t>
+      </w:r>
+      <w:proofErr w:type="spellEnd"/>
+      <w:r>
+        <w:t xml:space="preserve"> guna, </w:t>
+      </w:r>
+      <w:proofErr w:type="spellStart"/>
+      <w:r>
+        <w:t>saya</w:t>
+      </w:r>
+      <w:proofErr w:type="spellEnd"/>
+      <w:r>
+        <w:t xml:space="preserve"> </w:t>
+      </w:r>
+      <w:proofErr w:type="spellStart"/>
+      <w:r>
+        <w:t>merancang</w:t>
+      </w:r>
+      <w:proofErr w:type="spellEnd"/>
+      <w:r>
+        <w:t xml:space="preserve"> </w:t>
+      </w:r>
+      <w:proofErr w:type="spellStart"/>
+      <w:r>
+        <w:t>aplikasi</w:t>
+      </w:r>
+      <w:proofErr w:type="spellEnd"/>
+      <w:r>
+        <w:t xml:space="preserve"> ini agar </w:t>
+      </w:r>
+      <w:proofErr w:type="spellStart"/>
+      <w:r>
+        <w:t>tidak</w:t>
+      </w:r>
+      <w:proofErr w:type="spellEnd"/>
+      <w:r>
+        <w:t xml:space="preserve"> </w:t>
+      </w:r>
+      <w:proofErr w:type="spellStart"/>
+      <w:r>
+        <w:t>hanya</w:t>
+      </w:r>
+      <w:proofErr w:type="spellEnd"/>
+      <w:r>
+        <w:t xml:space="preserve"> </w:t>
+      </w:r>
+      <w:proofErr w:type="spellStart"/>
+      <w:r>
+        <w:t>bisa</w:t>
+      </w:r>
+      <w:proofErr w:type="spellEnd"/>
+      <w:r>
+        <w:t xml:space="preserve"> </w:t>
+      </w:r>
+      <w:proofErr w:type="spellStart"/>
+      <w:r>
+        <w:t>menyandikan</w:t>
+      </w:r>
+      <w:proofErr w:type="spellEnd"/>
+      <w:r>
+        <w:t xml:space="preserve"> </w:t>
+      </w:r>
+      <w:proofErr w:type="spellStart"/>
+      <w:r>
+        <w:t>teks</w:t>
+      </w:r>
+      <w:proofErr w:type="spellEnd"/>
+      <w:r>
+        <w:t xml:space="preserve"> </w:t>
+      </w:r>
+      <w:proofErr w:type="spellStart"/>
+      <w:r>
+        <w:t>ketikan</w:t>
+      </w:r>
+      <w:proofErr w:type="spellEnd"/>
+      <w:r>
+        <w:t xml:space="preserve"> </w:t>
+      </w:r>
+      <w:proofErr w:type="spellStart"/>
+      <w:r>
+        <w:t>biasa</w:t>
+      </w:r>
+      <w:proofErr w:type="spellEnd"/>
+      <w:r>
+        <w:t xml:space="preserve">, </w:t>
+      </w:r>
+      <w:proofErr w:type="spellStart"/>
+      <w:r>
+        <w:t>tetapi</w:t>
+      </w:r>
+      <w:proofErr w:type="spellEnd"/>
+      <w:r>
+        <w:t xml:space="preserve"> juga </w:t>
+      </w:r>
+      <w:proofErr w:type="spellStart"/>
+      <w:r>
+        <w:t>mampu</w:t>
+      </w:r>
+      <w:proofErr w:type="spellEnd"/>
+      <w:r>
+        <w:t xml:space="preserve"> </w:t>
+      </w:r>
+      <w:proofErr w:type="spellStart"/>
+      <w:r>
+        <w:t>mengolah</w:t>
+      </w:r>
+      <w:proofErr w:type="spellEnd"/>
+      <w:r>
+        <w:t xml:space="preserve"> file </w:t>
+      </w:r>
+      <w:proofErr w:type="spellStart"/>
+      <w:r>
+        <w:t>dokumen</w:t>
+      </w:r>
+      <w:proofErr w:type="spellEnd"/>
+      <w:r>
+        <w:t xml:space="preserve"> (</w:t>
+      </w:r>
+      <w:r>
+        <w:rPr>
+          <w:rStyle w:val="HTMLCode"/>
+          <w:rFonts w:ascii="Times New Roman" w:eastAsiaTheme="majorEastAsia" w:hAnsi="Times New Roman" w:cs="Times New Roman"/>
+          <w:sz w:val="24"/>
+          <w:szCs w:val="24"/>
+        </w:rPr>
+        <w:t>.txt</w:t>
+      </w:r>
+      <w:r>
+        <w:t xml:space="preserve">) dan file </w:t>
+      </w:r>
+      <w:proofErr w:type="spellStart"/>
+      <w:r>
+        <w:t>gambar</w:t>
+      </w:r>
+      <w:proofErr w:type="spellEnd"/>
+      <w:r>
+        <w:t xml:space="preserve"> (</w:t>
+      </w:r>
+      <w:r>
+        <w:rPr>
+          <w:rStyle w:val="HTMLCode"/>
+          <w:rFonts w:ascii="Times New Roman" w:eastAsiaTheme="majorEastAsia" w:hAnsi="Times New Roman" w:cs="Times New Roman"/>
+          <w:sz w:val="24"/>
+          <w:szCs w:val="24"/>
+        </w:rPr>
+        <w:t>.</w:t>
+      </w:r>
+      <w:proofErr w:type="spellStart"/>
+      <w:r>
+        <w:rPr>
+          <w:rStyle w:val="HTMLCode"/>
+          <w:rFonts w:ascii="Times New Roman" w:eastAsiaTheme="majorEastAsia" w:hAnsi="Times New Roman" w:cs="Times New Roman"/>
+          <w:sz w:val="24"/>
+          <w:szCs w:val="24"/>
+        </w:rPr>
+        <w:t>png</w:t>
+      </w:r>
+      <w:proofErr w:type="spellEnd"/>
+      <w:r>
+        <w:t xml:space="preserve">, </w:t>
+      </w:r>
+      <w:r>
+        <w:rPr>
+          <w:rStyle w:val="HTMLCode"/>
+          <w:rFonts w:ascii="Times New Roman" w:eastAsiaTheme="majorEastAsia" w:hAnsi="Times New Roman" w:cs="Times New Roman"/>
+          <w:sz w:val="24"/>
+          <w:szCs w:val="24"/>
+        </w:rPr>
+        <w:t>.jpg</w:t>
+      </w:r>
+      <w:r>
+        <w:rPr>
+          <w:rStyle w:val="HTMLCode"/>
+          <w:rFonts w:ascii="Times New Roman" w:eastAsiaTheme="majorEastAsia" w:hAnsi="Times New Roman" w:cs="Times New Roman"/>
+          <w:sz w:val="24"/>
+          <w:szCs w:val="24"/>
+        </w:rPr>
+        <w:t xml:space="preserve">, .gif, </w:t>
+      </w:r>
+      <w:proofErr w:type="spellStart"/>
+      <w:r>
+        <w:rPr>
+          <w:rStyle w:val="HTMLCode"/>
+          <w:rFonts w:ascii="Times New Roman" w:eastAsiaTheme="majorEastAsia" w:hAnsi="Times New Roman" w:cs="Times New Roman"/>
+          <w:sz w:val="24"/>
+          <w:szCs w:val="24"/>
+        </w:rPr>
+        <w:t>dll</w:t>
+      </w:r>
+      <w:proofErr w:type="spellEnd"/>
+      <w:r>
+        <w:t xml:space="preserve">). </w:t>
+      </w:r>
+      <w:proofErr w:type="spellStart"/>
+      <w:r>
+        <w:t>Seluruh</w:t>
+      </w:r>
+      <w:proofErr w:type="spellEnd"/>
+      <w:r>
+        <w:t xml:space="preserve"> proses </w:t>
+      </w:r>
+      <w:proofErr w:type="spellStart"/>
+      <w:r>
+        <w:t>komputasi</w:t>
+      </w:r>
+      <w:proofErr w:type="spellEnd"/>
+      <w:r>
+        <w:t xml:space="preserve"> dan </w:t>
+      </w:r>
+      <w:proofErr w:type="spellStart"/>
+      <w:r>
+        <w:t>enkripsi</w:t>
+      </w:r>
+      <w:proofErr w:type="spellEnd"/>
+      <w:r>
+        <w:t xml:space="preserve"> </w:t>
+      </w:r>
+      <w:proofErr w:type="spellStart"/>
+      <w:r>
+        <w:t>berjalan</w:t>
+      </w:r>
+      <w:proofErr w:type="spellEnd"/>
+      <w:r>
+        <w:t xml:space="preserve"> </w:t>
+      </w:r>
+      <w:proofErr w:type="spellStart"/>
+      <w:r>
+        <w:t>sepenuhnya</w:t>
+      </w:r>
+      <w:proofErr w:type="spellEnd"/>
+      <w:r>
+        <w:t xml:space="preserve"> </w:t>
+      </w:r>
+      <w:proofErr w:type="spellStart"/>
+      <w:r>
+        <w:t>secara</w:t>
+      </w:r>
+      <w:proofErr w:type="spellEnd"/>
+      <w:r>
+        <w:t xml:space="preserve"> </w:t>
+      </w:r>
+      <w:proofErr w:type="spellStart"/>
+      <w:r>
+        <w:t>lokal</w:t>
+      </w:r>
+      <w:proofErr w:type="spellEnd"/>
+      <w:r>
+        <w:t xml:space="preserve"> di </w:t>
+      </w:r>
+      <w:proofErr w:type="spellStart"/>
+      <w:r>
+        <w:t>memori</w:t>
+      </w:r>
+      <w:proofErr w:type="spellEnd"/>
+      <w:r>
+        <w:t xml:space="preserve"> </w:t>
+      </w:r>
+      <w:r>
+        <w:rPr>
+          <w:i/>
+          <w:iCs/>
+        </w:rPr>
+        <w:t>browser</w:t>
+      </w:r>
+      <w:r>
+        <w:t xml:space="preserve"> (</w:t>
+      </w:r>
+      <w:r>
+        <w:rPr>
+          <w:i/>
+          <w:iCs/>
+        </w:rPr>
+        <w:t>client-side</w:t>
+      </w:r>
+      <w:r>
+        <w:t xml:space="preserve">). </w:t>
+      </w:r>
+      <w:proofErr w:type="spellStart"/>
+      <w:r>
+        <w:t>Artinya</w:t>
+      </w:r>
+      <w:proofErr w:type="spellEnd"/>
+      <w:r>
+        <w:t xml:space="preserve">, </w:t>
+      </w:r>
+      <w:proofErr w:type="spellStart"/>
+      <w:r>
+        <w:t>tidak</w:t>
+      </w:r>
+      <w:proofErr w:type="spellEnd"/>
+      <w:r>
+        <w:t xml:space="preserve"> </w:t>
+      </w:r>
+      <w:proofErr w:type="spellStart"/>
+      <w:r>
+        <w:t>ada</w:t>
+      </w:r>
+      <w:proofErr w:type="spellEnd"/>
+      <w:r>
+        <w:t xml:space="preserve"> </w:t>
+      </w:r>
+      <w:proofErr w:type="spellStart"/>
+      <w:r>
+        <w:t>satupun</w:t>
+      </w:r>
+      <w:proofErr w:type="spellEnd"/>
+      <w:r>
+        <w:t xml:space="preserve"> data, </w:t>
+      </w:r>
+      <w:proofErr w:type="spellStart"/>
+      <w:r>
+        <w:t>teks</w:t>
+      </w:r>
+      <w:proofErr w:type="spellEnd"/>
+      <w:r>
+        <w:t xml:space="preserve">, </w:t>
+      </w:r>
+      <w:proofErr w:type="spellStart"/>
+      <w:r>
+        <w:t>atau</w:t>
+      </w:r>
+      <w:proofErr w:type="spellEnd"/>
+      <w:r>
+        <w:t xml:space="preserve"> </w:t>
+      </w:r>
+      <w:proofErr w:type="spellStart"/>
+      <w:r>
+        <w:t>gambar</w:t>
+      </w:r>
+      <w:proofErr w:type="spellEnd"/>
+      <w:r>
+        <w:t xml:space="preserve"> yang </w:t>
+      </w:r>
+      <w:proofErr w:type="spellStart"/>
+      <w:r>
+        <w:t>dikirim</w:t>
+      </w:r>
+      <w:proofErr w:type="spellEnd"/>
+      <w:r>
+        <w:t xml:space="preserve"> </w:t>
+      </w:r>
+      <w:proofErr w:type="spellStart"/>
+      <w:r>
+        <w:t>apalagi</w:t>
+      </w:r>
+      <w:proofErr w:type="spellEnd"/>
+      <w:r>
+        <w:t xml:space="preserve"> </w:t>
+      </w:r>
+      <w:proofErr w:type="spellStart"/>
+      <w:r>
+        <w:t>disimpan</w:t>
+      </w:r>
+      <w:proofErr w:type="spellEnd"/>
+      <w:r>
+        <w:t xml:space="preserve"> </w:t>
+      </w:r>
+      <w:proofErr w:type="spellStart"/>
+      <w:r>
+        <w:t>ke</w:t>
+      </w:r>
+      <w:proofErr w:type="spellEnd"/>
+      <w:r>
+        <w:t xml:space="preserve"> </w:t>
+      </w:r>
+      <w:r>
+        <w:rPr>
+          <w:i/>
+          <w:iCs/>
+        </w:rPr>
+        <w:t>server</w:t>
+      </w:r>
+      <w:r>
+        <w:t xml:space="preserve"> mana pun, </w:t>
+      </w:r>
+      <w:proofErr w:type="spellStart"/>
+      <w:r>
+        <w:t>sehingga</w:t>
+      </w:r>
+      <w:proofErr w:type="spellEnd"/>
+      <w:r>
+        <w:t xml:space="preserve"> </w:t>
+      </w:r>
+      <w:proofErr w:type="spellStart"/>
+      <w:r>
+        <w:t>privasi</w:t>
+      </w:r>
+      <w:proofErr w:type="spellEnd"/>
+      <w:r>
+        <w:t xml:space="preserve"> </w:t>
+      </w:r>
+      <w:proofErr w:type="spellStart"/>
+      <w:r>
+        <w:t>pengguna</w:t>
+      </w:r>
+      <w:proofErr w:type="spellEnd"/>
+      <w:r>
+        <w:t xml:space="preserve"> sangat </w:t>
+      </w:r>
+      <w:proofErr w:type="spellStart"/>
+      <w:r>
+        <w:t>terjamin</w:t>
+      </w:r>
+      <w:proofErr w:type="spellEnd"/>
+      <w:r>
+        <w:t>.</w:t>
+      </w:r>
+    </w:p>
+    <w:p>
+      <w:pPr>
+        <w:pStyle w:val="Heading2"/>
+        <w:spacing w:beforeLines="120" w:before="288" w:afterLines="160" w:after="384" w:line="360" w:lineRule="auto"/>
+      </w:pPr>
+      <w:r>
+        <w:t xml:space="preserve">Cara </w:t>
+      </w:r>
+      <w:proofErr w:type="spellStart"/>
+      <w:r>
+        <w:t>Mengakses</w:t>
+      </w:r>
+      <w:proofErr w:type="spellEnd"/>
+      <w:r>
+        <w:t xml:space="preserve"> </w:t>
+      </w:r>
+      <w:proofErr w:type="spellStart"/>
+      <w:r>
+        <w:t>Aplikasi</w:t>
+      </w:r>
+      <w:proofErr w:type="spellEnd"/>
+    </w:p>
+    <w:p>
+      <w:pPr>
+        <w:spacing w:beforeLines="120" w:before="288" w:afterLines="160" w:after="384" w:line="360" w:lineRule="auto"/>
+        <w:ind w:left="576" w:firstLine="576"/>
+        <w:rPr>
+          <w:rFonts w:ascii="Times New Roman" w:hAnsi="Times New Roman" w:cs="Times New Roman"/>
+        </w:rPr>
+      </w:pPr>
+      <w:proofErr w:type="spellStart"/>
+      <w:r>
+        <w:rPr>
+          <w:rFonts w:ascii="Times New Roman" w:hAnsi="Times New Roman" w:cs="Times New Roman"/>
+        </w:rPr>
+        <w:t>Mengingat</w:t>
+      </w:r>
+      <w:proofErr w:type="spellEnd"/>
+      <w:r>
+        <w:rPr>
+          <w:rFonts w:ascii="Times New Roman" w:hAnsi="Times New Roman" w:cs="Times New Roman"/>
+        </w:rPr>
+        <w:t xml:space="preserve"> </w:t>
+      </w:r>
+      <w:proofErr w:type="spellStart"/>
+      <w:r>
+        <w:rPr>
+          <w:rFonts w:ascii="Times New Roman" w:hAnsi="Times New Roman" w:cs="Times New Roman"/>
+        </w:rPr>
+        <w:t>aplikasi</w:t>
+      </w:r>
+      <w:proofErr w:type="spellEnd"/>
+      <w:r>
+        <w:rPr>
+          <w:rFonts w:ascii="Times New Roman" w:hAnsi="Times New Roman" w:cs="Times New Roman"/>
+        </w:rPr>
+        <w:t xml:space="preserve"> ini </w:t>
+      </w:r>
+      <w:proofErr w:type="spellStart"/>
+      <w:r>
+        <w:rPr>
+          <w:rFonts w:ascii="Times New Roman" w:hAnsi="Times New Roman" w:cs="Times New Roman"/>
+        </w:rPr>
+        <w:t>murni</w:t>
+      </w:r>
+      <w:proofErr w:type="spellEnd"/>
+      <w:r>
+        <w:rPr>
+          <w:rFonts w:ascii="Times New Roman" w:hAnsi="Times New Roman" w:cs="Times New Roman"/>
+        </w:rPr>
+        <w:t xml:space="preserve"> </w:t>
+      </w:r>
+      <w:proofErr w:type="spellStart"/>
+      <w:r>
+        <w:rPr>
+          <w:rFonts w:ascii="Times New Roman" w:hAnsi="Times New Roman" w:cs="Times New Roman"/>
+        </w:rPr>
+        <w:t>dibangun</w:t>
+      </w:r>
+      <w:proofErr w:type="spellEnd"/>
+      <w:r>
+        <w:rPr>
+          <w:rFonts w:ascii="Times New Roman" w:hAnsi="Times New Roman" w:cs="Times New Roman"/>
+        </w:rPr>
+        <w:t xml:space="preserve"> </w:t>
+      </w:r>
+      <w:proofErr w:type="spellStart"/>
+      <w:r>
+        <w:rPr>
+          <w:rFonts w:ascii="Times New Roman" w:hAnsi="Times New Roman" w:cs="Times New Roman"/>
+        </w:rPr>
+        <w:t>menggunakan</w:t>
+      </w:r>
+      <w:proofErr w:type="spellEnd"/>
+      <w:r>
+        <w:rPr>
+          <w:rFonts w:ascii="Times New Roman" w:hAnsi="Times New Roman" w:cs="Times New Roman"/>
+        </w:rPr>
+        <w:t xml:space="preserve"> HTML, CSS, dan JavaScript (</w:t>
+      </w:r>
+      <w:r>
+        <w:rPr>
+          <w:rFonts w:ascii="Times New Roman" w:hAnsi="Times New Roman" w:cs="Times New Roman"/>
+          <w:i/>
+          <w:iCs/>
+        </w:rPr>
+        <w:t>client-side</w:t>
+      </w:r>
+      <w:r>
+        <w:rPr>
+          <w:rFonts w:ascii="Times New Roman" w:hAnsi="Times New Roman" w:cs="Times New Roman"/>
+        </w:rPr>
+        <w:t xml:space="preserve">), </w:t>
+      </w:r>
+      <w:proofErr w:type="spellStart"/>
+      <w:r>
+        <w:rPr>
+          <w:rFonts w:ascii="Times New Roman" w:hAnsi="Times New Roman" w:cs="Times New Roman"/>
+        </w:rPr>
+        <w:t>pengguna</w:t>
+      </w:r>
+      <w:proofErr w:type="spellEnd"/>
+      <w:r>
+        <w:rPr>
+          <w:rFonts w:ascii="Times New Roman" w:hAnsi="Times New Roman" w:cs="Times New Roman"/>
+        </w:rPr>
+        <w:t xml:space="preserve"> </w:t>
+      </w:r>
+      <w:proofErr w:type="spellStart"/>
+      <w:r>
+        <w:rPr>
+          <w:rFonts w:ascii="Times New Roman" w:hAnsi="Times New Roman" w:cs="Times New Roman"/>
+        </w:rPr>
+        <w:t>tidak</w:t>
+      </w:r>
+      <w:proofErr w:type="spellEnd"/>
+      <w:r>
+        <w:rPr>
+          <w:rFonts w:ascii="Times New Roman" w:hAnsi="Times New Roman" w:cs="Times New Roman"/>
+        </w:rPr>
+        <w:t xml:space="preserve"> </w:t>
+      </w:r>
+      <w:proofErr w:type="spellStart"/>
+      <w:r>
+        <w:rPr>
+          <w:rFonts w:ascii="Times New Roman" w:hAnsi="Times New Roman" w:cs="Times New Roman"/>
+        </w:rPr>
+        <w:t>perlu</w:t>
+      </w:r>
+      <w:proofErr w:type="spellEnd"/>
+      <w:r>
+        <w:rPr>
+          <w:rFonts w:ascii="Times New Roman" w:hAnsi="Times New Roman" w:cs="Times New Roman"/>
+        </w:rPr>
+        <w:t xml:space="preserve"> </w:t>
+      </w:r>
+      <w:proofErr w:type="spellStart"/>
+      <w:r>
+        <w:rPr>
+          <w:rFonts w:ascii="Times New Roman" w:hAnsi="Times New Roman" w:cs="Times New Roman"/>
+        </w:rPr>
+        <w:t>melakukan</w:t>
+      </w:r>
+      <w:proofErr w:type="spellEnd"/>
+      <w:r>
+        <w:rPr>
+          <w:rFonts w:ascii="Times New Roman" w:hAnsi="Times New Roman" w:cs="Times New Roman"/>
+        </w:rPr>
+        <w:t xml:space="preserve"> </w:t>
+      </w:r>
+      <w:proofErr w:type="spellStart"/>
+      <w:r>
+        <w:rPr>
+          <w:rFonts w:ascii="Times New Roman" w:hAnsi="Times New Roman" w:cs="Times New Roman"/>
+        </w:rPr>
+        <w:t>instalasi</w:t>
+      </w:r>
+      <w:proofErr w:type="spellEnd"/>
+      <w:r>
+        <w:rPr>
+          <w:rFonts w:ascii="Times New Roman" w:hAnsi="Times New Roman" w:cs="Times New Roman"/>
+        </w:rPr>
+        <w:t xml:space="preserve"> </w:t>
+      </w:r>
+      <w:r>
+        <w:rPr>
+          <w:rFonts w:ascii="Times New Roman" w:hAnsi="Times New Roman" w:cs="Times New Roman"/>
+          <w:i/>
+          <w:iCs/>
+        </w:rPr>
+        <w:t>software</w:t>
+      </w:r>
+      <w:r>
+        <w:rPr>
+          <w:rFonts w:ascii="Times New Roman" w:hAnsi="Times New Roman" w:cs="Times New Roman"/>
+        </w:rPr>
+        <w:t xml:space="preserve"> </w:t>
+      </w:r>
+      <w:proofErr w:type="spellStart"/>
+      <w:r>
+        <w:rPr>
+          <w:rFonts w:ascii="Times New Roman" w:hAnsi="Times New Roman" w:cs="Times New Roman"/>
+        </w:rPr>
+        <w:t>tambahan</w:t>
+      </w:r>
+      <w:proofErr w:type="spellEnd"/>
+      <w:r>
+        <w:rPr>
+          <w:rFonts w:ascii="Times New Roman" w:hAnsi="Times New Roman" w:cs="Times New Roman"/>
+        </w:rPr>
+        <w:t xml:space="preserve"> </w:t>
+      </w:r>
+      <w:proofErr w:type="spellStart"/>
+      <w:r>
+        <w:rPr>
+          <w:rFonts w:ascii="Times New Roman" w:hAnsi="Times New Roman" w:cs="Times New Roman"/>
+        </w:rPr>
+        <w:t>ataupun</w:t>
+      </w:r>
+      <w:proofErr w:type="spellEnd"/>
+      <w:r>
+        <w:rPr>
+          <w:rFonts w:ascii="Times New Roman" w:hAnsi="Times New Roman" w:cs="Times New Roman"/>
+        </w:rPr>
+        <w:t xml:space="preserve"> </w:t>
+      </w:r>
+      <w:r>
+        <w:rPr>
+          <w:rFonts w:ascii="Times New Roman" w:hAnsi="Times New Roman" w:cs="Times New Roman"/>
+          <w:i/>
+          <w:iCs/>
+        </w:rPr>
+        <w:t>setup server</w:t>
+      </w:r>
+      <w:r>
+        <w:rPr>
+          <w:rFonts w:ascii="Times New Roman" w:hAnsi="Times New Roman" w:cs="Times New Roman"/>
+        </w:rPr>
+        <w:t xml:space="preserve"> </w:t>
+      </w:r>
+      <w:proofErr w:type="spellStart"/>
+      <w:r>
+        <w:rPr>
+          <w:rFonts w:ascii="Times New Roman" w:hAnsi="Times New Roman" w:cs="Times New Roman"/>
+        </w:rPr>
+        <w:t>lokal</w:t>
+      </w:r>
+      <w:proofErr w:type="spellEnd"/>
+      <w:r>
+        <w:rPr>
+          <w:rFonts w:ascii="Times New Roman" w:hAnsi="Times New Roman" w:cs="Times New Roman"/>
+        </w:rPr>
+        <w:t xml:space="preserve"> </w:t>
+      </w:r>
+      <w:proofErr w:type="spellStart"/>
+      <w:r>
+        <w:rPr>
+          <w:rFonts w:ascii="Times New Roman" w:hAnsi="Times New Roman" w:cs="Times New Roman"/>
+        </w:rPr>
+        <w:t>seperti</w:t>
+      </w:r>
+      <w:proofErr w:type="spellEnd"/>
+      <w:r>
+        <w:rPr>
+          <w:rFonts w:ascii="Times New Roman" w:hAnsi="Times New Roman" w:cs="Times New Roman"/>
+        </w:rPr>
+        <w:t xml:space="preserve"> XAMPP </w:t>
+      </w:r>
+      <w:proofErr w:type="spellStart"/>
+      <w:r>
+        <w:rPr>
+          <w:rFonts w:ascii="Times New Roman" w:hAnsi="Times New Roman" w:cs="Times New Roman"/>
+        </w:rPr>
+        <w:t>untuk</w:t>
+      </w:r>
+      <w:proofErr w:type="spellEnd"/>
+      <w:r>
+        <w:rPr>
+          <w:rFonts w:ascii="Times New Roman" w:hAnsi="Times New Roman" w:cs="Times New Roman"/>
+        </w:rPr>
+        <w:t xml:space="preserve"> </w:t>
+      </w:r>
+      <w:proofErr w:type="spellStart"/>
+      <w:r>
+        <w:rPr>
+          <w:rFonts w:ascii="Times New Roman" w:hAnsi="Times New Roman" w:cs="Times New Roman"/>
+        </w:rPr>
+        <w:t>bisa</w:t>
+      </w:r>
+      <w:proofErr w:type="spellEnd"/>
+      <w:r>
+        <w:rPr>
+          <w:rFonts w:ascii="Times New Roman" w:hAnsi="Times New Roman" w:cs="Times New Roman"/>
+        </w:rPr>
+        <w:t xml:space="preserve"> </w:t>
+      </w:r>
+      <w:proofErr w:type="spellStart"/>
+      <w:r>
+        <w:rPr>
+          <w:rFonts w:ascii="Times New Roman" w:hAnsi="Times New Roman" w:cs="Times New Roman"/>
+        </w:rPr>
+        <w:t>menjalankannya</w:t>
+      </w:r>
+      <w:proofErr w:type="spellEnd"/>
+      <w:r>
+        <w:rPr>
+          <w:rFonts w:ascii="Times New Roman" w:hAnsi="Times New Roman" w:cs="Times New Roman"/>
+        </w:rPr>
+        <w:t>.</w:t>
+      </w:r>
+    </w:p>
+    <w:p>
+      <w:pPr>
+        <w:spacing w:beforeLines="120" w:before="288" w:afterLines="160" w:after="384" w:line="360" w:lineRule="auto"/>
         <w:ind w:left="576"/>
-      </w:pPr>
-    </w:p>
-    <w:p>
-      <w:pPr>
+        <w:rPr>
+          <w:rFonts w:ascii="Times New Roman" w:hAnsi="Times New Roman" w:cs="Times New Roman"/>
+        </w:rPr>
+      </w:pPr>
+      <w:proofErr w:type="spellStart"/>
+      <w:r>
+        <w:rPr>
+          <w:rFonts w:ascii="Times New Roman" w:hAnsi="Times New Roman" w:cs="Times New Roman"/>
+        </w:rPr>
+        <w:t>Aplikasi</w:t>
+      </w:r>
+      <w:proofErr w:type="spellEnd"/>
+      <w:r>
+        <w:rPr>
+          <w:rFonts w:ascii="Times New Roman" w:hAnsi="Times New Roman" w:cs="Times New Roman"/>
+        </w:rPr>
+        <w:t xml:space="preserve"> ini sangat </w:t>
+      </w:r>
+      <w:proofErr w:type="spellStart"/>
+      <w:r>
+        <w:rPr>
+          <w:rFonts w:ascii="Times New Roman" w:hAnsi="Times New Roman" w:cs="Times New Roman"/>
+        </w:rPr>
+        <w:t>praktis</w:t>
+      </w:r>
+      <w:proofErr w:type="spellEnd"/>
+      <w:r>
+        <w:rPr>
+          <w:rFonts w:ascii="Times New Roman" w:hAnsi="Times New Roman" w:cs="Times New Roman"/>
+        </w:rPr>
+        <w:t xml:space="preserve"> dan </w:t>
+      </w:r>
+      <w:proofErr w:type="spellStart"/>
+      <w:r>
+        <w:rPr>
+          <w:rFonts w:ascii="Times New Roman" w:hAnsi="Times New Roman" w:cs="Times New Roman"/>
+        </w:rPr>
+        <w:t>dapat</w:t>
+      </w:r>
+      <w:proofErr w:type="spellEnd"/>
+      <w:r>
+        <w:rPr>
+          <w:rFonts w:ascii="Times New Roman" w:hAnsi="Times New Roman" w:cs="Times New Roman"/>
+        </w:rPr>
+        <w:t xml:space="preserve"> </w:t>
+      </w:r>
+      <w:proofErr w:type="spellStart"/>
+      <w:r>
+        <w:rPr>
+          <w:rFonts w:ascii="Times New Roman" w:hAnsi="Times New Roman" w:cs="Times New Roman"/>
+        </w:rPr>
+        <w:t>langsung</w:t>
+      </w:r>
+      <w:proofErr w:type="spellEnd"/>
+      <w:r>
+        <w:rPr>
+          <w:rFonts w:ascii="Times New Roman" w:hAnsi="Times New Roman" w:cs="Times New Roman"/>
+        </w:rPr>
+        <w:t xml:space="preserve"> </w:t>
+      </w:r>
+      <w:proofErr w:type="spellStart"/>
+      <w:r>
+        <w:rPr>
+          <w:rFonts w:ascii="Times New Roman" w:hAnsi="Times New Roman" w:cs="Times New Roman"/>
+        </w:rPr>
+        <w:t>diuji</w:t>
+      </w:r>
+      <w:proofErr w:type="spellEnd"/>
+      <w:r>
+        <w:rPr>
+          <w:rFonts w:ascii="Times New Roman" w:hAnsi="Times New Roman" w:cs="Times New Roman"/>
+        </w:rPr>
+        <w:t xml:space="preserve"> </w:t>
+      </w:r>
+      <w:proofErr w:type="spellStart"/>
+      <w:r>
+        <w:rPr>
+          <w:rFonts w:ascii="Times New Roman" w:hAnsi="Times New Roman" w:cs="Times New Roman"/>
+        </w:rPr>
+        <w:t>coba</w:t>
+      </w:r>
+      <w:proofErr w:type="spellEnd"/>
+      <w:r>
+        <w:rPr>
+          <w:rFonts w:ascii="Times New Roman" w:hAnsi="Times New Roman" w:cs="Times New Roman"/>
+        </w:rPr>
+        <w:t xml:space="preserve"> </w:t>
+      </w:r>
+      <w:proofErr w:type="spellStart"/>
+      <w:r>
+        <w:rPr>
+          <w:rFonts w:ascii="Times New Roman" w:hAnsi="Times New Roman" w:cs="Times New Roman"/>
+        </w:rPr>
+        <w:t>secara</w:t>
+      </w:r>
+      <w:proofErr w:type="spellEnd"/>
+      <w:r>
+        <w:rPr>
+          <w:rFonts w:ascii="Times New Roman" w:hAnsi="Times New Roman" w:cs="Times New Roman"/>
+        </w:rPr>
+        <w:t xml:space="preserve"> </w:t>
+      </w:r>
+      <w:r>
+        <w:rPr>
+          <w:rFonts w:ascii="Times New Roman" w:hAnsi="Times New Roman" w:cs="Times New Roman"/>
+          <w:i/>
+          <w:iCs/>
+        </w:rPr>
+        <w:t>offline</w:t>
+      </w:r>
+      <w:r>
+        <w:rPr>
+          <w:rFonts w:ascii="Times New Roman" w:hAnsi="Times New Roman" w:cs="Times New Roman"/>
+        </w:rPr>
+        <w:t xml:space="preserve"> </w:t>
+      </w:r>
+      <w:proofErr w:type="spellStart"/>
+      <w:r>
+        <w:rPr>
+          <w:rFonts w:ascii="Times New Roman" w:hAnsi="Times New Roman" w:cs="Times New Roman"/>
+        </w:rPr>
+        <w:t>dengan</w:t>
+      </w:r>
+      <w:proofErr w:type="spellEnd"/>
+      <w:r>
+        <w:rPr>
+          <w:rFonts w:ascii="Times New Roman" w:hAnsi="Times New Roman" w:cs="Times New Roman"/>
+        </w:rPr>
+        <w:t xml:space="preserve"> </w:t>
+      </w:r>
+      <w:proofErr w:type="spellStart"/>
+      <w:r>
+        <w:rPr>
+          <w:rFonts w:ascii="Times New Roman" w:hAnsi="Times New Roman" w:cs="Times New Roman"/>
+        </w:rPr>
+        <w:t>langkah-langkah</w:t>
+      </w:r>
+      <w:proofErr w:type="spellEnd"/>
+      <w:r>
+        <w:rPr>
+          <w:rFonts w:ascii="Times New Roman" w:hAnsi="Times New Roman" w:cs="Times New Roman"/>
+        </w:rPr>
+        <w:t xml:space="preserve"> </w:t>
+      </w:r>
+      <w:proofErr w:type="spellStart"/>
+      <w:r>
+        <w:rPr>
+          <w:rFonts w:ascii="Times New Roman" w:hAnsi="Times New Roman" w:cs="Times New Roman"/>
+        </w:rPr>
+        <w:t>berikut</w:t>
+      </w:r>
+      <w:proofErr w:type="spellEnd"/>
+      <w:r>
+        <w:rPr>
+          <w:rFonts w:ascii="Times New Roman" w:hAnsi="Times New Roman" w:cs="Times New Roman"/>
+        </w:rPr>
+        <w:t>:</w:t>
+      </w:r>
+    </w:p>
+    <w:p>
+      <w:pPr>
+        <w:numPr>
+          <w:ilvl w:val="0"/>
+          <w:numId w:val="10"/>
+        </w:numPr>
+        <w:tabs>
+          <w:tab w:val="clear" w:pos="720"/>
+          <w:tab w:val="num" w:pos="1296"/>
+        </w:tabs>
+        <w:spacing w:beforeLines="120" w:before="288" w:afterLines="160" w:after="384" w:line="360" w:lineRule="auto"/>
+        <w:ind w:left="1296"/>
+        <w:rPr>
+          <w:rFonts w:ascii="Times New Roman" w:hAnsi="Times New Roman" w:cs="Times New Roman"/>
+        </w:rPr>
+      </w:pPr>
+      <w:proofErr w:type="spellStart"/>
+      <w:r>
+        <w:rPr>
+          <w:rFonts w:ascii="Times New Roman" w:hAnsi="Times New Roman" w:cs="Times New Roman"/>
+        </w:rPr>
+        <w:t>Ekstrak</w:t>
+      </w:r>
+      <w:proofErr w:type="spellEnd"/>
+      <w:r>
+        <w:rPr>
+          <w:rFonts w:ascii="Times New Roman" w:hAnsi="Times New Roman" w:cs="Times New Roman"/>
+        </w:rPr>
+        <w:t xml:space="preserve"> folder .zip </w:t>
+      </w:r>
+      <w:proofErr w:type="spellStart"/>
+      <w:r>
+        <w:rPr>
+          <w:rFonts w:ascii="Times New Roman" w:hAnsi="Times New Roman" w:cs="Times New Roman"/>
+        </w:rPr>
+        <w:t>tugas</w:t>
+      </w:r>
+      <w:proofErr w:type="spellEnd"/>
+      <w:r>
+        <w:rPr>
+          <w:rFonts w:ascii="Times New Roman" w:hAnsi="Times New Roman" w:cs="Times New Roman"/>
+        </w:rPr>
+        <w:t xml:space="preserve"> yang </w:t>
+      </w:r>
+      <w:proofErr w:type="spellStart"/>
+      <w:r>
+        <w:rPr>
+          <w:rFonts w:ascii="Times New Roman" w:hAnsi="Times New Roman" w:cs="Times New Roman"/>
+        </w:rPr>
+        <w:t>telah</w:t>
+      </w:r>
+      <w:proofErr w:type="spellEnd"/>
+      <w:r>
+        <w:rPr>
+          <w:rFonts w:ascii="Times New Roman" w:hAnsi="Times New Roman" w:cs="Times New Roman"/>
+        </w:rPr>
+        <w:t xml:space="preserve"> </w:t>
+      </w:r>
+      <w:proofErr w:type="spellStart"/>
+      <w:r>
+        <w:rPr>
+          <w:rFonts w:ascii="Times New Roman" w:hAnsi="Times New Roman" w:cs="Times New Roman"/>
+        </w:rPr>
+        <w:t>saya</w:t>
+      </w:r>
+      <w:proofErr w:type="spellEnd"/>
+      <w:r>
+        <w:rPr>
+          <w:rFonts w:ascii="Times New Roman" w:hAnsi="Times New Roman" w:cs="Times New Roman"/>
+        </w:rPr>
+        <w:t xml:space="preserve"> </w:t>
+      </w:r>
+      <w:proofErr w:type="spellStart"/>
+      <w:r>
+        <w:rPr>
+          <w:rFonts w:ascii="Times New Roman" w:hAnsi="Times New Roman" w:cs="Times New Roman"/>
+        </w:rPr>
+        <w:t>kumpulkan</w:t>
+      </w:r>
+      <w:proofErr w:type="spellEnd"/>
+      <w:r>
+        <w:rPr>
+          <w:rFonts w:ascii="Times New Roman" w:hAnsi="Times New Roman" w:cs="Times New Roman"/>
+        </w:rPr>
+        <w:t>.</w:t>
+      </w:r>
+    </w:p>
+    <w:p>
+      <w:pPr>
+        <w:numPr>
+          <w:ilvl w:val="0"/>
+          <w:numId w:val="10"/>
+        </w:numPr>
+        <w:tabs>
+          <w:tab w:val="clear" w:pos="720"/>
+          <w:tab w:val="num" w:pos="1296"/>
+        </w:tabs>
+        <w:spacing w:beforeLines="120" w:before="288" w:afterLines="160" w:after="384" w:line="360" w:lineRule="auto"/>
+        <w:ind w:left="1296"/>
+        <w:rPr>
+          <w:rFonts w:ascii="Times New Roman" w:hAnsi="Times New Roman" w:cs="Times New Roman"/>
+        </w:rPr>
+      </w:pPr>
+      <w:r>
+        <w:rPr>
+          <w:rFonts w:ascii="Times New Roman" w:hAnsi="Times New Roman" w:cs="Times New Roman"/>
+        </w:rPr>
+        <w:t xml:space="preserve">Buka folder </w:t>
+      </w:r>
+      <w:proofErr w:type="spellStart"/>
+      <w:r>
+        <w:rPr>
+          <w:rFonts w:ascii="Times New Roman" w:hAnsi="Times New Roman" w:cs="Times New Roman"/>
+        </w:rPr>
+        <w:t>tersebut</w:t>
+      </w:r>
+      <w:proofErr w:type="spellEnd"/>
+      <w:r>
+        <w:rPr>
+          <w:rFonts w:ascii="Times New Roman" w:hAnsi="Times New Roman" w:cs="Times New Roman"/>
+        </w:rPr>
+        <w:t xml:space="preserve">, </w:t>
+      </w:r>
+      <w:proofErr w:type="spellStart"/>
+      <w:r>
+        <w:rPr>
+          <w:rFonts w:ascii="Times New Roman" w:hAnsi="Times New Roman" w:cs="Times New Roman"/>
+        </w:rPr>
+        <w:t>lalu</w:t>
+      </w:r>
+      <w:proofErr w:type="spellEnd"/>
+      <w:r>
+        <w:rPr>
+          <w:rFonts w:ascii="Times New Roman" w:hAnsi="Times New Roman" w:cs="Times New Roman"/>
+        </w:rPr>
+        <w:t xml:space="preserve"> </w:t>
+      </w:r>
+      <w:proofErr w:type="spellStart"/>
+      <w:r>
+        <w:rPr>
+          <w:rFonts w:ascii="Times New Roman" w:hAnsi="Times New Roman" w:cs="Times New Roman"/>
+        </w:rPr>
+        <w:t>cari</w:t>
+      </w:r>
+      <w:proofErr w:type="spellEnd"/>
+      <w:r>
+        <w:rPr>
+          <w:rFonts w:ascii="Times New Roman" w:hAnsi="Times New Roman" w:cs="Times New Roman"/>
+        </w:rPr>
+        <w:t xml:space="preserve"> dan </w:t>
+      </w:r>
+      <w:r>
+        <w:rPr>
+          <w:rFonts w:ascii="Times New Roman" w:hAnsi="Times New Roman" w:cs="Times New Roman"/>
+          <w:i/>
+          <w:iCs/>
+        </w:rPr>
+        <w:t>double-click</w:t>
+      </w:r>
+      <w:r>
+        <w:rPr>
+          <w:rFonts w:ascii="Times New Roman" w:hAnsi="Times New Roman" w:cs="Times New Roman"/>
+        </w:rPr>
+        <w:t xml:space="preserve"> pada file </w:t>
+      </w:r>
+      <w:proofErr w:type="spellStart"/>
+      <w:r>
+        <w:rPr>
+          <w:rFonts w:ascii="Times New Roman" w:hAnsi="Times New Roman" w:cs="Times New Roman"/>
+        </w:rPr>
+        <w:t>bernama</w:t>
+      </w:r>
+      <w:proofErr w:type="spellEnd"/>
+      <w:r>
+        <w:rPr>
+          <w:rFonts w:ascii="Times New Roman" w:hAnsi="Times New Roman" w:cs="Times New Roman"/>
+        </w:rPr>
+        <w:t xml:space="preserve"> index.html.</w:t>
+      </w:r>
+    </w:p>
+    <w:p>
+      <w:pPr>
+        <w:numPr>
+          <w:ilvl w:val="0"/>
+          <w:numId w:val="10"/>
+        </w:numPr>
+        <w:tabs>
+          <w:tab w:val="clear" w:pos="720"/>
+          <w:tab w:val="num" w:pos="1296"/>
+        </w:tabs>
+        <w:spacing w:beforeLines="120" w:before="288" w:afterLines="160" w:after="384" w:line="360" w:lineRule="auto"/>
+        <w:ind w:left="1296"/>
+        <w:rPr>
+          <w:rFonts w:ascii="Times New Roman" w:hAnsi="Times New Roman" w:cs="Times New Roman"/>
+        </w:rPr>
+      </w:pPr>
+      <w:proofErr w:type="spellStart"/>
+      <w:r>
+        <w:rPr>
+          <w:rFonts w:ascii="Times New Roman" w:hAnsi="Times New Roman" w:cs="Times New Roman"/>
+        </w:rPr>
+        <w:t>Aplikasi</w:t>
+      </w:r>
+      <w:proofErr w:type="spellEnd"/>
+      <w:r>
+        <w:rPr>
+          <w:rFonts w:ascii="Times New Roman" w:hAnsi="Times New Roman" w:cs="Times New Roman"/>
+        </w:rPr>
+        <w:t xml:space="preserve"> </w:t>
+      </w:r>
+      <w:proofErr w:type="spellStart"/>
+      <w:r>
+        <w:rPr>
+          <w:rFonts w:ascii="Times New Roman" w:hAnsi="Times New Roman" w:cs="Times New Roman"/>
+        </w:rPr>
+        <w:t>akan</w:t>
+      </w:r>
+      <w:proofErr w:type="spellEnd"/>
+      <w:r>
+        <w:rPr>
+          <w:rFonts w:ascii="Times New Roman" w:hAnsi="Times New Roman" w:cs="Times New Roman"/>
+        </w:rPr>
+        <w:t xml:space="preserve"> </w:t>
+      </w:r>
+      <w:proofErr w:type="spellStart"/>
+      <w:r>
+        <w:rPr>
+          <w:rFonts w:ascii="Times New Roman" w:hAnsi="Times New Roman" w:cs="Times New Roman"/>
+        </w:rPr>
+        <w:t>langsung</w:t>
+      </w:r>
+      <w:proofErr w:type="spellEnd"/>
+      <w:r>
+        <w:rPr>
+          <w:rFonts w:ascii="Times New Roman" w:hAnsi="Times New Roman" w:cs="Times New Roman"/>
+        </w:rPr>
+        <w:t xml:space="preserve"> </w:t>
+      </w:r>
+      <w:proofErr w:type="spellStart"/>
+      <w:r>
+        <w:rPr>
+          <w:rFonts w:ascii="Times New Roman" w:hAnsi="Times New Roman" w:cs="Times New Roman"/>
+        </w:rPr>
+        <w:t>berjalan</w:t>
+      </w:r>
+      <w:proofErr w:type="spellEnd"/>
+      <w:r>
+        <w:rPr>
+          <w:rFonts w:ascii="Times New Roman" w:hAnsi="Times New Roman" w:cs="Times New Roman"/>
+        </w:rPr>
+        <w:t xml:space="preserve"> </w:t>
+      </w:r>
+      <w:proofErr w:type="spellStart"/>
+      <w:r>
+        <w:rPr>
+          <w:rFonts w:ascii="Times New Roman" w:hAnsi="Times New Roman" w:cs="Times New Roman"/>
+        </w:rPr>
+        <w:t>secara</w:t>
+      </w:r>
+      <w:proofErr w:type="spellEnd"/>
+      <w:r>
+        <w:rPr>
+          <w:rFonts w:ascii="Times New Roman" w:hAnsi="Times New Roman" w:cs="Times New Roman"/>
+        </w:rPr>
+        <w:t xml:space="preserve"> </w:t>
+      </w:r>
+      <w:proofErr w:type="spellStart"/>
+      <w:r>
+        <w:rPr>
+          <w:rFonts w:ascii="Times New Roman" w:hAnsi="Times New Roman" w:cs="Times New Roman"/>
+        </w:rPr>
+        <w:t>otomatis</w:t>
+      </w:r>
+      <w:proofErr w:type="spellEnd"/>
+      <w:r>
+        <w:rPr>
+          <w:rFonts w:ascii="Times New Roman" w:hAnsi="Times New Roman" w:cs="Times New Roman"/>
+        </w:rPr>
+        <w:t xml:space="preserve"> di </w:t>
+      </w:r>
+      <w:r>
+        <w:rPr>
+          <w:rFonts w:ascii="Times New Roman" w:hAnsi="Times New Roman" w:cs="Times New Roman"/>
+          <w:i/>
+          <w:iCs/>
+        </w:rPr>
+        <w:t>web browser</w:t>
+      </w:r>
+      <w:r>
+        <w:rPr>
+          <w:rFonts w:ascii="Times New Roman" w:hAnsi="Times New Roman" w:cs="Times New Roman"/>
+        </w:rPr>
+        <w:t xml:space="preserve">, </w:t>
+      </w:r>
+      <w:r>
+        <w:rPr>
+          <w:rFonts w:ascii="Times New Roman" w:hAnsi="Times New Roman" w:cs="Times New Roman"/>
+        </w:rPr>
+        <w:t xml:space="preserve">sangat </w:t>
+      </w:r>
+      <w:proofErr w:type="spellStart"/>
+      <w:r>
+        <w:rPr>
+          <w:rFonts w:ascii="Times New Roman" w:hAnsi="Times New Roman" w:cs="Times New Roman"/>
+        </w:rPr>
+        <w:t>disarankan</w:t>
+      </w:r>
+      <w:proofErr w:type="spellEnd"/>
+      <w:r>
+        <w:rPr>
+          <w:rFonts w:ascii="Times New Roman" w:hAnsi="Times New Roman" w:cs="Times New Roman"/>
+        </w:rPr>
+        <w:t xml:space="preserve"> </w:t>
+      </w:r>
+      <w:proofErr w:type="spellStart"/>
+      <w:r>
+        <w:rPr>
+          <w:rFonts w:ascii="Times New Roman" w:hAnsi="Times New Roman" w:cs="Times New Roman"/>
+        </w:rPr>
+        <w:t>menggunakan</w:t>
+      </w:r>
+      <w:proofErr w:type="spellEnd"/>
+      <w:r>
+        <w:rPr>
+          <w:rFonts w:ascii="Times New Roman" w:hAnsi="Times New Roman" w:cs="Times New Roman"/>
+        </w:rPr>
+        <w:t xml:space="preserve"> Google Chrome, Microsoft Edge, </w:t>
+      </w:r>
+      <w:proofErr w:type="spellStart"/>
+      <w:r>
+        <w:rPr>
+          <w:rFonts w:ascii="Times New Roman" w:hAnsi="Times New Roman" w:cs="Times New Roman"/>
+        </w:rPr>
+        <w:t>atau</w:t>
+      </w:r>
+      <w:proofErr w:type="spellEnd"/>
+      <w:r>
+        <w:rPr>
+          <w:rFonts w:ascii="Times New Roman" w:hAnsi="Times New Roman" w:cs="Times New Roman"/>
+        </w:rPr>
+        <w:t xml:space="preserve"> Mozilla Firefox </w:t>
+      </w:r>
+      <w:proofErr w:type="spellStart"/>
+      <w:r>
+        <w:rPr>
+          <w:rFonts w:ascii="Times New Roman" w:hAnsi="Times New Roman" w:cs="Times New Roman"/>
+        </w:rPr>
+        <w:t>versi</w:t>
+      </w:r>
+      <w:proofErr w:type="spellEnd"/>
+      <w:r>
+        <w:rPr>
+          <w:rFonts w:ascii="Times New Roman" w:hAnsi="Times New Roman" w:cs="Times New Roman"/>
+        </w:rPr>
+        <w:t xml:space="preserve"> </w:t>
+      </w:r>
+      <w:proofErr w:type="spellStart"/>
+      <w:r>
+        <w:rPr>
+          <w:rFonts w:ascii="Times New Roman" w:hAnsi="Times New Roman" w:cs="Times New Roman"/>
+        </w:rPr>
+        <w:t>terbaru</w:t>
+      </w:r>
+      <w:proofErr w:type="spellEnd"/>
+      <w:r>
+        <w:rPr>
+          <w:rFonts w:ascii="Times New Roman" w:hAnsi="Times New Roman" w:cs="Times New Roman"/>
+        </w:rPr>
+        <w:t>.</w:t>
+      </w:r>
+    </w:p>
+    <w:p>
+      <w:pPr>
+        <w:pStyle w:val="Heading2"/>
+        <w:spacing w:beforeLines="120" w:before="288" w:afterLines="160" w:after="384" w:line="360" w:lineRule="auto"/>
+      </w:pPr>
+      <w:proofErr w:type="spellStart"/>
+      <w:r>
+        <w:lastRenderedPageBreak/>
+        <w:t>Aturan</w:t>
+      </w:r>
+      <w:proofErr w:type="spellEnd"/>
+      <w:r>
+        <w:t xml:space="preserve"> Project</w:t>
+      </w:r>
+    </w:p>
+    <w:p>
+      <w:pPr>
+        <w:spacing w:beforeLines="120" w:before="288" w:afterLines="160" w:after="384" w:line="360" w:lineRule="auto"/>
         <w:ind w:left="576"/>
-      </w:pPr>
-    </w:p>
-    <w:p>
-      <w:pPr>
+        <w:rPr>
+          <w:rFonts w:ascii="Times New Roman" w:hAnsi="Times New Roman" w:cs="Times New Roman"/>
+        </w:rPr>
+      </w:pPr>
+      <w:proofErr w:type="spellStart"/>
+      <w:r>
+        <w:rPr>
+          <w:rFonts w:ascii="Times New Roman" w:hAnsi="Times New Roman" w:cs="Times New Roman"/>
+        </w:rPr>
+        <w:t>Terdapat</w:t>
+      </w:r>
+      <w:proofErr w:type="spellEnd"/>
+      <w:r>
+        <w:rPr>
+          <w:rFonts w:ascii="Times New Roman" w:hAnsi="Times New Roman" w:cs="Times New Roman"/>
+        </w:rPr>
+        <w:t xml:space="preserve"> </w:t>
+      </w:r>
+      <w:proofErr w:type="spellStart"/>
+      <w:r>
+        <w:rPr>
+          <w:rFonts w:ascii="Times New Roman" w:hAnsi="Times New Roman" w:cs="Times New Roman"/>
+        </w:rPr>
+        <w:t>beberapa</w:t>
+      </w:r>
+      <w:proofErr w:type="spellEnd"/>
+      <w:r>
+        <w:rPr>
+          <w:rFonts w:ascii="Times New Roman" w:hAnsi="Times New Roman" w:cs="Times New Roman"/>
+        </w:rPr>
+        <w:t xml:space="preserve"> </w:t>
+      </w:r>
+      <w:proofErr w:type="spellStart"/>
+      <w:r>
+        <w:rPr>
+          <w:rFonts w:ascii="Times New Roman" w:hAnsi="Times New Roman" w:cs="Times New Roman"/>
+        </w:rPr>
+        <w:t>aturan</w:t>
+      </w:r>
+      <w:proofErr w:type="spellEnd"/>
+      <w:r>
+        <w:rPr>
+          <w:rFonts w:ascii="Times New Roman" w:hAnsi="Times New Roman" w:cs="Times New Roman"/>
+        </w:rPr>
+        <w:t xml:space="preserve"> yang </w:t>
+      </w:r>
+      <w:proofErr w:type="spellStart"/>
+      <w:r>
+        <w:rPr>
+          <w:rFonts w:ascii="Times New Roman" w:hAnsi="Times New Roman" w:cs="Times New Roman"/>
+        </w:rPr>
+        <w:t>ditetapkan</w:t>
+      </w:r>
+      <w:proofErr w:type="spellEnd"/>
+      <w:r>
+        <w:rPr>
+          <w:rFonts w:ascii="Times New Roman" w:hAnsi="Times New Roman" w:cs="Times New Roman"/>
+        </w:rPr>
+        <w:t xml:space="preserve"> pada </w:t>
+      </w:r>
+      <w:proofErr w:type="spellStart"/>
+      <w:r>
+        <w:rPr>
+          <w:rFonts w:ascii="Times New Roman" w:hAnsi="Times New Roman" w:cs="Times New Roman"/>
+        </w:rPr>
+        <w:t>projek</w:t>
+      </w:r>
+      <w:proofErr w:type="spellEnd"/>
+      <w:r>
+        <w:rPr>
+          <w:rFonts w:ascii="Times New Roman" w:hAnsi="Times New Roman" w:cs="Times New Roman"/>
+        </w:rPr>
+        <w:t xml:space="preserve"> ini, </w:t>
+      </w:r>
+      <w:proofErr w:type="spellStart"/>
+      <w:r>
+        <w:rPr>
+          <w:rFonts w:ascii="Times New Roman" w:hAnsi="Times New Roman" w:cs="Times New Roman"/>
+        </w:rPr>
+        <w:t>yaitu</w:t>
+      </w:r>
+      <w:proofErr w:type="spellEnd"/>
+      <w:r>
+        <w:rPr>
+          <w:rFonts w:ascii="Times New Roman" w:hAnsi="Times New Roman" w:cs="Times New Roman"/>
+        </w:rPr>
+        <w:t>:</w:t>
+      </w:r>
+    </w:p>
+    <w:p>
+      <w:pPr>
+        <w:pStyle w:val="ListParagraph"/>
+        <w:numPr>
+          <w:ilvl w:val="1"/>
+          <w:numId w:val="10"/>
+        </w:numPr>
+        <w:spacing w:beforeLines="120" w:before="288" w:afterLines="160" w:after="384" w:line="360" w:lineRule="auto"/>
+        <w:jc w:val="both"/>
+        <w:rPr>
+          <w:rFonts w:ascii="Times New Roman" w:hAnsi="Times New Roman" w:cs="Times New Roman"/>
+        </w:rPr>
+      </w:pPr>
+      <w:r>
+        <w:rPr>
+          <w:rFonts w:ascii="Times New Roman" w:hAnsi="Times New Roman" w:cs="Times New Roman"/>
+          <w:b/>
+          <w:bCs/>
+        </w:rPr>
+        <w:t xml:space="preserve">Tidak </w:t>
+      </w:r>
+      <w:proofErr w:type="spellStart"/>
+      <w:r>
+        <w:rPr>
+          <w:rFonts w:ascii="Times New Roman" w:hAnsi="Times New Roman" w:cs="Times New Roman"/>
+          <w:b/>
+          <w:bCs/>
+        </w:rPr>
+        <w:t>menggunakan</w:t>
+      </w:r>
+      <w:proofErr w:type="spellEnd"/>
+      <w:r>
+        <w:rPr>
+          <w:rFonts w:ascii="Times New Roman" w:hAnsi="Times New Roman" w:cs="Times New Roman"/>
+          <w:b/>
+          <w:bCs/>
+        </w:rPr>
+        <w:t xml:space="preserve"> library yang </w:t>
+      </w:r>
+      <w:proofErr w:type="spellStart"/>
+      <w:r>
+        <w:rPr>
+          <w:rFonts w:ascii="Times New Roman" w:hAnsi="Times New Roman" w:cs="Times New Roman"/>
+          <w:b/>
+          <w:bCs/>
+        </w:rPr>
+        <w:t>sudah</w:t>
+      </w:r>
+      <w:proofErr w:type="spellEnd"/>
+      <w:r>
+        <w:rPr>
+          <w:rFonts w:ascii="Times New Roman" w:hAnsi="Times New Roman" w:cs="Times New Roman"/>
+          <w:b/>
+          <w:bCs/>
+        </w:rPr>
+        <w:t xml:space="preserve"> </w:t>
+      </w:r>
+      <w:proofErr w:type="spellStart"/>
+      <w:r>
+        <w:rPr>
+          <w:rFonts w:ascii="Times New Roman" w:hAnsi="Times New Roman" w:cs="Times New Roman"/>
+          <w:b/>
+          <w:bCs/>
+        </w:rPr>
+        <w:t>ada</w:t>
+      </w:r>
+      <w:proofErr w:type="spellEnd"/>
+      <w:r>
+        <w:rPr>
+          <w:rFonts w:ascii="Times New Roman" w:hAnsi="Times New Roman" w:cs="Times New Roman"/>
+          <w:b/>
+          <w:bCs/>
+        </w:rPr>
+        <w:t>:</w:t>
+      </w:r>
+      <w:r>
+        <w:rPr>
+          <w:rFonts w:ascii="Times New Roman" w:hAnsi="Times New Roman" w:cs="Times New Roman"/>
+        </w:rPr>
+        <w:t xml:space="preserve"> </w:t>
+      </w:r>
+      <w:proofErr w:type="spellStart"/>
+      <w:r>
+        <w:rPr>
+          <w:rFonts w:ascii="Times New Roman" w:hAnsi="Times New Roman" w:cs="Times New Roman"/>
+        </w:rPr>
+        <w:t>Seluruh</w:t>
+      </w:r>
+      <w:proofErr w:type="spellEnd"/>
+      <w:r>
+        <w:rPr>
+          <w:rFonts w:ascii="Times New Roman" w:hAnsi="Times New Roman" w:cs="Times New Roman"/>
+        </w:rPr>
+        <w:t xml:space="preserve"> baris </w:t>
+      </w:r>
+      <w:proofErr w:type="spellStart"/>
+      <w:r>
+        <w:rPr>
+          <w:rFonts w:ascii="Times New Roman" w:hAnsi="Times New Roman" w:cs="Times New Roman"/>
+        </w:rPr>
+        <w:t>kode</w:t>
+      </w:r>
+      <w:proofErr w:type="spellEnd"/>
+      <w:r>
+        <w:rPr>
+          <w:rFonts w:ascii="Times New Roman" w:hAnsi="Times New Roman" w:cs="Times New Roman"/>
+        </w:rPr>
+        <w:t xml:space="preserve"> </w:t>
+      </w:r>
+      <w:proofErr w:type="spellStart"/>
+      <w:r>
+        <w:rPr>
+          <w:rFonts w:ascii="Times New Roman" w:hAnsi="Times New Roman" w:cs="Times New Roman"/>
+        </w:rPr>
+        <w:t>logika</w:t>
+      </w:r>
+      <w:proofErr w:type="spellEnd"/>
+      <w:r>
+        <w:rPr>
+          <w:rFonts w:ascii="Times New Roman" w:hAnsi="Times New Roman" w:cs="Times New Roman"/>
+        </w:rPr>
+        <w:t xml:space="preserve"> </w:t>
+      </w:r>
+      <w:proofErr w:type="spellStart"/>
+      <w:r>
+        <w:rPr>
+          <w:rFonts w:ascii="Times New Roman" w:hAnsi="Times New Roman" w:cs="Times New Roman"/>
+        </w:rPr>
+        <w:t>kriptografi</w:t>
+      </w:r>
+      <w:proofErr w:type="spellEnd"/>
+      <w:r>
+        <w:rPr>
+          <w:rFonts w:ascii="Times New Roman" w:hAnsi="Times New Roman" w:cs="Times New Roman"/>
+        </w:rPr>
+        <w:t xml:space="preserve"> pada </w:t>
+      </w:r>
+      <w:proofErr w:type="spellStart"/>
+      <w:r>
+        <w:rPr>
+          <w:rFonts w:ascii="Times New Roman" w:hAnsi="Times New Roman" w:cs="Times New Roman"/>
+        </w:rPr>
+        <w:t>aplikasi</w:t>
+      </w:r>
+      <w:proofErr w:type="spellEnd"/>
+      <w:r>
+        <w:rPr>
+          <w:rFonts w:ascii="Times New Roman" w:hAnsi="Times New Roman" w:cs="Times New Roman"/>
+        </w:rPr>
+        <w:t xml:space="preserve"> ini </w:t>
+      </w:r>
+      <w:proofErr w:type="spellStart"/>
+      <w:r>
+        <w:rPr>
+          <w:rFonts w:ascii="Times New Roman" w:hAnsi="Times New Roman" w:cs="Times New Roman"/>
+        </w:rPr>
+        <w:t>saya</w:t>
+      </w:r>
+      <w:proofErr w:type="spellEnd"/>
+      <w:r>
+        <w:rPr>
+          <w:rFonts w:ascii="Times New Roman" w:hAnsi="Times New Roman" w:cs="Times New Roman"/>
+        </w:rPr>
+        <w:t xml:space="preserve"> </w:t>
+      </w:r>
+      <w:proofErr w:type="spellStart"/>
+      <w:r>
+        <w:rPr>
+          <w:rFonts w:ascii="Times New Roman" w:hAnsi="Times New Roman" w:cs="Times New Roman"/>
+        </w:rPr>
+        <w:t>ketik</w:t>
+      </w:r>
+      <w:proofErr w:type="spellEnd"/>
+      <w:r>
+        <w:rPr>
+          <w:rFonts w:ascii="Times New Roman" w:hAnsi="Times New Roman" w:cs="Times New Roman"/>
+        </w:rPr>
+        <w:t xml:space="preserve"> dan </w:t>
+      </w:r>
+      <w:proofErr w:type="spellStart"/>
+      <w:r>
+        <w:rPr>
+          <w:rFonts w:ascii="Times New Roman" w:hAnsi="Times New Roman" w:cs="Times New Roman"/>
+        </w:rPr>
+        <w:t>bangun</w:t>
+      </w:r>
+      <w:proofErr w:type="spellEnd"/>
+      <w:r>
+        <w:rPr>
+          <w:rFonts w:ascii="Times New Roman" w:hAnsi="Times New Roman" w:cs="Times New Roman"/>
+        </w:rPr>
+        <w:t xml:space="preserve"> </w:t>
+      </w:r>
+      <w:proofErr w:type="spellStart"/>
+      <w:r>
+        <w:rPr>
+          <w:rFonts w:ascii="Times New Roman" w:hAnsi="Times New Roman" w:cs="Times New Roman"/>
+        </w:rPr>
+        <w:t>tanpa</w:t>
+      </w:r>
+      <w:proofErr w:type="spellEnd"/>
+      <w:r>
+        <w:rPr>
+          <w:rFonts w:ascii="Times New Roman" w:hAnsi="Times New Roman" w:cs="Times New Roman"/>
+        </w:rPr>
+        <w:t xml:space="preserve"> </w:t>
+      </w:r>
+      <w:proofErr w:type="spellStart"/>
+      <w:r>
+        <w:rPr>
+          <w:rFonts w:ascii="Times New Roman" w:hAnsi="Times New Roman" w:cs="Times New Roman"/>
+        </w:rPr>
+        <w:t>memakai</w:t>
+      </w:r>
+      <w:proofErr w:type="spellEnd"/>
+      <w:r>
+        <w:rPr>
+          <w:rFonts w:ascii="Times New Roman" w:hAnsi="Times New Roman" w:cs="Times New Roman"/>
+        </w:rPr>
+        <w:t xml:space="preserve"> </w:t>
+      </w:r>
+      <w:r>
+        <w:rPr>
+          <w:rFonts w:ascii="Times New Roman" w:hAnsi="Times New Roman" w:cs="Times New Roman"/>
+          <w:i/>
+          <w:iCs/>
+        </w:rPr>
+        <w:t>library</w:t>
+      </w:r>
+      <w:r>
+        <w:rPr>
+          <w:rFonts w:ascii="Times New Roman" w:hAnsi="Times New Roman" w:cs="Times New Roman"/>
+        </w:rPr>
+        <w:t xml:space="preserve"> </w:t>
+      </w:r>
+      <w:proofErr w:type="spellStart"/>
+      <w:r>
+        <w:rPr>
+          <w:rFonts w:ascii="Times New Roman" w:hAnsi="Times New Roman" w:cs="Times New Roman"/>
+        </w:rPr>
+        <w:t>eksternal</w:t>
+      </w:r>
+      <w:proofErr w:type="spellEnd"/>
+      <w:r>
+        <w:rPr>
+          <w:rFonts w:ascii="Times New Roman" w:hAnsi="Times New Roman" w:cs="Times New Roman"/>
+        </w:rPr>
+        <w:t xml:space="preserve"> </w:t>
+      </w:r>
+      <w:proofErr w:type="spellStart"/>
+      <w:r>
+        <w:rPr>
+          <w:rFonts w:ascii="Times New Roman" w:hAnsi="Times New Roman" w:cs="Times New Roman"/>
+        </w:rPr>
+        <w:t>seperti</w:t>
+      </w:r>
+      <w:proofErr w:type="spellEnd"/>
+      <w:r>
+        <w:rPr>
+          <w:rFonts w:ascii="Times New Roman" w:hAnsi="Times New Roman" w:cs="Times New Roman"/>
+        </w:rPr>
+        <w:t xml:space="preserve"> </w:t>
+      </w:r>
+      <w:proofErr w:type="spellStart"/>
+      <w:r>
+        <w:rPr>
+          <w:rFonts w:ascii="Times New Roman" w:hAnsi="Times New Roman" w:cs="Times New Roman"/>
+        </w:rPr>
+        <w:t>CryptoJS</w:t>
+      </w:r>
+      <w:proofErr w:type="spellEnd"/>
+      <w:r>
+        <w:rPr>
+          <w:rFonts w:ascii="Times New Roman" w:hAnsi="Times New Roman" w:cs="Times New Roman"/>
+        </w:rPr>
+        <w:t>.</w:t>
+      </w:r>
+    </w:p>
+    <w:p>
+      <w:pPr>
+        <w:pStyle w:val="ListParagraph"/>
+        <w:numPr>
+          <w:ilvl w:val="1"/>
+          <w:numId w:val="10"/>
+        </w:numPr>
+        <w:spacing w:beforeLines="120" w:before="288" w:afterLines="160" w:after="384" w:line="360" w:lineRule="auto"/>
+        <w:jc w:val="both"/>
+        <w:rPr>
+          <w:rFonts w:ascii="Times New Roman" w:hAnsi="Times New Roman" w:cs="Times New Roman"/>
+        </w:rPr>
+      </w:pPr>
+      <w:r>
+        <w:rPr>
+          <w:rFonts w:ascii="Times New Roman" w:hAnsi="Times New Roman" w:cs="Times New Roman"/>
+          <w:b/>
+          <w:bCs/>
+        </w:rPr>
+        <w:t xml:space="preserve">Platform </w:t>
+      </w:r>
+      <w:proofErr w:type="spellStart"/>
+      <w:r>
+        <w:rPr>
+          <w:rFonts w:ascii="Times New Roman" w:hAnsi="Times New Roman" w:cs="Times New Roman"/>
+          <w:b/>
+          <w:bCs/>
+        </w:rPr>
+        <w:t>aplikasi</w:t>
+      </w:r>
+      <w:proofErr w:type="spellEnd"/>
+      <w:r>
+        <w:rPr>
+          <w:rFonts w:ascii="Times New Roman" w:hAnsi="Times New Roman" w:cs="Times New Roman"/>
+          <w:b/>
+          <w:bCs/>
+        </w:rPr>
+        <w:t>:</w:t>
+      </w:r>
+      <w:r>
+        <w:rPr>
+          <w:rFonts w:ascii="Times New Roman" w:hAnsi="Times New Roman" w:cs="Times New Roman"/>
+        </w:rPr>
+        <w:t xml:space="preserve"> Saya </w:t>
+      </w:r>
+      <w:proofErr w:type="spellStart"/>
+      <w:r>
+        <w:rPr>
+          <w:rFonts w:ascii="Times New Roman" w:hAnsi="Times New Roman" w:cs="Times New Roman"/>
+        </w:rPr>
+        <w:t>memilih</w:t>
+      </w:r>
+      <w:proofErr w:type="spellEnd"/>
+      <w:r>
+        <w:rPr>
+          <w:rFonts w:ascii="Times New Roman" w:hAnsi="Times New Roman" w:cs="Times New Roman"/>
+        </w:rPr>
+        <w:t xml:space="preserve"> </w:t>
+      </w:r>
+      <w:proofErr w:type="spellStart"/>
+      <w:r>
+        <w:rPr>
+          <w:rFonts w:ascii="Times New Roman" w:hAnsi="Times New Roman" w:cs="Times New Roman"/>
+        </w:rPr>
+        <w:t>menggunakan</w:t>
+      </w:r>
+      <w:proofErr w:type="spellEnd"/>
+      <w:r>
+        <w:rPr>
+          <w:rFonts w:ascii="Times New Roman" w:hAnsi="Times New Roman" w:cs="Times New Roman"/>
+        </w:rPr>
+        <w:t xml:space="preserve"> platform </w:t>
+      </w:r>
+      <w:r>
+        <w:rPr>
+          <w:rFonts w:ascii="Times New Roman" w:hAnsi="Times New Roman" w:cs="Times New Roman"/>
+          <w:i/>
+          <w:iCs/>
+        </w:rPr>
+        <w:t>Web Client-Side</w:t>
+      </w:r>
+      <w:r>
+        <w:rPr>
+          <w:rFonts w:ascii="Times New Roman" w:hAnsi="Times New Roman" w:cs="Times New Roman"/>
+        </w:rPr>
+        <w:t xml:space="preserve"> (JavaScript </w:t>
+      </w:r>
+      <w:proofErr w:type="spellStart"/>
+      <w:r>
+        <w:rPr>
+          <w:rFonts w:ascii="Times New Roman" w:hAnsi="Times New Roman" w:cs="Times New Roman"/>
+        </w:rPr>
+        <w:t>murni</w:t>
+      </w:r>
+      <w:proofErr w:type="spellEnd"/>
+      <w:r>
+        <w:rPr>
+          <w:rFonts w:ascii="Times New Roman" w:hAnsi="Times New Roman" w:cs="Times New Roman"/>
+        </w:rPr>
+        <w:t xml:space="preserve">, HTML, dan CSS) agar </w:t>
+      </w:r>
+      <w:proofErr w:type="spellStart"/>
+      <w:r>
+        <w:rPr>
+          <w:rFonts w:ascii="Times New Roman" w:hAnsi="Times New Roman" w:cs="Times New Roman"/>
+        </w:rPr>
+        <w:t>aplikasi</w:t>
+      </w:r>
+      <w:proofErr w:type="spellEnd"/>
+      <w:r>
+        <w:rPr>
+          <w:rFonts w:ascii="Times New Roman" w:hAnsi="Times New Roman" w:cs="Times New Roman"/>
+        </w:rPr>
+        <w:t xml:space="preserve"> ini </w:t>
+      </w:r>
+      <w:proofErr w:type="spellStart"/>
+      <w:r>
+        <w:rPr>
+          <w:rFonts w:ascii="Times New Roman" w:hAnsi="Times New Roman" w:cs="Times New Roman"/>
+        </w:rPr>
+        <w:t>fleksibel</w:t>
+      </w:r>
+      <w:proofErr w:type="spellEnd"/>
+      <w:r>
+        <w:rPr>
+          <w:rFonts w:ascii="Times New Roman" w:hAnsi="Times New Roman" w:cs="Times New Roman"/>
+        </w:rPr>
+        <w:t xml:space="preserve">, </w:t>
+      </w:r>
+      <w:proofErr w:type="spellStart"/>
+      <w:r>
+        <w:rPr>
+          <w:rFonts w:ascii="Times New Roman" w:hAnsi="Times New Roman" w:cs="Times New Roman"/>
+        </w:rPr>
+        <w:t>ringan</w:t>
+      </w:r>
+      <w:proofErr w:type="spellEnd"/>
+      <w:r>
+        <w:rPr>
+          <w:rFonts w:ascii="Times New Roman" w:hAnsi="Times New Roman" w:cs="Times New Roman"/>
+        </w:rPr>
+        <w:t xml:space="preserve">, dan </w:t>
+      </w:r>
+      <w:proofErr w:type="spellStart"/>
+      <w:r>
+        <w:rPr>
+          <w:rFonts w:ascii="Times New Roman" w:hAnsi="Times New Roman" w:cs="Times New Roman"/>
+        </w:rPr>
+        <w:t>bisa</w:t>
+      </w:r>
+      <w:proofErr w:type="spellEnd"/>
+      <w:r>
+        <w:rPr>
+          <w:rFonts w:ascii="Times New Roman" w:hAnsi="Times New Roman" w:cs="Times New Roman"/>
+        </w:rPr>
+        <w:t xml:space="preserve"> </w:t>
+      </w:r>
+      <w:proofErr w:type="spellStart"/>
+      <w:r>
+        <w:rPr>
+          <w:rFonts w:ascii="Times New Roman" w:hAnsi="Times New Roman" w:cs="Times New Roman"/>
+        </w:rPr>
+        <w:t>langsung</w:t>
+      </w:r>
+      <w:proofErr w:type="spellEnd"/>
+      <w:r>
+        <w:rPr>
+          <w:rFonts w:ascii="Times New Roman" w:hAnsi="Times New Roman" w:cs="Times New Roman"/>
+        </w:rPr>
+        <w:t xml:space="preserve"> </w:t>
+      </w:r>
+      <w:proofErr w:type="spellStart"/>
+      <w:r>
+        <w:rPr>
+          <w:rFonts w:ascii="Times New Roman" w:hAnsi="Times New Roman" w:cs="Times New Roman"/>
+        </w:rPr>
+        <w:t>di</w:t>
+      </w:r>
+      <w:r>
+        <w:rPr>
+          <w:rFonts w:ascii="Times New Roman" w:hAnsi="Times New Roman" w:cs="Times New Roman"/>
+        </w:rPr>
+        <w:t>uji</w:t>
+      </w:r>
+      <w:proofErr w:type="spellEnd"/>
+      <w:r>
+        <w:rPr>
+          <w:rFonts w:ascii="Times New Roman" w:hAnsi="Times New Roman" w:cs="Times New Roman"/>
+        </w:rPr>
+        <w:t xml:space="preserve"> </w:t>
+      </w:r>
+      <w:proofErr w:type="spellStart"/>
+      <w:r>
+        <w:rPr>
+          <w:rFonts w:ascii="Times New Roman" w:hAnsi="Times New Roman" w:cs="Times New Roman"/>
+        </w:rPr>
+        <w:t>coba</w:t>
+      </w:r>
+      <w:proofErr w:type="spellEnd"/>
+      <w:r>
+        <w:rPr>
+          <w:rFonts w:ascii="Times New Roman" w:hAnsi="Times New Roman" w:cs="Times New Roman"/>
+        </w:rPr>
+        <w:t xml:space="preserve"> di </w:t>
+      </w:r>
+      <w:r>
+        <w:rPr>
+          <w:rFonts w:ascii="Times New Roman" w:hAnsi="Times New Roman" w:cs="Times New Roman"/>
+          <w:i/>
+          <w:iCs/>
+        </w:rPr>
+        <w:t>browser</w:t>
+      </w:r>
+      <w:r>
+        <w:rPr>
+          <w:rFonts w:ascii="Times New Roman" w:hAnsi="Times New Roman" w:cs="Times New Roman"/>
+        </w:rPr>
+        <w:t xml:space="preserve"> </w:t>
+      </w:r>
+      <w:proofErr w:type="spellStart"/>
+      <w:r>
+        <w:rPr>
+          <w:rFonts w:ascii="Times New Roman" w:hAnsi="Times New Roman" w:cs="Times New Roman"/>
+        </w:rPr>
+        <w:t>tanpa</w:t>
+      </w:r>
+      <w:proofErr w:type="spellEnd"/>
+      <w:r>
+        <w:rPr>
+          <w:rFonts w:ascii="Times New Roman" w:hAnsi="Times New Roman" w:cs="Times New Roman"/>
+        </w:rPr>
+        <w:t xml:space="preserve"> </w:t>
+      </w:r>
+      <w:proofErr w:type="spellStart"/>
+      <w:r>
+        <w:rPr>
+          <w:rFonts w:ascii="Times New Roman" w:hAnsi="Times New Roman" w:cs="Times New Roman"/>
+        </w:rPr>
+        <w:t>perlu</w:t>
+      </w:r>
+      <w:proofErr w:type="spellEnd"/>
+      <w:r>
+        <w:rPr>
+          <w:rFonts w:ascii="Times New Roman" w:hAnsi="Times New Roman" w:cs="Times New Roman"/>
+        </w:rPr>
+        <w:t xml:space="preserve"> </w:t>
+      </w:r>
+      <w:proofErr w:type="spellStart"/>
+      <w:r>
+        <w:rPr>
+          <w:rFonts w:ascii="Times New Roman" w:hAnsi="Times New Roman" w:cs="Times New Roman"/>
+        </w:rPr>
+        <w:t>melakukan</w:t>
+      </w:r>
+      <w:proofErr w:type="spellEnd"/>
+      <w:r>
+        <w:rPr>
+          <w:rFonts w:ascii="Times New Roman" w:hAnsi="Times New Roman" w:cs="Times New Roman"/>
+        </w:rPr>
+        <w:t xml:space="preserve"> </w:t>
+      </w:r>
+      <w:proofErr w:type="spellStart"/>
+      <w:r>
+        <w:rPr>
+          <w:rFonts w:ascii="Times New Roman" w:hAnsi="Times New Roman" w:cs="Times New Roman"/>
+        </w:rPr>
+        <w:t>instalasi</w:t>
+      </w:r>
+      <w:proofErr w:type="spellEnd"/>
+      <w:r>
+        <w:rPr>
+          <w:rFonts w:ascii="Times New Roman" w:hAnsi="Times New Roman" w:cs="Times New Roman"/>
+        </w:rPr>
+        <w:t xml:space="preserve"> </w:t>
+      </w:r>
+      <w:proofErr w:type="spellStart"/>
+      <w:r>
+        <w:rPr>
+          <w:rFonts w:ascii="Times New Roman" w:hAnsi="Times New Roman" w:cs="Times New Roman"/>
+        </w:rPr>
+        <w:t>apapun</w:t>
+      </w:r>
+      <w:proofErr w:type="spellEnd"/>
+      <w:r>
+        <w:rPr>
+          <w:rFonts w:ascii="Times New Roman" w:hAnsi="Times New Roman" w:cs="Times New Roman"/>
+        </w:rPr>
+        <w:t>.</w:t>
+      </w:r>
+    </w:p>
+    <w:p>
+      <w:pPr>
+        <w:pStyle w:val="ListParagraph"/>
+        <w:numPr>
+          <w:ilvl w:val="1"/>
+          <w:numId w:val="10"/>
+        </w:numPr>
+        <w:spacing w:beforeLines="120" w:before="288" w:afterLines="160" w:after="384" w:line="360" w:lineRule="auto"/>
+        <w:jc w:val="both"/>
+        <w:rPr>
+          <w:rFonts w:ascii="Times New Roman" w:hAnsi="Times New Roman" w:cs="Times New Roman"/>
+        </w:rPr>
+      </w:pPr>
+      <w:r>
+        <w:rPr>
+          <w:rFonts w:ascii="Times New Roman" w:hAnsi="Times New Roman" w:cs="Times New Roman"/>
+          <w:b/>
+          <w:bCs/>
+        </w:rPr>
+        <w:t xml:space="preserve">Metode Block Cipher dan Mode </w:t>
+      </w:r>
+      <w:proofErr w:type="spellStart"/>
+      <w:r>
+        <w:rPr>
+          <w:rFonts w:ascii="Times New Roman" w:hAnsi="Times New Roman" w:cs="Times New Roman"/>
+          <w:b/>
+          <w:bCs/>
+        </w:rPr>
+        <w:t>Operasi</w:t>
+      </w:r>
+      <w:proofErr w:type="spellEnd"/>
+      <w:r>
+        <w:rPr>
+          <w:rFonts w:ascii="Times New Roman" w:hAnsi="Times New Roman" w:cs="Times New Roman"/>
+          <w:b/>
+          <w:bCs/>
+        </w:rPr>
+        <w:t>:</w:t>
+      </w:r>
+      <w:r>
+        <w:rPr>
+          <w:rFonts w:ascii="Times New Roman" w:hAnsi="Times New Roman" w:cs="Times New Roman"/>
+        </w:rPr>
+        <w:t xml:space="preserve"> S</w:t>
+      </w:r>
+      <w:r>
+        <w:rPr>
+          <w:rFonts w:ascii="Times New Roman" w:hAnsi="Times New Roman" w:cs="Times New Roman"/>
+        </w:rPr>
+        <w:t xml:space="preserve">aya </w:t>
+      </w:r>
+      <w:proofErr w:type="spellStart"/>
+      <w:r>
+        <w:rPr>
+          <w:rFonts w:ascii="Times New Roman" w:hAnsi="Times New Roman" w:cs="Times New Roman"/>
+        </w:rPr>
+        <w:t>memutuskan</w:t>
+      </w:r>
+      <w:proofErr w:type="spellEnd"/>
+      <w:r>
+        <w:rPr>
+          <w:rFonts w:ascii="Times New Roman" w:hAnsi="Times New Roman" w:cs="Times New Roman"/>
+        </w:rPr>
+        <w:t xml:space="preserve"> </w:t>
+      </w:r>
+      <w:proofErr w:type="spellStart"/>
+      <w:r>
+        <w:rPr>
+          <w:rFonts w:ascii="Times New Roman" w:hAnsi="Times New Roman" w:cs="Times New Roman"/>
+        </w:rPr>
+        <w:t>untuk</w:t>
+      </w:r>
+      <w:proofErr w:type="spellEnd"/>
+      <w:r>
+        <w:rPr>
+          <w:rFonts w:ascii="Times New Roman" w:hAnsi="Times New Roman" w:cs="Times New Roman"/>
+        </w:rPr>
+        <w:t xml:space="preserve"> </w:t>
+      </w:r>
+      <w:proofErr w:type="spellStart"/>
+      <w:r>
+        <w:rPr>
+          <w:rFonts w:ascii="Times New Roman" w:hAnsi="Times New Roman" w:cs="Times New Roman"/>
+        </w:rPr>
+        <w:t>mengimplementasikan</w:t>
+      </w:r>
+      <w:proofErr w:type="spellEnd"/>
+      <w:r>
+        <w:rPr>
+          <w:rFonts w:ascii="Times New Roman" w:hAnsi="Times New Roman" w:cs="Times New Roman"/>
+        </w:rPr>
+        <w:t xml:space="preserve"> mode CBC (</w:t>
+      </w:r>
+      <w:r>
+        <w:rPr>
+          <w:rFonts w:ascii="Times New Roman" w:hAnsi="Times New Roman" w:cs="Times New Roman"/>
+          <w:i/>
+          <w:iCs/>
+        </w:rPr>
+        <w:t>Cipher Block Chaining</w:t>
+      </w:r>
+      <w:r>
+        <w:rPr>
+          <w:rFonts w:ascii="Times New Roman" w:hAnsi="Times New Roman" w:cs="Times New Roman"/>
+        </w:rPr>
+        <w:t xml:space="preserve">) agar </w:t>
+      </w:r>
+      <w:proofErr w:type="spellStart"/>
+      <w:r>
+        <w:rPr>
+          <w:rFonts w:ascii="Times New Roman" w:hAnsi="Times New Roman" w:cs="Times New Roman"/>
+        </w:rPr>
+        <w:t>jauh</w:t>
+      </w:r>
+      <w:proofErr w:type="spellEnd"/>
+      <w:r>
+        <w:rPr>
+          <w:rFonts w:ascii="Times New Roman" w:hAnsi="Times New Roman" w:cs="Times New Roman"/>
+        </w:rPr>
+        <w:t xml:space="preserve"> </w:t>
+      </w:r>
+      <w:proofErr w:type="spellStart"/>
+      <w:r>
+        <w:rPr>
+          <w:rFonts w:ascii="Times New Roman" w:hAnsi="Times New Roman" w:cs="Times New Roman"/>
+        </w:rPr>
+        <w:t>lebih</w:t>
+      </w:r>
+      <w:proofErr w:type="spellEnd"/>
+      <w:r>
+        <w:rPr>
+          <w:rFonts w:ascii="Times New Roman" w:hAnsi="Times New Roman" w:cs="Times New Roman"/>
+        </w:rPr>
+        <w:t xml:space="preserve"> </w:t>
+      </w:r>
+      <w:proofErr w:type="spellStart"/>
+      <w:r>
+        <w:rPr>
+          <w:rFonts w:ascii="Times New Roman" w:hAnsi="Times New Roman" w:cs="Times New Roman"/>
+        </w:rPr>
+        <w:t>aman</w:t>
+      </w:r>
+      <w:proofErr w:type="spellEnd"/>
+      <w:r>
+        <w:rPr>
+          <w:rFonts w:ascii="Times New Roman" w:hAnsi="Times New Roman" w:cs="Times New Roman"/>
+        </w:rPr>
+        <w:t xml:space="preserve">. </w:t>
+      </w:r>
+      <w:proofErr w:type="spellStart"/>
+      <w:r>
+        <w:rPr>
+          <w:rFonts w:ascii="Times New Roman" w:hAnsi="Times New Roman" w:cs="Times New Roman"/>
+        </w:rPr>
+        <w:t>Algoritma</w:t>
+      </w:r>
+      <w:proofErr w:type="spellEnd"/>
+      <w:r>
+        <w:rPr>
+          <w:rFonts w:ascii="Times New Roman" w:hAnsi="Times New Roman" w:cs="Times New Roman"/>
+        </w:rPr>
+        <w:t xml:space="preserve"> </w:t>
+      </w:r>
+      <w:proofErr w:type="spellStart"/>
+      <w:r>
+        <w:rPr>
+          <w:rFonts w:ascii="Times New Roman" w:hAnsi="Times New Roman" w:cs="Times New Roman"/>
+        </w:rPr>
+        <w:t>intinya</w:t>
+      </w:r>
+      <w:proofErr w:type="spellEnd"/>
+      <w:r>
+        <w:rPr>
+          <w:rFonts w:ascii="Times New Roman" w:hAnsi="Times New Roman" w:cs="Times New Roman"/>
+        </w:rPr>
+        <w:t xml:space="preserve"> </w:t>
+      </w:r>
+      <w:proofErr w:type="spellStart"/>
+      <w:r>
+        <w:rPr>
+          <w:rFonts w:ascii="Times New Roman" w:hAnsi="Times New Roman" w:cs="Times New Roman"/>
+        </w:rPr>
+        <w:t>sendiri</w:t>
+      </w:r>
+      <w:proofErr w:type="spellEnd"/>
+      <w:r>
+        <w:rPr>
+          <w:rFonts w:ascii="Times New Roman" w:hAnsi="Times New Roman" w:cs="Times New Roman"/>
+        </w:rPr>
+        <w:t xml:space="preserve"> </w:t>
+      </w:r>
+      <w:proofErr w:type="spellStart"/>
+      <w:r>
+        <w:rPr>
+          <w:rFonts w:ascii="Times New Roman" w:hAnsi="Times New Roman" w:cs="Times New Roman"/>
+        </w:rPr>
+        <w:t>menggunakan</w:t>
+      </w:r>
+      <w:proofErr w:type="spellEnd"/>
+      <w:r>
+        <w:rPr>
+          <w:rFonts w:ascii="Times New Roman" w:hAnsi="Times New Roman" w:cs="Times New Roman"/>
+        </w:rPr>
+        <w:t xml:space="preserve"> </w:t>
+      </w:r>
+      <w:proofErr w:type="spellStart"/>
+      <w:r>
+        <w:rPr>
+          <w:rFonts w:ascii="Times New Roman" w:hAnsi="Times New Roman" w:cs="Times New Roman"/>
+        </w:rPr>
+        <w:t>modifikasi</w:t>
+      </w:r>
+      <w:proofErr w:type="spellEnd"/>
+      <w:r>
+        <w:rPr>
+          <w:rFonts w:ascii="Times New Roman" w:hAnsi="Times New Roman" w:cs="Times New Roman"/>
+        </w:rPr>
+        <w:t xml:space="preserve"> </w:t>
+      </w:r>
+      <w:proofErr w:type="spellStart"/>
+      <w:r>
+        <w:rPr>
+          <w:rFonts w:ascii="Times New Roman" w:hAnsi="Times New Roman" w:cs="Times New Roman"/>
+        </w:rPr>
+        <w:t>Jaringan</w:t>
+      </w:r>
+      <w:proofErr w:type="spellEnd"/>
+      <w:r>
+        <w:rPr>
+          <w:rFonts w:ascii="Times New Roman" w:hAnsi="Times New Roman" w:cs="Times New Roman"/>
+        </w:rPr>
+        <w:t xml:space="preserve"> Feistel (</w:t>
+      </w:r>
+      <w:r>
+        <w:rPr>
+          <w:rFonts w:ascii="Times New Roman" w:hAnsi="Times New Roman" w:cs="Times New Roman"/>
+          <w:i/>
+          <w:iCs/>
+        </w:rPr>
+        <w:t>Feistel Network</w:t>
+      </w:r>
+      <w:r>
+        <w:rPr>
+          <w:rFonts w:ascii="Times New Roman" w:hAnsi="Times New Roman" w:cs="Times New Roman"/>
+        </w:rPr>
+        <w:t>).</w:t>
+      </w:r>
+    </w:p>
+    <w:p>
+      <w:pPr>
+        <w:pStyle w:val="ListParagraph"/>
+        <w:numPr>
+          <w:ilvl w:val="1"/>
+          <w:numId w:val="10"/>
+        </w:numPr>
+        <w:spacing w:beforeLines="120" w:before="288" w:afterLines="160" w:after="384" w:line="360" w:lineRule="auto"/>
+        <w:jc w:val="both"/>
+        <w:rPr>
+          <w:rFonts w:ascii="Times New Roman" w:hAnsi="Times New Roman" w:cs="Times New Roman"/>
+        </w:rPr>
+      </w:pPr>
+      <w:proofErr w:type="spellStart"/>
+      <w:r>
+        <w:rPr>
+          <w:rFonts w:ascii="Times New Roman" w:hAnsi="Times New Roman" w:cs="Times New Roman"/>
+          <w:b/>
+          <w:bCs/>
+        </w:rPr>
+        <w:t>F</w:t>
+      </w:r>
+      <w:r>
+        <w:rPr>
+          <w:rFonts w:ascii="Times New Roman" w:hAnsi="Times New Roman" w:cs="Times New Roman"/>
+          <w:b/>
+          <w:bCs/>
+        </w:rPr>
+        <w:t>ungsi</w:t>
+      </w:r>
+      <w:proofErr w:type="spellEnd"/>
+      <w:r>
+        <w:rPr>
+          <w:rFonts w:ascii="Times New Roman" w:hAnsi="Times New Roman" w:cs="Times New Roman"/>
+          <w:b/>
+          <w:bCs/>
+        </w:rPr>
+        <w:t xml:space="preserve"> </w:t>
+      </w:r>
+      <w:proofErr w:type="spellStart"/>
+      <w:r>
+        <w:rPr>
+          <w:rFonts w:ascii="Times New Roman" w:hAnsi="Times New Roman" w:cs="Times New Roman"/>
+          <w:b/>
+          <w:bCs/>
+        </w:rPr>
+        <w:t>dasar</w:t>
+      </w:r>
+      <w:proofErr w:type="spellEnd"/>
+      <w:r>
+        <w:rPr>
+          <w:rFonts w:ascii="Times New Roman" w:hAnsi="Times New Roman" w:cs="Times New Roman"/>
+          <w:b/>
+          <w:bCs/>
+        </w:rPr>
+        <w:t xml:space="preserve"> </w:t>
+      </w:r>
+      <w:proofErr w:type="spellStart"/>
+      <w:r>
+        <w:rPr>
+          <w:rFonts w:ascii="Times New Roman" w:hAnsi="Times New Roman" w:cs="Times New Roman"/>
+          <w:b/>
+          <w:bCs/>
+        </w:rPr>
+        <w:t>kriptografi</w:t>
+      </w:r>
+      <w:proofErr w:type="spellEnd"/>
+      <w:r>
+        <w:rPr>
+          <w:rFonts w:ascii="Times New Roman" w:hAnsi="Times New Roman" w:cs="Times New Roman"/>
+          <w:b/>
+          <w:bCs/>
+        </w:rPr>
+        <w:t>:</w:t>
+      </w:r>
+      <w:r>
+        <w:rPr>
+          <w:rFonts w:ascii="Times New Roman" w:hAnsi="Times New Roman" w:cs="Times New Roman"/>
+        </w:rPr>
+        <w:t xml:space="preserve"> </w:t>
+      </w:r>
+      <w:proofErr w:type="spellStart"/>
+      <w:r>
+        <w:rPr>
+          <w:rFonts w:ascii="Times New Roman" w:hAnsi="Times New Roman" w:cs="Times New Roman"/>
+        </w:rPr>
+        <w:t>Untuk</w:t>
+      </w:r>
+      <w:proofErr w:type="spellEnd"/>
+      <w:r>
+        <w:rPr>
+          <w:rFonts w:ascii="Times New Roman" w:hAnsi="Times New Roman" w:cs="Times New Roman"/>
+        </w:rPr>
+        <w:t xml:space="preserve"> </w:t>
+      </w:r>
+      <w:proofErr w:type="spellStart"/>
+      <w:r>
+        <w:rPr>
+          <w:rFonts w:ascii="Times New Roman" w:hAnsi="Times New Roman" w:cs="Times New Roman"/>
+        </w:rPr>
+        <w:t>memaksimalkan</w:t>
+      </w:r>
+      <w:proofErr w:type="spellEnd"/>
+      <w:r>
+        <w:rPr>
+          <w:rFonts w:ascii="Times New Roman" w:hAnsi="Times New Roman" w:cs="Times New Roman"/>
+        </w:rPr>
+        <w:t xml:space="preserve"> </w:t>
+      </w:r>
+      <w:proofErr w:type="spellStart"/>
+      <w:r>
+        <w:rPr>
+          <w:rFonts w:ascii="Times New Roman" w:hAnsi="Times New Roman" w:cs="Times New Roman"/>
+        </w:rPr>
+        <w:t>keamanan</w:t>
+      </w:r>
+      <w:proofErr w:type="spellEnd"/>
+      <w:r>
+        <w:rPr>
+          <w:rFonts w:ascii="Times New Roman" w:hAnsi="Times New Roman" w:cs="Times New Roman"/>
+        </w:rPr>
+        <w:t>,</w:t>
+      </w:r>
+      <w:r>
+        <w:rPr>
+          <w:rFonts w:ascii="Times New Roman" w:hAnsi="Times New Roman" w:cs="Times New Roman"/>
+        </w:rPr>
+        <w:t xml:space="preserve"> </w:t>
+      </w:r>
+      <w:proofErr w:type="spellStart"/>
+      <w:r>
+        <w:rPr>
+          <w:rFonts w:ascii="Times New Roman" w:hAnsi="Times New Roman" w:cs="Times New Roman"/>
+        </w:rPr>
+        <w:t>saya</w:t>
+      </w:r>
+      <w:proofErr w:type="spellEnd"/>
+      <w:r>
+        <w:rPr>
+          <w:rFonts w:ascii="Times New Roman" w:hAnsi="Times New Roman" w:cs="Times New Roman"/>
+        </w:rPr>
+        <w:t xml:space="preserve"> </w:t>
+      </w:r>
+      <w:proofErr w:type="spellStart"/>
+      <w:r>
+        <w:rPr>
+          <w:rFonts w:ascii="Times New Roman" w:hAnsi="Times New Roman" w:cs="Times New Roman"/>
+        </w:rPr>
+        <w:t>menerapkan</w:t>
+      </w:r>
+      <w:proofErr w:type="spellEnd"/>
+      <w:r>
+        <w:rPr>
+          <w:rFonts w:ascii="Times New Roman" w:hAnsi="Times New Roman" w:cs="Times New Roman"/>
+        </w:rPr>
+        <w:t xml:space="preserve"> </w:t>
+      </w:r>
+      <w:proofErr w:type="spellStart"/>
+      <w:r>
+        <w:rPr>
+          <w:rFonts w:ascii="Times New Roman" w:hAnsi="Times New Roman" w:cs="Times New Roman"/>
+        </w:rPr>
+        <w:t>tiga</w:t>
+      </w:r>
+      <w:proofErr w:type="spellEnd"/>
+      <w:r>
+        <w:rPr>
+          <w:rFonts w:ascii="Times New Roman" w:hAnsi="Times New Roman" w:cs="Times New Roman"/>
+        </w:rPr>
+        <w:t xml:space="preserve"> </w:t>
+      </w:r>
+      <w:proofErr w:type="spellStart"/>
+      <w:r>
+        <w:rPr>
+          <w:rFonts w:ascii="Times New Roman" w:hAnsi="Times New Roman" w:cs="Times New Roman"/>
+        </w:rPr>
+        <w:t>fungsi</w:t>
+      </w:r>
+      <w:proofErr w:type="spellEnd"/>
+      <w:r>
+        <w:rPr>
+          <w:rFonts w:ascii="Times New Roman" w:hAnsi="Times New Roman" w:cs="Times New Roman"/>
+        </w:rPr>
+        <w:t xml:space="preserve"> </w:t>
+      </w:r>
+      <w:proofErr w:type="spellStart"/>
+      <w:r>
+        <w:rPr>
+          <w:rFonts w:ascii="Times New Roman" w:hAnsi="Times New Roman" w:cs="Times New Roman"/>
+        </w:rPr>
+        <w:t>kriptografi</w:t>
+      </w:r>
+      <w:proofErr w:type="spellEnd"/>
+      <w:r>
+        <w:rPr>
+          <w:rFonts w:ascii="Times New Roman" w:hAnsi="Times New Roman" w:cs="Times New Roman"/>
+        </w:rPr>
+        <w:t xml:space="preserve"> </w:t>
+      </w:r>
+      <w:proofErr w:type="spellStart"/>
+      <w:r>
+        <w:rPr>
+          <w:rFonts w:ascii="Times New Roman" w:hAnsi="Times New Roman" w:cs="Times New Roman"/>
+        </w:rPr>
+        <w:t>sekaligus</w:t>
+      </w:r>
+      <w:proofErr w:type="spellEnd"/>
+      <w:r>
+        <w:rPr>
+          <w:rFonts w:ascii="Times New Roman" w:hAnsi="Times New Roman" w:cs="Times New Roman"/>
+        </w:rPr>
+        <w:t xml:space="preserve">. </w:t>
+      </w:r>
+      <w:proofErr w:type="spellStart"/>
+      <w:r>
+        <w:rPr>
+          <w:rFonts w:ascii="Times New Roman" w:hAnsi="Times New Roman" w:cs="Times New Roman"/>
+        </w:rPr>
+        <w:t>Ketiganya</w:t>
+      </w:r>
+      <w:proofErr w:type="spellEnd"/>
+      <w:r>
+        <w:rPr>
+          <w:rFonts w:ascii="Times New Roman" w:hAnsi="Times New Roman" w:cs="Times New Roman"/>
+        </w:rPr>
+        <w:t xml:space="preserve"> </w:t>
+      </w:r>
+      <w:proofErr w:type="spellStart"/>
+      <w:r>
+        <w:rPr>
+          <w:rFonts w:ascii="Times New Roman" w:hAnsi="Times New Roman" w:cs="Times New Roman"/>
+        </w:rPr>
+        <w:t>adalah</w:t>
+      </w:r>
+      <w:proofErr w:type="spellEnd"/>
+      <w:r>
+        <w:rPr>
+          <w:rFonts w:ascii="Times New Roman" w:hAnsi="Times New Roman" w:cs="Times New Roman"/>
+        </w:rPr>
+        <w:t xml:space="preserve"> </w:t>
+      </w:r>
+      <w:proofErr w:type="spellStart"/>
+      <w:r>
+        <w:rPr>
+          <w:rFonts w:ascii="Times New Roman" w:hAnsi="Times New Roman" w:cs="Times New Roman"/>
+        </w:rPr>
+        <w:t>fungsi</w:t>
+      </w:r>
+      <w:proofErr w:type="spellEnd"/>
+      <w:r>
+        <w:rPr>
+          <w:rFonts w:ascii="Times New Roman" w:hAnsi="Times New Roman" w:cs="Times New Roman"/>
+        </w:rPr>
+        <w:t xml:space="preserve"> </w:t>
+      </w:r>
+      <w:proofErr w:type="spellStart"/>
+      <w:r>
+        <w:rPr>
+          <w:rFonts w:ascii="Times New Roman" w:hAnsi="Times New Roman" w:cs="Times New Roman"/>
+        </w:rPr>
+        <w:t>Substitusi</w:t>
+      </w:r>
+      <w:proofErr w:type="spellEnd"/>
+      <w:r>
+        <w:rPr>
+          <w:rFonts w:ascii="Times New Roman" w:hAnsi="Times New Roman" w:cs="Times New Roman"/>
+        </w:rPr>
+        <w:t xml:space="preserve">, </w:t>
+      </w:r>
+      <w:proofErr w:type="spellStart"/>
+      <w:r>
+        <w:rPr>
+          <w:rFonts w:ascii="Times New Roman" w:hAnsi="Times New Roman" w:cs="Times New Roman"/>
+        </w:rPr>
+        <w:t>fungsi</w:t>
+      </w:r>
+      <w:proofErr w:type="spellEnd"/>
+      <w:r>
+        <w:rPr>
+          <w:rFonts w:ascii="Times New Roman" w:hAnsi="Times New Roman" w:cs="Times New Roman"/>
+        </w:rPr>
+        <w:t xml:space="preserve"> </w:t>
+      </w:r>
+      <w:proofErr w:type="spellStart"/>
+      <w:r>
+        <w:rPr>
+          <w:rFonts w:ascii="Times New Roman" w:hAnsi="Times New Roman" w:cs="Times New Roman"/>
+        </w:rPr>
+        <w:t>Transposisi</w:t>
+      </w:r>
+      <w:proofErr w:type="spellEnd"/>
+      <w:r>
+        <w:rPr>
+          <w:rFonts w:ascii="Times New Roman" w:hAnsi="Times New Roman" w:cs="Times New Roman"/>
+        </w:rPr>
+        <w:t xml:space="preserve">, dan </w:t>
+      </w:r>
+      <w:proofErr w:type="spellStart"/>
+      <w:r>
+        <w:rPr>
+          <w:rFonts w:ascii="Times New Roman" w:hAnsi="Times New Roman" w:cs="Times New Roman"/>
+        </w:rPr>
+        <w:t>operasi</w:t>
+      </w:r>
+      <w:proofErr w:type="spellEnd"/>
+      <w:r>
+        <w:rPr>
+          <w:rFonts w:ascii="Times New Roman" w:hAnsi="Times New Roman" w:cs="Times New Roman"/>
+        </w:rPr>
+        <w:t xml:space="preserve"> </w:t>
+      </w:r>
+      <w:proofErr w:type="spellStart"/>
+      <w:r>
+        <w:rPr>
+          <w:rFonts w:ascii="Times New Roman" w:hAnsi="Times New Roman" w:cs="Times New Roman"/>
+        </w:rPr>
+        <w:t>gerbang</w:t>
+      </w:r>
+      <w:proofErr w:type="spellEnd"/>
+      <w:r>
+        <w:rPr>
+          <w:rFonts w:ascii="Times New Roman" w:hAnsi="Times New Roman" w:cs="Times New Roman"/>
+        </w:rPr>
+        <w:t xml:space="preserve"> </w:t>
+      </w:r>
+      <w:proofErr w:type="spellStart"/>
+      <w:r>
+        <w:rPr>
+          <w:rFonts w:ascii="Times New Roman" w:hAnsi="Times New Roman" w:cs="Times New Roman"/>
+        </w:rPr>
+        <w:t>logika</w:t>
+      </w:r>
+      <w:proofErr w:type="spellEnd"/>
+      <w:r>
+        <w:rPr>
+          <w:rFonts w:ascii="Times New Roman" w:hAnsi="Times New Roman" w:cs="Times New Roman"/>
+        </w:rPr>
+        <w:t xml:space="preserve"> XOR.</w:t>
+      </w:r>
+    </w:p>
+    <w:p>
+      <w:pPr>
+        <w:pStyle w:val="ListParagraph"/>
+        <w:numPr>
+          <w:ilvl w:val="1"/>
+          <w:numId w:val="10"/>
+        </w:numPr>
+        <w:spacing w:beforeLines="120" w:before="288" w:afterLines="160" w:after="384" w:line="360" w:lineRule="auto"/>
+        <w:jc w:val="both"/>
+        <w:rPr>
+          <w:rFonts w:ascii="Times New Roman" w:hAnsi="Times New Roman" w:cs="Times New Roman"/>
+        </w:rPr>
+      </w:pPr>
+      <w:r>
+        <w:rPr>
+          <w:rFonts w:ascii="Times New Roman" w:hAnsi="Times New Roman" w:cs="Times New Roman"/>
+          <w:b/>
+          <w:bCs/>
+        </w:rPr>
+        <w:t xml:space="preserve">Input </w:t>
+      </w:r>
+      <w:proofErr w:type="spellStart"/>
+      <w:r>
+        <w:rPr>
+          <w:rFonts w:ascii="Times New Roman" w:hAnsi="Times New Roman" w:cs="Times New Roman"/>
+          <w:b/>
+          <w:bCs/>
+        </w:rPr>
+        <w:t>teks</w:t>
+      </w:r>
+      <w:proofErr w:type="spellEnd"/>
+      <w:r>
+        <w:rPr>
+          <w:rFonts w:ascii="Times New Roman" w:hAnsi="Times New Roman" w:cs="Times New Roman"/>
+          <w:b/>
+          <w:bCs/>
+        </w:rPr>
+        <w:t xml:space="preserve"> dan file:</w:t>
+      </w:r>
+      <w:r>
+        <w:rPr>
+          <w:rFonts w:ascii="Times New Roman" w:hAnsi="Times New Roman" w:cs="Times New Roman"/>
+        </w:rPr>
+        <w:t xml:space="preserve"> Selain </w:t>
+      </w:r>
+      <w:proofErr w:type="spellStart"/>
+      <w:r>
+        <w:rPr>
+          <w:rFonts w:ascii="Times New Roman" w:hAnsi="Times New Roman" w:cs="Times New Roman"/>
+        </w:rPr>
+        <w:t>menyediakan</w:t>
+      </w:r>
+      <w:proofErr w:type="spellEnd"/>
+      <w:r>
+        <w:rPr>
+          <w:rFonts w:ascii="Times New Roman" w:hAnsi="Times New Roman" w:cs="Times New Roman"/>
+        </w:rPr>
+        <w:t xml:space="preserve"> </w:t>
+      </w:r>
+      <w:proofErr w:type="spellStart"/>
+      <w:r>
+        <w:rPr>
+          <w:rFonts w:ascii="Times New Roman" w:hAnsi="Times New Roman" w:cs="Times New Roman"/>
+        </w:rPr>
+        <w:t>kotak</w:t>
+      </w:r>
+      <w:proofErr w:type="spellEnd"/>
+      <w:r>
+        <w:rPr>
+          <w:rFonts w:ascii="Times New Roman" w:hAnsi="Times New Roman" w:cs="Times New Roman"/>
+        </w:rPr>
+        <w:t xml:space="preserve"> input </w:t>
+      </w:r>
+      <w:proofErr w:type="spellStart"/>
+      <w:r>
+        <w:rPr>
+          <w:rFonts w:ascii="Times New Roman" w:hAnsi="Times New Roman" w:cs="Times New Roman"/>
+        </w:rPr>
+        <w:t>untuk</w:t>
+      </w:r>
+      <w:proofErr w:type="spellEnd"/>
+      <w:r>
+        <w:rPr>
+          <w:rFonts w:ascii="Times New Roman" w:hAnsi="Times New Roman" w:cs="Times New Roman"/>
+        </w:rPr>
+        <w:t xml:space="preserve"> </w:t>
+      </w:r>
+      <w:proofErr w:type="spellStart"/>
+      <w:r>
+        <w:rPr>
+          <w:rFonts w:ascii="Times New Roman" w:hAnsi="Times New Roman" w:cs="Times New Roman"/>
+        </w:rPr>
+        <w:t>teks</w:t>
+      </w:r>
+      <w:proofErr w:type="spellEnd"/>
+      <w:r>
+        <w:rPr>
+          <w:rFonts w:ascii="Times New Roman" w:hAnsi="Times New Roman" w:cs="Times New Roman"/>
+        </w:rPr>
+        <w:t xml:space="preserve"> </w:t>
+      </w:r>
+      <w:proofErr w:type="spellStart"/>
+      <w:r>
+        <w:rPr>
+          <w:rFonts w:ascii="Times New Roman" w:hAnsi="Times New Roman" w:cs="Times New Roman"/>
+        </w:rPr>
+        <w:t>biasa</w:t>
+      </w:r>
+      <w:proofErr w:type="spellEnd"/>
+      <w:r>
+        <w:rPr>
+          <w:rFonts w:ascii="Times New Roman" w:hAnsi="Times New Roman" w:cs="Times New Roman"/>
+        </w:rPr>
+        <w:t xml:space="preserve">, </w:t>
+      </w:r>
+      <w:proofErr w:type="spellStart"/>
+      <w:r>
+        <w:rPr>
+          <w:rFonts w:ascii="Times New Roman" w:hAnsi="Times New Roman" w:cs="Times New Roman"/>
+        </w:rPr>
+        <w:t>saya</w:t>
+      </w:r>
+      <w:proofErr w:type="spellEnd"/>
+      <w:r>
+        <w:rPr>
+          <w:rFonts w:ascii="Times New Roman" w:hAnsi="Times New Roman" w:cs="Times New Roman"/>
+        </w:rPr>
+        <w:t xml:space="preserve"> juga </w:t>
+      </w:r>
+      <w:proofErr w:type="spellStart"/>
+      <w:r>
+        <w:rPr>
+          <w:rFonts w:ascii="Times New Roman" w:hAnsi="Times New Roman" w:cs="Times New Roman"/>
+        </w:rPr>
+        <w:t>menambahkan</w:t>
+      </w:r>
+      <w:proofErr w:type="spellEnd"/>
+      <w:r>
+        <w:rPr>
+          <w:rFonts w:ascii="Times New Roman" w:hAnsi="Times New Roman" w:cs="Times New Roman"/>
+        </w:rPr>
+        <w:t xml:space="preserve"> </w:t>
+      </w:r>
+      <w:proofErr w:type="spellStart"/>
+      <w:r>
+        <w:rPr>
+          <w:rFonts w:ascii="Times New Roman" w:hAnsi="Times New Roman" w:cs="Times New Roman"/>
+        </w:rPr>
+        <w:t>fitur</w:t>
+      </w:r>
+      <w:proofErr w:type="spellEnd"/>
+      <w:r>
+        <w:rPr>
+          <w:rFonts w:ascii="Times New Roman" w:hAnsi="Times New Roman" w:cs="Times New Roman"/>
+        </w:rPr>
+        <w:t xml:space="preserve"> </w:t>
+      </w:r>
+      <w:proofErr w:type="spellStart"/>
+      <w:r>
+        <w:rPr>
+          <w:rFonts w:ascii="Times New Roman" w:hAnsi="Times New Roman" w:cs="Times New Roman"/>
+        </w:rPr>
+        <w:t>pembaca</w:t>
+      </w:r>
+      <w:proofErr w:type="spellEnd"/>
+      <w:r>
+        <w:rPr>
+          <w:rFonts w:ascii="Times New Roman" w:hAnsi="Times New Roman" w:cs="Times New Roman"/>
+        </w:rPr>
+        <w:t xml:space="preserve"> file. </w:t>
+      </w:r>
+      <w:proofErr w:type="spellStart"/>
+      <w:r>
+        <w:rPr>
+          <w:rFonts w:ascii="Times New Roman" w:hAnsi="Times New Roman" w:cs="Times New Roman"/>
+        </w:rPr>
+        <w:t>Aplikasi</w:t>
+      </w:r>
+      <w:proofErr w:type="spellEnd"/>
+      <w:r>
+        <w:rPr>
+          <w:rFonts w:ascii="Times New Roman" w:hAnsi="Times New Roman" w:cs="Times New Roman"/>
+        </w:rPr>
+        <w:t xml:space="preserve"> ini </w:t>
+      </w:r>
+      <w:proofErr w:type="spellStart"/>
+      <w:r>
+        <w:rPr>
+          <w:rFonts w:ascii="Times New Roman" w:hAnsi="Times New Roman" w:cs="Times New Roman"/>
+        </w:rPr>
+        <w:t>mampu</w:t>
+      </w:r>
+      <w:proofErr w:type="spellEnd"/>
+      <w:r>
+        <w:rPr>
+          <w:rFonts w:ascii="Times New Roman" w:hAnsi="Times New Roman" w:cs="Times New Roman"/>
+        </w:rPr>
+        <w:t xml:space="preserve"> </w:t>
+      </w:r>
+      <w:proofErr w:type="spellStart"/>
+      <w:r>
+        <w:rPr>
+          <w:rFonts w:ascii="Times New Roman" w:hAnsi="Times New Roman" w:cs="Times New Roman"/>
+        </w:rPr>
+        <w:t>mengenkripsi</w:t>
+      </w:r>
+      <w:proofErr w:type="spellEnd"/>
+      <w:r>
+        <w:rPr>
+          <w:rFonts w:ascii="Times New Roman" w:hAnsi="Times New Roman" w:cs="Times New Roman"/>
+        </w:rPr>
+        <w:t xml:space="preserve"> dan </w:t>
+      </w:r>
+      <w:proofErr w:type="spellStart"/>
+      <w:r>
+        <w:rPr>
+          <w:rFonts w:ascii="Times New Roman" w:hAnsi="Times New Roman" w:cs="Times New Roman"/>
+        </w:rPr>
+        <w:t>mendekripsi</w:t>
+      </w:r>
+      <w:proofErr w:type="spellEnd"/>
+      <w:r>
+        <w:rPr>
+          <w:rFonts w:ascii="Times New Roman" w:hAnsi="Times New Roman" w:cs="Times New Roman"/>
+        </w:rPr>
+        <w:t xml:space="preserve"> file </w:t>
+      </w:r>
+      <w:proofErr w:type="spellStart"/>
+      <w:r>
+        <w:rPr>
+          <w:rFonts w:ascii="Times New Roman" w:hAnsi="Times New Roman" w:cs="Times New Roman"/>
+        </w:rPr>
+        <w:t>dokumen</w:t>
+      </w:r>
+      <w:proofErr w:type="spellEnd"/>
+      <w:r>
+        <w:rPr>
+          <w:rFonts w:ascii="Times New Roman" w:hAnsi="Times New Roman" w:cs="Times New Roman"/>
+        </w:rPr>
+        <w:t xml:space="preserve"> </w:t>
+      </w:r>
+      <w:proofErr w:type="spellStart"/>
+      <w:r>
+        <w:rPr>
+          <w:rFonts w:ascii="Times New Roman" w:hAnsi="Times New Roman" w:cs="Times New Roman"/>
+        </w:rPr>
+        <w:t>teks</w:t>
+      </w:r>
+      <w:proofErr w:type="spellEnd"/>
+      <w:r>
+        <w:rPr>
+          <w:rFonts w:ascii="Times New Roman" w:hAnsi="Times New Roman" w:cs="Times New Roman"/>
+        </w:rPr>
+        <w:t xml:space="preserve"> (.txt) </w:t>
+      </w:r>
+      <w:proofErr w:type="spellStart"/>
+      <w:r>
+        <w:rPr>
+          <w:rFonts w:ascii="Times New Roman" w:hAnsi="Times New Roman" w:cs="Times New Roman"/>
+        </w:rPr>
+        <w:t>serta</w:t>
+      </w:r>
+      <w:proofErr w:type="spellEnd"/>
+      <w:r>
+        <w:rPr>
+          <w:rFonts w:ascii="Times New Roman" w:hAnsi="Times New Roman" w:cs="Times New Roman"/>
+        </w:rPr>
+        <w:t xml:space="preserve"> file </w:t>
+      </w:r>
+      <w:proofErr w:type="spellStart"/>
+      <w:r>
+        <w:rPr>
+          <w:rFonts w:ascii="Times New Roman" w:hAnsi="Times New Roman" w:cs="Times New Roman"/>
+        </w:rPr>
+        <w:t>gambar</w:t>
+      </w:r>
+      <w:proofErr w:type="spellEnd"/>
+      <w:r>
+        <w:rPr>
+          <w:rFonts w:ascii="Times New Roman" w:hAnsi="Times New Roman" w:cs="Times New Roman"/>
+        </w:rPr>
+        <w:t xml:space="preserve"> visual (.</w:t>
+      </w:r>
+      <w:proofErr w:type="spellStart"/>
+      <w:r>
+        <w:rPr>
+          <w:rFonts w:ascii="Times New Roman" w:hAnsi="Times New Roman" w:cs="Times New Roman"/>
+        </w:rPr>
+        <w:t>png</w:t>
+      </w:r>
+      <w:proofErr w:type="spellEnd"/>
+      <w:r>
+        <w:rPr>
+          <w:rFonts w:ascii="Times New Roman" w:hAnsi="Times New Roman" w:cs="Times New Roman"/>
+        </w:rPr>
+        <w:t xml:space="preserve">, </w:t>
+      </w:r>
+      <w:r>
+        <w:rPr>
+          <w:rFonts w:ascii="Times New Roman" w:hAnsi="Times New Roman" w:cs="Times New Roman"/>
+        </w:rPr>
+        <w:t>.jpg</w:t>
+      </w:r>
+      <w:r>
+        <w:rPr>
+          <w:rFonts w:ascii="Times New Roman" w:hAnsi="Times New Roman" w:cs="Times New Roman"/>
+        </w:rPr>
+        <w:t xml:space="preserve">, .gif, </w:t>
+      </w:r>
+      <w:proofErr w:type="spellStart"/>
+      <w:r>
+        <w:rPr>
+          <w:rFonts w:ascii="Times New Roman" w:hAnsi="Times New Roman" w:cs="Times New Roman"/>
+        </w:rPr>
+        <w:t>dll</w:t>
+      </w:r>
+      <w:proofErr w:type="spellEnd"/>
+      <w:r>
+        <w:rPr>
+          <w:rFonts w:ascii="Times New Roman" w:hAnsi="Times New Roman" w:cs="Times New Roman"/>
+        </w:rPr>
+        <w:t xml:space="preserve">) </w:t>
+      </w:r>
+      <w:proofErr w:type="spellStart"/>
+      <w:r>
+        <w:rPr>
+          <w:rFonts w:ascii="Times New Roman" w:hAnsi="Times New Roman" w:cs="Times New Roman"/>
+        </w:rPr>
+        <w:t>dengan</w:t>
+      </w:r>
+      <w:proofErr w:type="spellEnd"/>
+      <w:r>
+        <w:rPr>
+          <w:rFonts w:ascii="Times New Roman" w:hAnsi="Times New Roman" w:cs="Times New Roman"/>
+        </w:rPr>
+        <w:t xml:space="preserve"> </w:t>
+      </w:r>
+      <w:proofErr w:type="spellStart"/>
+      <w:r>
+        <w:rPr>
+          <w:rFonts w:ascii="Times New Roman" w:hAnsi="Times New Roman" w:cs="Times New Roman"/>
+        </w:rPr>
+        <w:t>lancar</w:t>
+      </w:r>
+      <w:proofErr w:type="spellEnd"/>
+      <w:r>
+        <w:rPr>
+          <w:rFonts w:ascii="Times New Roman" w:hAnsi="Times New Roman" w:cs="Times New Roman"/>
+        </w:rPr>
+        <w:t xml:space="preserve"> </w:t>
+      </w:r>
+      <w:proofErr w:type="spellStart"/>
+      <w:r>
+        <w:rPr>
+          <w:rFonts w:ascii="Times New Roman" w:hAnsi="Times New Roman" w:cs="Times New Roman"/>
+        </w:rPr>
+        <w:t>sebagai</w:t>
+      </w:r>
+      <w:proofErr w:type="spellEnd"/>
+      <w:r>
+        <w:rPr>
+          <w:rFonts w:ascii="Times New Roman" w:hAnsi="Times New Roman" w:cs="Times New Roman"/>
+        </w:rPr>
+        <w:t xml:space="preserve"> </w:t>
+      </w:r>
+      <w:proofErr w:type="spellStart"/>
+      <w:r>
+        <w:rPr>
+          <w:rFonts w:ascii="Times New Roman" w:hAnsi="Times New Roman" w:cs="Times New Roman"/>
+        </w:rPr>
+        <w:t>fitur</w:t>
+      </w:r>
+      <w:proofErr w:type="spellEnd"/>
+      <w:r>
+        <w:rPr>
+          <w:rFonts w:ascii="Times New Roman" w:hAnsi="Times New Roman" w:cs="Times New Roman"/>
+        </w:rPr>
+        <w:t xml:space="preserve"> </w:t>
+      </w:r>
+      <w:proofErr w:type="spellStart"/>
+      <w:r>
+        <w:rPr>
+          <w:rFonts w:ascii="Times New Roman" w:hAnsi="Times New Roman" w:cs="Times New Roman"/>
+        </w:rPr>
+        <w:t>tambahan</w:t>
+      </w:r>
+      <w:proofErr w:type="spellEnd"/>
+      <w:r>
+        <w:rPr>
+          <w:rFonts w:ascii="Times New Roman" w:hAnsi="Times New Roman" w:cs="Times New Roman"/>
+        </w:rPr>
+        <w:t>.</w:t>
+      </w:r>
+    </w:p>
+    <w:p>
+      <w:pPr>
+        <w:pStyle w:val="Heading2"/>
+        <w:spacing w:beforeLines="120" w:before="288" w:afterLines="160" w:after="384" w:line="360" w:lineRule="auto"/>
+      </w:pPr>
+      <w:r>
+        <w:t xml:space="preserve">Cara </w:t>
+      </w:r>
+      <w:proofErr w:type="spellStart"/>
+      <w:r>
+        <w:t>Kerja</w:t>
+      </w:r>
+      <w:proofErr w:type="spellEnd"/>
+      <w:r>
+        <w:t xml:space="preserve"> </w:t>
+      </w:r>
+      <w:proofErr w:type="spellStart"/>
+      <w:r>
+        <w:t>Aplikasi</w:t>
+      </w:r>
+      <w:proofErr w:type="spellEnd"/>
+    </w:p>
+    <w:p>
+      <w:pPr>
+        <w:pStyle w:val="NormalWeb"/>
+        <w:ind w:left="576" w:firstLine="576"/>
+        <w:jc w:val="both"/>
+      </w:pPr>
+      <w:proofErr w:type="spellStart"/>
+      <w:r>
+        <w:t>Secara</w:t>
+      </w:r>
+      <w:proofErr w:type="spellEnd"/>
+      <w:r>
+        <w:t xml:space="preserve"> garis </w:t>
+      </w:r>
+      <w:proofErr w:type="spellStart"/>
+      <w:r>
+        <w:t>besar</w:t>
+      </w:r>
+      <w:proofErr w:type="spellEnd"/>
+      <w:r>
+        <w:t xml:space="preserve">, </w:t>
+      </w:r>
+      <w:proofErr w:type="spellStart"/>
+      <w:r>
+        <w:t>aplikasi</w:t>
+      </w:r>
+      <w:proofErr w:type="spellEnd"/>
+      <w:r>
+        <w:t xml:space="preserve"> ini </w:t>
+      </w:r>
+      <w:proofErr w:type="spellStart"/>
+      <w:r>
+        <w:t>bekerja</w:t>
+      </w:r>
+      <w:proofErr w:type="spellEnd"/>
+      <w:r>
+        <w:t xml:space="preserve"> </w:t>
+      </w:r>
+      <w:proofErr w:type="spellStart"/>
+      <w:r>
+        <w:t>melalui</w:t>
+      </w:r>
+      <w:proofErr w:type="spellEnd"/>
+      <w:r>
+        <w:t xml:space="preserve"> proses </w:t>
+      </w:r>
+      <w:proofErr w:type="spellStart"/>
+      <w:r>
+        <w:t>transformasi</w:t>
+      </w:r>
+      <w:proofErr w:type="spellEnd"/>
+      <w:r>
+        <w:t xml:space="preserve"> data yang </w:t>
+      </w:r>
+      <w:proofErr w:type="spellStart"/>
+      <w:r>
+        <w:t>terstruktur</w:t>
+      </w:r>
+      <w:proofErr w:type="spellEnd"/>
+      <w:r>
+        <w:t xml:space="preserve">. Ketika </w:t>
+      </w:r>
+      <w:proofErr w:type="spellStart"/>
+      <w:r>
+        <w:t>pengguna</w:t>
+      </w:r>
+      <w:proofErr w:type="spellEnd"/>
+      <w:r>
+        <w:t xml:space="preserve"> </w:t>
+      </w:r>
+      <w:proofErr w:type="spellStart"/>
+      <w:r>
+        <w:t>memasukkan</w:t>
+      </w:r>
+      <w:proofErr w:type="spellEnd"/>
+      <w:r>
+        <w:t xml:space="preserve"> data (</w:t>
+      </w:r>
+      <w:proofErr w:type="spellStart"/>
+      <w:r>
+        <w:t>baik</w:t>
+      </w:r>
+      <w:proofErr w:type="spellEnd"/>
+      <w:r>
+        <w:t xml:space="preserve"> </w:t>
+      </w:r>
+      <w:proofErr w:type="spellStart"/>
+      <w:r>
+        <w:t>berupa</w:t>
+      </w:r>
+      <w:proofErr w:type="spellEnd"/>
+      <w:r>
+        <w:t xml:space="preserve"> </w:t>
+      </w:r>
+      <w:proofErr w:type="spellStart"/>
+      <w:r>
+        <w:t>teks</w:t>
+      </w:r>
+      <w:proofErr w:type="spellEnd"/>
+      <w:r>
+        <w:t xml:space="preserve"> </w:t>
+      </w:r>
+      <w:proofErr w:type="spellStart"/>
+      <w:r>
+        <w:t>biasa</w:t>
+      </w:r>
+      <w:proofErr w:type="spellEnd"/>
+      <w:r>
+        <w:t xml:space="preserve">, </w:t>
+      </w:r>
+      <w:proofErr w:type="spellStart"/>
+      <w:r>
+        <w:t>dokumen</w:t>
+      </w:r>
+      <w:proofErr w:type="spellEnd"/>
+      <w:r>
+        <w:t xml:space="preserve"> </w:t>
+      </w:r>
+      <w:r>
+        <w:rPr>
+          <w:rStyle w:val="HTMLCode"/>
+          <w:rFonts w:ascii="Times New Roman" w:eastAsiaTheme="majorEastAsia" w:hAnsi="Times New Roman" w:cs="Times New Roman"/>
+          <w:sz w:val="24"/>
+          <w:szCs w:val="24"/>
+        </w:rPr>
+        <w:t>.txt</w:t>
+      </w:r>
+      <w:r>
+        <w:t xml:space="preserve">, </w:t>
+      </w:r>
+      <w:proofErr w:type="spellStart"/>
+      <w:r>
+        <w:t>maupun</w:t>
+      </w:r>
+      <w:proofErr w:type="spellEnd"/>
+      <w:r>
+        <w:t xml:space="preserve"> </w:t>
+      </w:r>
+      <w:proofErr w:type="spellStart"/>
+      <w:r>
+        <w:t>unggahan</w:t>
+      </w:r>
+      <w:proofErr w:type="spellEnd"/>
+      <w:r>
+        <w:t xml:space="preserve"> </w:t>
+      </w:r>
+      <w:proofErr w:type="spellStart"/>
+      <w:r>
+        <w:t>gambar</w:t>
+      </w:r>
+      <w:proofErr w:type="spellEnd"/>
+      <w:r>
+        <w:t xml:space="preserve">), </w:t>
+      </w:r>
+      <w:proofErr w:type="spellStart"/>
+      <w:r>
+        <w:t>aplikasi</w:t>
+      </w:r>
+      <w:proofErr w:type="spellEnd"/>
+      <w:r>
+        <w:t xml:space="preserve"> </w:t>
+      </w:r>
+      <w:proofErr w:type="spellStart"/>
+      <w:r>
+        <w:t>akan</w:t>
+      </w:r>
+      <w:proofErr w:type="spellEnd"/>
+      <w:r>
+        <w:t xml:space="preserve"> </w:t>
+      </w:r>
+      <w:proofErr w:type="spellStart"/>
+      <w:r>
+        <w:t>terlebih</w:t>
+      </w:r>
+      <w:proofErr w:type="spellEnd"/>
+      <w:r>
+        <w:t xml:space="preserve"> </w:t>
+      </w:r>
+      <w:proofErr w:type="spellStart"/>
+      <w:r>
+        <w:t>dahulu</w:t>
+      </w:r>
+      <w:proofErr w:type="spellEnd"/>
+      <w:r>
+        <w:t xml:space="preserve"> </w:t>
+      </w:r>
+      <w:proofErr w:type="spellStart"/>
+      <w:r>
+        <w:t>mengonversi</w:t>
+      </w:r>
+      <w:proofErr w:type="spellEnd"/>
+      <w:r>
+        <w:t xml:space="preserve"> </w:t>
+      </w:r>
+      <w:proofErr w:type="spellStart"/>
+      <w:r>
+        <w:t>wujud</w:t>
+      </w:r>
+      <w:proofErr w:type="spellEnd"/>
+      <w:r>
+        <w:t xml:space="preserve"> data </w:t>
+      </w:r>
+      <w:proofErr w:type="spellStart"/>
+      <w:r>
+        <w:t>tersebut</w:t>
+      </w:r>
+      <w:proofErr w:type="spellEnd"/>
+      <w:r>
+        <w:t xml:space="preserve"> </w:t>
+      </w:r>
+      <w:proofErr w:type="spellStart"/>
+      <w:r>
+        <w:t>menjadi</w:t>
+      </w:r>
+      <w:proofErr w:type="spellEnd"/>
+      <w:r>
+        <w:t xml:space="preserve"> </w:t>
+      </w:r>
+      <w:proofErr w:type="spellStart"/>
+      <w:r>
+        <w:t>deretan</w:t>
+      </w:r>
+      <w:proofErr w:type="spellEnd"/>
+      <w:r>
+        <w:t xml:space="preserve"> </w:t>
+      </w:r>
+      <w:proofErr w:type="spellStart"/>
+      <w:r>
+        <w:t>angka</w:t>
+      </w:r>
+      <w:proofErr w:type="spellEnd"/>
+      <w:r>
+        <w:t xml:space="preserve"> </w:t>
+      </w:r>
+      <w:r>
+        <w:rPr>
+          <w:i/>
+          <w:iCs/>
+        </w:rPr>
+        <w:t>byte</w:t>
+      </w:r>
+      <w:r>
+        <w:t xml:space="preserve"> agar </w:t>
+      </w:r>
+      <w:proofErr w:type="spellStart"/>
+      <w:r>
+        <w:t>dapat</w:t>
+      </w:r>
+      <w:proofErr w:type="spellEnd"/>
+      <w:r>
+        <w:t xml:space="preserve"> </w:t>
+      </w:r>
+      <w:proofErr w:type="spellStart"/>
+      <w:r>
+        <w:t>dihitung</w:t>
+      </w:r>
+      <w:proofErr w:type="spellEnd"/>
+      <w:r>
+        <w:t xml:space="preserve"> </w:t>
+      </w:r>
+      <w:proofErr w:type="spellStart"/>
+      <w:r>
+        <w:t>secara</w:t>
+      </w:r>
+      <w:proofErr w:type="spellEnd"/>
+      <w:r>
+        <w:t xml:space="preserve"> </w:t>
+      </w:r>
+      <w:proofErr w:type="spellStart"/>
+      <w:r>
+        <w:t>matematis</w:t>
+      </w:r>
+      <w:proofErr w:type="spellEnd"/>
+      <w:r>
+        <w:t>.</w:t>
+      </w:r>
+    </w:p>
+    <w:p>
+      <w:pPr>
+        <w:pStyle w:val="NormalWeb"/>
         <w:ind w:left="576"/>
-      </w:pPr>
-    </w:p>
-    <w:p>
-      <w:pPr>
-        <w:pStyle w:val="Heading2"/>
-      </w:pPr>
-      <w:r>
-        <w:t xml:space="preserve">Cara </w:t>
-      </w:r>
-      <w:proofErr w:type="spellStart"/>
-      <w:r>
-        <w:t>Mengakses</w:t>
-      </w:r>
-      <w:proofErr w:type="spellEnd"/>
-      <w:r>
-        <w:t xml:space="preserve"> </w:t>
-      </w:r>
-      <w:proofErr w:type="spellStart"/>
-      <w:r>
-        <w:t>Aplikasi</w:t>
-      </w:r>
-      <w:proofErr w:type="spellEnd"/>
-    </w:p>
-    <w:p>
-      <w:pPr>
+        <w:jc w:val="both"/>
+      </w:pPr>
+      <w:proofErr w:type="spellStart"/>
+      <w:r>
+        <w:t>Selanjutnya</w:t>
+      </w:r>
+      <w:proofErr w:type="spellEnd"/>
+      <w:r>
+        <w:t xml:space="preserve">, </w:t>
+      </w:r>
+      <w:proofErr w:type="spellStart"/>
+      <w:r>
+        <w:t>kunci</w:t>
+      </w:r>
+      <w:proofErr w:type="spellEnd"/>
+      <w:r>
+        <w:t xml:space="preserve"> </w:t>
+      </w:r>
+      <w:proofErr w:type="spellStart"/>
+      <w:r>
+        <w:t>rahasia</w:t>
+      </w:r>
+      <w:proofErr w:type="spellEnd"/>
+      <w:r>
+        <w:t xml:space="preserve"> yang </w:t>
+      </w:r>
+      <w:proofErr w:type="spellStart"/>
+      <w:r>
+        <w:t>dimasukkan</w:t>
+      </w:r>
+      <w:proofErr w:type="spellEnd"/>
+      <w:r>
+        <w:t xml:space="preserve"> oleh </w:t>
+      </w:r>
+      <w:proofErr w:type="spellStart"/>
+      <w:r>
+        <w:t>pengguna</w:t>
+      </w:r>
+      <w:proofErr w:type="spellEnd"/>
+      <w:r>
+        <w:t xml:space="preserve"> </w:t>
+      </w:r>
+      <w:proofErr w:type="spellStart"/>
+      <w:r>
+        <w:t>akan</w:t>
+      </w:r>
+      <w:proofErr w:type="spellEnd"/>
+      <w:r>
+        <w:t xml:space="preserve"> </w:t>
+      </w:r>
+      <w:proofErr w:type="spellStart"/>
+      <w:r>
+        <w:t>diproses</w:t>
+      </w:r>
+      <w:proofErr w:type="spellEnd"/>
+      <w:r>
+        <w:t xml:space="preserve"> dan </w:t>
+      </w:r>
+      <w:proofErr w:type="spellStart"/>
+      <w:r>
+        <w:t>dipecah</w:t>
+      </w:r>
+      <w:proofErr w:type="spellEnd"/>
+      <w:r>
+        <w:t xml:space="preserve"> </w:t>
+      </w:r>
+      <w:proofErr w:type="spellStart"/>
+      <w:r>
+        <w:t>menjadi</w:t>
+      </w:r>
+      <w:proofErr w:type="spellEnd"/>
+      <w:r>
+        <w:t xml:space="preserve"> </w:t>
+      </w:r>
+      <w:proofErr w:type="spellStart"/>
+      <w:r>
+        <w:t>beberapa</w:t>
+      </w:r>
+      <w:proofErr w:type="spellEnd"/>
+      <w:r>
+        <w:t xml:space="preserve"> </w:t>
+      </w:r>
+      <w:proofErr w:type="spellStart"/>
+      <w:r>
+        <w:t>anak</w:t>
+      </w:r>
+      <w:proofErr w:type="spellEnd"/>
+      <w:r>
+        <w:t xml:space="preserve"> </w:t>
+      </w:r>
+      <w:proofErr w:type="spellStart"/>
+      <w:r>
+        <w:t>kunci</w:t>
+      </w:r>
+      <w:proofErr w:type="spellEnd"/>
+      <w:r>
+        <w:t xml:space="preserve">. Data </w:t>
+      </w:r>
+      <w:r>
+        <w:rPr>
+          <w:i/>
+          <w:iCs/>
+        </w:rPr>
+        <w:t>byte</w:t>
+      </w:r>
+      <w:r>
+        <w:t xml:space="preserve"> </w:t>
+      </w:r>
+      <w:proofErr w:type="spellStart"/>
+      <w:r>
+        <w:t>tadi</w:t>
+      </w:r>
+      <w:proofErr w:type="spellEnd"/>
+      <w:r>
+        <w:t xml:space="preserve"> </w:t>
+      </w:r>
+      <w:proofErr w:type="spellStart"/>
+      <w:r>
+        <w:t>kemudian</w:t>
+      </w:r>
+      <w:proofErr w:type="spellEnd"/>
+      <w:r>
+        <w:t xml:space="preserve"> </w:t>
+      </w:r>
+      <w:proofErr w:type="spellStart"/>
+      <w:r>
+        <w:t>dimasukkan</w:t>
+      </w:r>
+      <w:proofErr w:type="spellEnd"/>
+      <w:r>
+        <w:t xml:space="preserve"> </w:t>
+      </w:r>
+      <w:proofErr w:type="spellStart"/>
+      <w:r>
+        <w:t>ke</w:t>
+      </w:r>
+      <w:proofErr w:type="spellEnd"/>
+      <w:r>
+        <w:t xml:space="preserve"> </w:t>
+      </w:r>
+      <w:proofErr w:type="spellStart"/>
+      <w:r>
+        <w:t>dalam</w:t>
+      </w:r>
+      <w:proofErr w:type="spellEnd"/>
+      <w:r>
+        <w:t xml:space="preserve"> </w:t>
+      </w:r>
+      <w:proofErr w:type="spellStart"/>
+      <w:r>
+        <w:t>mesin</w:t>
+      </w:r>
+      <w:proofErr w:type="spellEnd"/>
+      <w:r>
+        <w:t xml:space="preserve"> </w:t>
+      </w:r>
+      <w:proofErr w:type="spellStart"/>
+      <w:r>
+        <w:t>sandi</w:t>
+      </w:r>
+      <w:proofErr w:type="spellEnd"/>
+      <w:r>
+        <w:t xml:space="preserve"> (</w:t>
+      </w:r>
+      <w:proofErr w:type="spellStart"/>
+      <w:r>
+        <w:t>Jaringan</w:t>
+      </w:r>
+      <w:proofErr w:type="spellEnd"/>
+      <w:r>
+        <w:t xml:space="preserve"> Feistel dan mode CBC) </w:t>
+      </w:r>
+      <w:proofErr w:type="spellStart"/>
+      <w:r>
+        <w:t>untuk</w:t>
+      </w:r>
+      <w:proofErr w:type="spellEnd"/>
+      <w:r>
+        <w:t xml:space="preserve"> </w:t>
+      </w:r>
+      <w:proofErr w:type="spellStart"/>
+      <w:r>
+        <w:t>diacak</w:t>
+      </w:r>
+      <w:proofErr w:type="spellEnd"/>
+      <w:r>
+        <w:t xml:space="preserve"> dan </w:t>
+      </w:r>
+      <w:proofErr w:type="spellStart"/>
+      <w:r>
+        <w:t>dilebur</w:t>
+      </w:r>
+      <w:proofErr w:type="spellEnd"/>
+      <w:r>
+        <w:t xml:space="preserve"> </w:t>
+      </w:r>
+      <w:proofErr w:type="spellStart"/>
+      <w:r>
+        <w:t>bersama</w:t>
+      </w:r>
+      <w:proofErr w:type="spellEnd"/>
+      <w:r>
+        <w:t xml:space="preserve"> </w:t>
+      </w:r>
+      <w:proofErr w:type="spellStart"/>
+      <w:r>
+        <w:t>anak</w:t>
+      </w:r>
+      <w:proofErr w:type="spellEnd"/>
+      <w:r>
+        <w:t xml:space="preserve"> </w:t>
+      </w:r>
+      <w:proofErr w:type="spellStart"/>
+      <w:r>
+        <w:t>kunci</w:t>
+      </w:r>
+      <w:proofErr w:type="spellEnd"/>
+      <w:r>
+        <w:t xml:space="preserve"> </w:t>
+      </w:r>
+      <w:proofErr w:type="spellStart"/>
+      <w:r>
+        <w:t>tersebut</w:t>
+      </w:r>
+      <w:proofErr w:type="spellEnd"/>
+      <w:r>
+        <w:t xml:space="preserve"> </w:t>
+      </w:r>
+      <w:proofErr w:type="spellStart"/>
+      <w:r>
+        <w:t>secara</w:t>
+      </w:r>
+      <w:proofErr w:type="spellEnd"/>
+      <w:r>
+        <w:t xml:space="preserve"> </w:t>
+      </w:r>
+      <w:proofErr w:type="spellStart"/>
+      <w:r>
+        <w:t>berulang</w:t>
+      </w:r>
+      <w:proofErr w:type="spellEnd"/>
+      <w:r>
+        <w:t>.</w:t>
+      </w:r>
+    </w:p>
+    <w:p>
+      <w:pPr>
+        <w:pStyle w:val="NormalWeb"/>
+        <w:ind w:left="576"/>
+        <w:jc w:val="both"/>
+      </w:pPr>
+      <w:r>
+        <w:t xml:space="preserve">Karena </w:t>
+      </w:r>
+      <w:proofErr w:type="spellStart"/>
+      <w:r>
+        <w:t>hasil</w:t>
+      </w:r>
+      <w:proofErr w:type="spellEnd"/>
+      <w:r>
+        <w:t xml:space="preserve"> </w:t>
+      </w:r>
+      <w:proofErr w:type="spellStart"/>
+      <w:r>
+        <w:t>pengacakan</w:t>
+      </w:r>
+      <w:proofErr w:type="spellEnd"/>
+      <w:r>
+        <w:t xml:space="preserve"> ini </w:t>
+      </w:r>
+      <w:proofErr w:type="spellStart"/>
+      <w:r>
+        <w:t>berupa</w:t>
+      </w:r>
+      <w:proofErr w:type="spellEnd"/>
+      <w:r>
+        <w:t xml:space="preserve"> </w:t>
+      </w:r>
+      <w:proofErr w:type="spellStart"/>
+      <w:r>
+        <w:t>karakter</w:t>
+      </w:r>
+      <w:proofErr w:type="spellEnd"/>
+      <w:r>
+        <w:t xml:space="preserve"> </w:t>
+      </w:r>
+      <w:proofErr w:type="spellStart"/>
+      <w:r>
+        <w:t>mesin</w:t>
+      </w:r>
+      <w:proofErr w:type="spellEnd"/>
+      <w:r>
+        <w:t xml:space="preserve"> yang </w:t>
+      </w:r>
+      <w:proofErr w:type="spellStart"/>
+      <w:r>
+        <w:t>tidak</w:t>
+      </w:r>
+      <w:proofErr w:type="spellEnd"/>
+      <w:r>
+        <w:t xml:space="preserve"> </w:t>
+      </w:r>
+      <w:proofErr w:type="spellStart"/>
+      <w:r>
+        <w:t>bisa</w:t>
+      </w:r>
+      <w:proofErr w:type="spellEnd"/>
+      <w:r>
+        <w:t xml:space="preserve"> </w:t>
+      </w:r>
+      <w:proofErr w:type="spellStart"/>
+      <w:r>
+        <w:t>dibaca</w:t>
+      </w:r>
+      <w:proofErr w:type="spellEnd"/>
+      <w:r>
+        <w:t xml:space="preserve">, </w:t>
+      </w:r>
+      <w:proofErr w:type="spellStart"/>
+      <w:r>
+        <w:t>aplikasi</w:t>
+      </w:r>
+      <w:proofErr w:type="spellEnd"/>
+      <w:r>
+        <w:t xml:space="preserve"> </w:t>
+      </w:r>
+      <w:proofErr w:type="spellStart"/>
+      <w:r>
+        <w:t>akan</w:t>
+      </w:r>
+      <w:proofErr w:type="spellEnd"/>
+      <w:r>
+        <w:t xml:space="preserve"> </w:t>
+      </w:r>
+      <w:proofErr w:type="spellStart"/>
+      <w:r>
+        <w:t>menerjemahkannya</w:t>
+      </w:r>
+      <w:proofErr w:type="spellEnd"/>
+      <w:r>
+        <w:t xml:space="preserve"> </w:t>
+      </w:r>
+      <w:proofErr w:type="spellStart"/>
+      <w:r>
+        <w:t>kembali</w:t>
+      </w:r>
+      <w:proofErr w:type="spellEnd"/>
+      <w:r>
+        <w:t xml:space="preserve"> </w:t>
+      </w:r>
+      <w:proofErr w:type="spellStart"/>
+      <w:r>
+        <w:t>menjadi</w:t>
+      </w:r>
+      <w:proofErr w:type="spellEnd"/>
+      <w:r>
+        <w:t xml:space="preserve"> format </w:t>
+      </w:r>
+      <w:proofErr w:type="spellStart"/>
+      <w:r>
+        <w:t>teks</w:t>
+      </w:r>
+      <w:proofErr w:type="spellEnd"/>
+      <w:r>
+        <w:t xml:space="preserve"> </w:t>
+      </w:r>
+      <w:proofErr w:type="spellStart"/>
+      <w:r>
+        <w:t>standar</w:t>
+      </w:r>
+      <w:proofErr w:type="spellEnd"/>
+      <w:r>
+        <w:t xml:space="preserve"> </w:t>
+      </w:r>
+      <w:proofErr w:type="spellStart"/>
+      <w:r>
+        <w:t>internasional</w:t>
+      </w:r>
+      <w:proofErr w:type="spellEnd"/>
+      <w:r>
+        <w:t xml:space="preserve"> </w:t>
+      </w:r>
+      <w:proofErr w:type="spellStart"/>
+      <w:r>
+        <w:t>bernama</w:t>
+      </w:r>
+      <w:proofErr w:type="spellEnd"/>
+      <w:r>
+        <w:t xml:space="preserve"> </w:t>
+      </w:r>
+      <w:r>
+        <w:rPr>
+          <w:rStyle w:val="HTMLCode"/>
+          <w:rFonts w:ascii="Times New Roman" w:eastAsiaTheme="majorEastAsia" w:hAnsi="Times New Roman" w:cs="Times New Roman"/>
+          <w:sz w:val="24"/>
+          <w:szCs w:val="24"/>
+        </w:rPr>
+        <w:t>Base64</w:t>
+      </w:r>
+      <w:r>
+        <w:t xml:space="preserve">. Teks </w:t>
+      </w:r>
+      <w:r>
+        <w:rPr>
+          <w:rStyle w:val="HTMLCode"/>
+          <w:rFonts w:ascii="Times New Roman" w:eastAsiaTheme="majorEastAsia" w:hAnsi="Times New Roman" w:cs="Times New Roman"/>
+          <w:sz w:val="24"/>
+          <w:szCs w:val="24"/>
+        </w:rPr>
+        <w:t>Base64</w:t>
+      </w:r>
+      <w:r>
+        <w:t xml:space="preserve"> </w:t>
+      </w:r>
+      <w:proofErr w:type="spellStart"/>
+      <w:r>
+        <w:t>inilah</w:t>
+      </w:r>
+      <w:proofErr w:type="spellEnd"/>
+      <w:r>
+        <w:t xml:space="preserve"> yang </w:t>
+      </w:r>
+      <w:proofErr w:type="spellStart"/>
+      <w:r>
+        <w:t>muncul</w:t>
+      </w:r>
+      <w:proofErr w:type="spellEnd"/>
+      <w:r>
+        <w:t xml:space="preserve"> di </w:t>
+      </w:r>
+      <w:proofErr w:type="spellStart"/>
+      <w:r>
+        <w:t>layar</w:t>
+      </w:r>
+      <w:proofErr w:type="spellEnd"/>
+      <w:r>
+        <w:t xml:space="preserve"> </w:t>
+      </w:r>
+      <w:proofErr w:type="spellStart"/>
+      <w:r>
+        <w:t>sebagai</w:t>
+      </w:r>
+      <w:proofErr w:type="spellEnd"/>
+      <w:r>
+        <w:t xml:space="preserve"> </w:t>
+      </w:r>
+      <w:r>
+        <w:rPr>
+          <w:i/>
+          <w:iCs/>
+        </w:rPr>
+        <w:t>Ciphertext</w:t>
+      </w:r>
+      <w:r>
+        <w:t xml:space="preserve"> dan </w:t>
+      </w:r>
+      <w:proofErr w:type="spellStart"/>
+      <w:r>
+        <w:t>siap</w:t>
+      </w:r>
+      <w:proofErr w:type="spellEnd"/>
+      <w:r>
+        <w:t xml:space="preserve"> </w:t>
+      </w:r>
+      <w:proofErr w:type="spellStart"/>
+      <w:r>
+        <w:t>untuk</w:t>
+      </w:r>
+      <w:proofErr w:type="spellEnd"/>
+      <w:r>
+        <w:t xml:space="preserve"> </w:t>
+      </w:r>
+      <w:proofErr w:type="spellStart"/>
+      <w:r>
+        <w:t>disalin</w:t>
+      </w:r>
+      <w:proofErr w:type="spellEnd"/>
+      <w:r>
+        <w:t xml:space="preserve"> </w:t>
+      </w:r>
+      <w:proofErr w:type="spellStart"/>
+      <w:r>
+        <w:t>atau</w:t>
+      </w:r>
+      <w:proofErr w:type="spellEnd"/>
+      <w:r>
+        <w:t xml:space="preserve"> </w:t>
+      </w:r>
+      <w:proofErr w:type="spellStart"/>
+      <w:r>
+        <w:t>diunduh</w:t>
+      </w:r>
+      <w:proofErr w:type="spellEnd"/>
+      <w:r>
+        <w:t xml:space="preserve">. </w:t>
+      </w:r>
+      <w:proofErr w:type="spellStart"/>
+      <w:r>
+        <w:t>Sebaliknya</w:t>
+      </w:r>
+      <w:proofErr w:type="spellEnd"/>
+      <w:r>
+        <w:t xml:space="preserve">, </w:t>
+      </w:r>
+      <w:proofErr w:type="spellStart"/>
+      <w:r>
+        <w:t>saat</w:t>
+      </w:r>
+      <w:proofErr w:type="spellEnd"/>
+      <w:r>
+        <w:t xml:space="preserve"> proses </w:t>
+      </w:r>
+      <w:proofErr w:type="spellStart"/>
+      <w:r>
+        <w:t>dekripsi</w:t>
+      </w:r>
+      <w:proofErr w:type="spellEnd"/>
+      <w:r>
+        <w:t xml:space="preserve">, </w:t>
+      </w:r>
+      <w:proofErr w:type="spellStart"/>
+      <w:r>
+        <w:t>aplikasi</w:t>
+      </w:r>
+      <w:proofErr w:type="spellEnd"/>
+      <w:r>
+        <w:t xml:space="preserve"> </w:t>
+      </w:r>
+      <w:proofErr w:type="spellStart"/>
+      <w:r>
+        <w:t>cukup</w:t>
+      </w:r>
+      <w:proofErr w:type="spellEnd"/>
+      <w:r>
+        <w:t xml:space="preserve"> </w:t>
+      </w:r>
+      <w:proofErr w:type="spellStart"/>
+      <w:r>
+        <w:t>membaca</w:t>
+      </w:r>
+      <w:proofErr w:type="spellEnd"/>
+      <w:r>
+        <w:t xml:space="preserve"> </w:t>
+      </w:r>
+      <w:proofErr w:type="spellStart"/>
+      <w:r>
+        <w:t>teks</w:t>
+      </w:r>
+      <w:proofErr w:type="spellEnd"/>
+      <w:r>
+        <w:t xml:space="preserve"> </w:t>
+      </w:r>
+      <w:r>
+        <w:rPr>
+          <w:rStyle w:val="HTMLCode"/>
+          <w:rFonts w:ascii="Times New Roman" w:eastAsiaTheme="majorEastAsia" w:hAnsi="Times New Roman" w:cs="Times New Roman"/>
+          <w:sz w:val="24"/>
+          <w:szCs w:val="24"/>
+        </w:rPr>
+        <w:t>Base64</w:t>
+      </w:r>
+      <w:r>
+        <w:t xml:space="preserve"> </w:t>
+      </w:r>
+      <w:proofErr w:type="spellStart"/>
+      <w:r>
+        <w:t>tersebut</w:t>
+      </w:r>
+      <w:proofErr w:type="spellEnd"/>
+      <w:r>
+        <w:t xml:space="preserve"> </w:t>
+      </w:r>
+      <w:r>
+        <w:lastRenderedPageBreak/>
+        <w:t xml:space="preserve">dan </w:t>
+      </w:r>
+      <w:proofErr w:type="spellStart"/>
+      <w:r>
+        <w:t>memutar</w:t>
+      </w:r>
+      <w:proofErr w:type="spellEnd"/>
+      <w:r>
+        <w:t xml:space="preserve"> </w:t>
+      </w:r>
+      <w:proofErr w:type="spellStart"/>
+      <w:r>
+        <w:t>balik</w:t>
+      </w:r>
+      <w:proofErr w:type="spellEnd"/>
+      <w:r>
+        <w:t xml:space="preserve"> </w:t>
+      </w:r>
+      <w:proofErr w:type="spellStart"/>
+      <w:r>
+        <w:t>seluruh</w:t>
+      </w:r>
+      <w:proofErr w:type="spellEnd"/>
+      <w:r>
+        <w:t xml:space="preserve"> </w:t>
+      </w:r>
+      <w:proofErr w:type="spellStart"/>
+      <w:r>
+        <w:t>operasi</w:t>
+      </w:r>
+      <w:proofErr w:type="spellEnd"/>
+      <w:r>
+        <w:t xml:space="preserve"> </w:t>
+      </w:r>
+      <w:proofErr w:type="spellStart"/>
+      <w:r>
+        <w:t>matematika</w:t>
+      </w:r>
+      <w:proofErr w:type="spellEnd"/>
+      <w:r>
+        <w:t xml:space="preserve"> </w:t>
+      </w:r>
+      <w:proofErr w:type="spellStart"/>
+      <w:r>
+        <w:t>menggunakan</w:t>
+      </w:r>
+      <w:proofErr w:type="spellEnd"/>
+      <w:r>
+        <w:t xml:space="preserve"> </w:t>
+      </w:r>
+      <w:proofErr w:type="spellStart"/>
+      <w:r>
+        <w:t>kunci</w:t>
+      </w:r>
+      <w:proofErr w:type="spellEnd"/>
+      <w:r>
+        <w:t xml:space="preserve"> </w:t>
+      </w:r>
+      <w:proofErr w:type="spellStart"/>
+      <w:r>
+        <w:t>rahasia</w:t>
+      </w:r>
+      <w:proofErr w:type="spellEnd"/>
+      <w:r>
+        <w:t xml:space="preserve"> yang </w:t>
+      </w:r>
+      <w:proofErr w:type="spellStart"/>
+      <w:r>
+        <w:t>sama</w:t>
+      </w:r>
+      <w:proofErr w:type="spellEnd"/>
+      <w:r>
+        <w:t xml:space="preserve"> </w:t>
+      </w:r>
+      <w:proofErr w:type="spellStart"/>
+      <w:r>
+        <w:t>untuk</w:t>
+      </w:r>
+      <w:proofErr w:type="spellEnd"/>
+      <w:r>
+        <w:t xml:space="preserve"> </w:t>
+      </w:r>
+      <w:proofErr w:type="spellStart"/>
+      <w:r>
+        <w:t>merakit</w:t>
+      </w:r>
+      <w:proofErr w:type="spellEnd"/>
+      <w:r>
+        <w:t xml:space="preserve"> </w:t>
+      </w:r>
+      <w:proofErr w:type="spellStart"/>
+      <w:r>
+        <w:t>ulang</w:t>
+      </w:r>
+      <w:proofErr w:type="spellEnd"/>
+      <w:r>
+        <w:t xml:space="preserve"> data </w:t>
+      </w:r>
+      <w:proofErr w:type="spellStart"/>
+      <w:r>
+        <w:t>menjadi</w:t>
+      </w:r>
+      <w:proofErr w:type="spellEnd"/>
+      <w:r>
+        <w:t xml:space="preserve"> wujud </w:t>
+      </w:r>
+      <w:proofErr w:type="spellStart"/>
+      <w:r>
+        <w:t>aslinya</w:t>
+      </w:r>
+      <w:proofErr w:type="spellEnd"/>
+      <w:r>
+        <w:t>.</w:t>
+      </w:r>
+    </w:p>
+    <w:p>
+      <w:pPr>
+        <w:spacing w:beforeLines="120" w:before="288" w:afterLines="160" w:after="384" w:line="360" w:lineRule="auto"/>
+      </w:pPr>
+    </w:p>
+    <w:p>
+      <w:pPr>
+        <w:spacing w:beforeLines="120" w:before="288" w:afterLines="160" w:after="384" w:line="360" w:lineRule="auto"/>
         <w:ind w:left="720"/>
       </w:pPr>
-      <w:r>
-        <w:t>…</w:t>
-      </w:r>
-    </w:p>
-    <w:p/>
-    <w:p/>
-    <w:p>
-      <w:pPr>
-        <w:pStyle w:val="Heading2"/>
-      </w:pPr>
-      <w:proofErr w:type="spellStart"/>
-      <w:r>
-        <w:t>Aturan</w:t>
-      </w:r>
-      <w:proofErr w:type="spellEnd"/>
-      <w:r>
-        <w:t xml:space="preserve"> Project</w:t>
-      </w:r>
-    </w:p>
-    <w:p>
-      <w:pPr>
+    </w:p>
+    <w:p>
+      <w:pPr>
+        <w:spacing w:beforeLines="120" w:before="288" w:afterLines="160" w:after="384" w:line="360" w:lineRule="auto"/>
         <w:ind w:left="720"/>
       </w:pPr>
-      <w:r>
-        <w:t>…</w:t>
-      </w:r>
-    </w:p>
-    <w:p>
-      <w:pPr>
+    </w:p>
+    <w:p>
+      <w:pPr>
+        <w:spacing w:beforeLines="120" w:before="288" w:afterLines="160" w:after="384" w:line="360" w:lineRule="auto"/>
         <w:ind w:left="720"/>
       </w:pPr>
     </w:p>
     <w:p>
       <w:pPr>
+        <w:spacing w:beforeLines="120" w:before="288" w:afterLines="160" w:after="384" w:line="360" w:lineRule="auto"/>
         <w:ind w:left="720"/>
       </w:pPr>
     </w:p>
     <w:p>
       <w:pPr>
-        <w:pStyle w:val="Heading2"/>
-      </w:pPr>
-      <w:r>
-        <w:t xml:space="preserve">Cara </w:t>
-      </w:r>
-      <w:proofErr w:type="spellStart"/>
-      <w:r>
-        <w:t>Kerja</w:t>
-      </w:r>
-      <w:proofErr w:type="spellEnd"/>
-      <w:r>
-        <w:t xml:space="preserve"> Aplikasi</w:t>
-      </w:r>
-    </w:p>
-    <w:p>
-      <w:pPr>
+        <w:spacing w:beforeLines="120" w:before="288" w:afterLines="160" w:after="384" w:line="360" w:lineRule="auto"/>
         <w:ind w:left="720"/>
       </w:pPr>
-      <w:r>
-        <w:t>…</w:t>
-      </w:r>
-    </w:p>
-    <w:p>
-      <w:pPr>
+    </w:p>
+    <w:p>
+      <w:pPr>
+        <w:spacing w:beforeLines="120" w:before="288" w:afterLines="160" w:after="384" w:line="360" w:lineRule="auto"/>
         <w:ind w:left="720"/>
       </w:pPr>
     </w:p>
     <w:p>
       <w:pPr>
+        <w:spacing w:beforeLines="120" w:before="288" w:afterLines="160" w:after="384" w:line="360" w:lineRule="auto"/>
         <w:ind w:left="720"/>
       </w:pPr>
     </w:p>
     <w:p>
       <w:pPr>
+        <w:spacing w:beforeLines="120" w:before="288" w:afterLines="160" w:after="384" w:line="360" w:lineRule="auto"/>
         <w:ind w:left="720"/>
       </w:pPr>
     </w:p>
     <w:p>
       <w:pPr>
+        <w:spacing w:beforeLines="120" w:before="288" w:afterLines="160" w:after="384" w:line="360" w:lineRule="auto"/>
         <w:ind w:left="720"/>
       </w:pPr>
     </w:p>
     <w:p>
       <w:pPr>
-        <w:ind w:left="720"/>
-      </w:pPr>
-    </w:p>
-    <w:p>
-      <w:pPr>
-        <w:ind w:left="720"/>
-      </w:pPr>
-    </w:p>
-    <w:p>
-      <w:pPr>
-        <w:ind w:left="720"/>
-      </w:pPr>
-    </w:p>
-    <w:p>
-      <w:pPr>
-        <w:ind w:left="720"/>
-      </w:pPr>
-    </w:p>
-    <w:p>
-      <w:pPr>
-        <w:ind w:left="720"/>
-      </w:pPr>
-    </w:p>
-    <w:p>
-      <w:pPr>
-        <w:ind w:left="720"/>
-      </w:pPr>
-    </w:p>
-    <w:p/>
-    <w:p/>
+        <w:spacing w:beforeLines="120" w:before="288" w:afterLines="160" w:after="384" w:line="360" w:lineRule="auto"/>
+      </w:pPr>
+    </w:p>
+    <w:p>
+      <w:pPr>
+        <w:spacing w:beforeLines="120" w:before="288" w:afterLines="160" w:after="384" w:line="360" w:lineRule="auto"/>
+      </w:pPr>
+    </w:p>
+    <w:p>
+      <w:pPr>
+        <w:spacing w:beforeLines="120" w:before="288" w:afterLines="160" w:after="384" w:line="360" w:lineRule="auto"/>
+      </w:pPr>
+    </w:p>
+    <w:p>
+      <w:pPr>
+        <w:spacing w:beforeLines="120" w:before="288" w:afterLines="160" w:after="384" w:line="360" w:lineRule="auto"/>
+      </w:pPr>
+    </w:p>
+    <w:p>
+      <w:pPr>
+        <w:spacing w:beforeLines="120" w:before="288" w:afterLines="160" w:after="384" w:line="360" w:lineRule="auto"/>
+      </w:pPr>
+    </w:p>
     <w:p>
       <w:pPr>
         <w:pStyle w:val="Heading1"/>
+        <w:spacing w:beforeLines="120" w:before="288" w:afterLines="160" w:after="384" w:line="360" w:lineRule="auto"/>
       </w:pPr>
       <w:r>
         <w:lastRenderedPageBreak/>
         <w:t>ARSITEKTUR DAN LOGIKA KRIPTOGRAFI</w:t>
       </w:r>
     </w:p>
-    <w:p/>
     <w:p>
       <w:pPr>
         <w:pStyle w:val="Heading2"/>
+        <w:spacing w:beforeLines="120" w:before="288" w:afterLines="160" w:after="384" w:line="360" w:lineRule="auto"/>
       </w:pPr>
       <w:proofErr w:type="spellStart"/>
       <w:r>
@@ -487,85 +4574,1781 @@
     </w:p>
     <w:p>
       <w:pPr>
+        <w:pStyle w:val="NormalWeb"/>
+        <w:ind w:left="576" w:firstLine="576"/>
+        <w:jc w:val="both"/>
+      </w:pPr>
+      <w:proofErr w:type="spellStart"/>
+      <w:r>
+        <w:t>Algoritma</w:t>
+      </w:r>
+      <w:proofErr w:type="spellEnd"/>
+      <w:r>
+        <w:t xml:space="preserve"> </w:t>
+      </w:r>
+      <w:proofErr w:type="spellStart"/>
+      <w:r>
+        <w:t>utamanya</w:t>
+      </w:r>
+      <w:proofErr w:type="spellEnd"/>
+      <w:r>
+        <w:t xml:space="preserve"> </w:t>
+      </w:r>
+      <w:proofErr w:type="spellStart"/>
+      <w:r>
+        <w:t>menggunakan</w:t>
+      </w:r>
+      <w:proofErr w:type="spellEnd"/>
+      <w:r>
+        <w:t xml:space="preserve"> </w:t>
+      </w:r>
+      <w:proofErr w:type="spellStart"/>
+      <w:r>
+        <w:t>modifikasi</w:t>
+      </w:r>
+      <w:proofErr w:type="spellEnd"/>
+      <w:r>
+        <w:t xml:space="preserve"> </w:t>
+      </w:r>
+      <w:proofErr w:type="spellStart"/>
+      <w:r>
+        <w:t>Jaringan</w:t>
+      </w:r>
+      <w:proofErr w:type="spellEnd"/>
+      <w:r>
+        <w:t xml:space="preserve"> Feistel (</w:t>
+      </w:r>
+      <w:r>
+        <w:rPr>
+          <w:i/>
+          <w:iCs/>
+        </w:rPr>
+        <w:t>Feistel Network</w:t>
+      </w:r>
+      <w:r>
+        <w:t xml:space="preserve">) </w:t>
+      </w:r>
+      <w:proofErr w:type="spellStart"/>
+      <w:r>
+        <w:t>dengan</w:t>
+      </w:r>
+      <w:proofErr w:type="spellEnd"/>
+      <w:r>
+        <w:t xml:space="preserve"> </w:t>
+      </w:r>
+      <w:proofErr w:type="spellStart"/>
+      <w:r>
+        <w:t>ukuran</w:t>
+      </w:r>
+      <w:proofErr w:type="spellEnd"/>
+      <w:r>
+        <w:t xml:space="preserve"> </w:t>
+      </w:r>
+      <w:proofErr w:type="spellStart"/>
+      <w:r>
+        <w:t>blok</w:t>
+      </w:r>
+      <w:proofErr w:type="spellEnd"/>
+      <w:r>
+        <w:t xml:space="preserve"> 64-bit </w:t>
+      </w:r>
+      <w:proofErr w:type="spellStart"/>
+      <w:r>
+        <w:t>atau</w:t>
+      </w:r>
+      <w:proofErr w:type="spellEnd"/>
+      <w:r>
+        <w:t xml:space="preserve"> 8 byte.</w:t>
+      </w:r>
+    </w:p>
+    <w:p>
+      <w:pPr>
+        <w:pStyle w:val="NormalWeb"/>
+        <w:ind w:left="576"/>
+        <w:jc w:val="both"/>
+      </w:pPr>
+      <w:r>
+        <w:t xml:space="preserve">Cara </w:t>
+      </w:r>
+      <w:proofErr w:type="spellStart"/>
+      <w:r>
+        <w:t>kerjanya</w:t>
+      </w:r>
+      <w:proofErr w:type="spellEnd"/>
+      <w:r>
+        <w:t xml:space="preserve">, </w:t>
+      </w:r>
+      <w:proofErr w:type="spellStart"/>
+      <w:r>
+        <w:t>setiap</w:t>
+      </w:r>
+      <w:proofErr w:type="spellEnd"/>
+      <w:r>
+        <w:t xml:space="preserve"> </w:t>
+      </w:r>
+      <w:proofErr w:type="spellStart"/>
+      <w:r>
+        <w:t>pesan</w:t>
+      </w:r>
+      <w:proofErr w:type="spellEnd"/>
+      <w:r>
+        <w:t xml:space="preserve"> </w:t>
+      </w:r>
+      <w:proofErr w:type="spellStart"/>
+      <w:r>
+        <w:t>atau</w:t>
+      </w:r>
+      <w:proofErr w:type="spellEnd"/>
+      <w:r>
+        <w:t xml:space="preserve"> file yang </w:t>
+      </w:r>
+      <w:proofErr w:type="spellStart"/>
+      <w:r>
+        <w:t>masuk</w:t>
+      </w:r>
+      <w:proofErr w:type="spellEnd"/>
+      <w:r>
+        <w:t xml:space="preserve"> </w:t>
+      </w:r>
+      <w:proofErr w:type="spellStart"/>
+      <w:r>
+        <w:t>akan</w:t>
+      </w:r>
+      <w:proofErr w:type="spellEnd"/>
+      <w:r>
+        <w:t xml:space="preserve"> </w:t>
+      </w:r>
+      <w:proofErr w:type="spellStart"/>
+      <w:r>
+        <w:t>dipotong-potong</w:t>
+      </w:r>
+      <w:proofErr w:type="spellEnd"/>
+      <w:r>
+        <w:t xml:space="preserve"> </w:t>
+      </w:r>
+      <w:proofErr w:type="spellStart"/>
+      <w:r>
+        <w:t>menjadi</w:t>
+      </w:r>
+      <w:proofErr w:type="spellEnd"/>
+      <w:r>
+        <w:t xml:space="preserve"> </w:t>
+      </w:r>
+      <w:proofErr w:type="spellStart"/>
+      <w:r>
+        <w:t>blok</w:t>
+      </w:r>
+      <w:proofErr w:type="spellEnd"/>
+      <w:r>
+        <w:t xml:space="preserve"> </w:t>
+      </w:r>
+      <w:proofErr w:type="spellStart"/>
+      <w:r>
+        <w:t>kecil</w:t>
+      </w:r>
+      <w:proofErr w:type="spellEnd"/>
+      <w:r>
+        <w:t xml:space="preserve"> </w:t>
+      </w:r>
+      <w:proofErr w:type="spellStart"/>
+      <w:r>
+        <w:t>berukuran</w:t>
+      </w:r>
+      <w:proofErr w:type="spellEnd"/>
+      <w:r>
+        <w:t xml:space="preserve"> 8 byte. </w:t>
+      </w:r>
+      <w:proofErr w:type="spellStart"/>
+      <w:r>
+        <w:t>Setiap</w:t>
+      </w:r>
+      <w:proofErr w:type="spellEnd"/>
+      <w:r>
+        <w:t xml:space="preserve"> </w:t>
+      </w:r>
+      <w:proofErr w:type="spellStart"/>
+      <w:r>
+        <w:t>blok</w:t>
+      </w:r>
+      <w:proofErr w:type="spellEnd"/>
+      <w:r>
+        <w:t xml:space="preserve"> ini </w:t>
+      </w:r>
+      <w:proofErr w:type="spellStart"/>
+      <w:r>
+        <w:t>kemudian</w:t>
+      </w:r>
+      <w:proofErr w:type="spellEnd"/>
+      <w:r>
+        <w:t xml:space="preserve"> </w:t>
+      </w:r>
+      <w:proofErr w:type="spellStart"/>
+      <w:r>
+        <w:t>dibelah</w:t>
+      </w:r>
+      <w:proofErr w:type="spellEnd"/>
+      <w:r>
+        <w:t xml:space="preserve"> </w:t>
+      </w:r>
+      <w:proofErr w:type="spellStart"/>
+      <w:r>
+        <w:t>menjadi</w:t>
+      </w:r>
+      <w:proofErr w:type="spellEnd"/>
+      <w:r>
+        <w:t xml:space="preserve"> dua </w:t>
+      </w:r>
+      <w:proofErr w:type="spellStart"/>
+      <w:r>
+        <w:t>bagian</w:t>
+      </w:r>
+      <w:proofErr w:type="spellEnd"/>
+      <w:r>
+        <w:t xml:space="preserve">, </w:t>
+      </w:r>
+      <w:proofErr w:type="spellStart"/>
+      <w:r>
+        <w:t>yaitu</w:t>
+      </w:r>
+      <w:proofErr w:type="spellEnd"/>
+      <w:r>
+        <w:t xml:space="preserve"> </w:t>
+      </w:r>
+      <w:proofErr w:type="spellStart"/>
+      <w:r>
+        <w:t>bagian</w:t>
+      </w:r>
+      <w:proofErr w:type="spellEnd"/>
+      <w:r>
+        <w:t xml:space="preserve"> Kiri (4 byte) dan </w:t>
+      </w:r>
+      <w:proofErr w:type="spellStart"/>
+      <w:r>
+        <w:t>bagian</w:t>
+      </w:r>
+      <w:proofErr w:type="spellEnd"/>
+      <w:r>
+        <w:t xml:space="preserve"> Kanan (4 byte).</w:t>
+      </w:r>
+    </w:p>
+    <w:p>
+      <w:pPr>
+        <w:pStyle w:val="NormalWeb"/>
+        <w:ind w:left="576"/>
+        <w:jc w:val="both"/>
+      </w:pPr>
+      <w:proofErr w:type="spellStart"/>
+      <w:r>
+        <w:t>Kedua</w:t>
+      </w:r>
+      <w:proofErr w:type="spellEnd"/>
+      <w:r>
+        <w:t xml:space="preserve"> </w:t>
+      </w:r>
+      <w:proofErr w:type="spellStart"/>
+      <w:r>
+        <w:t>bagian</w:t>
+      </w:r>
+      <w:proofErr w:type="spellEnd"/>
+      <w:r>
+        <w:t xml:space="preserve"> ini </w:t>
+      </w:r>
+      <w:proofErr w:type="spellStart"/>
+      <w:r>
+        <w:t>kemudian</w:t>
+      </w:r>
+      <w:proofErr w:type="spellEnd"/>
+      <w:r>
+        <w:t xml:space="preserve"> </w:t>
+      </w:r>
+      <w:proofErr w:type="spellStart"/>
+      <w:r>
+        <w:t>diproses</w:t>
+      </w:r>
+      <w:proofErr w:type="spellEnd"/>
+      <w:r>
+        <w:t xml:space="preserve"> </w:t>
+      </w:r>
+      <w:proofErr w:type="spellStart"/>
+      <w:r>
+        <w:t>dalam</w:t>
+      </w:r>
+      <w:proofErr w:type="spellEnd"/>
+      <w:r>
+        <w:t xml:space="preserve"> </w:t>
+      </w:r>
+      <w:proofErr w:type="spellStart"/>
+      <w:r>
+        <w:t>putaran</w:t>
+      </w:r>
+      <w:proofErr w:type="spellEnd"/>
+      <w:r>
+        <w:t xml:space="preserve"> (</w:t>
+      </w:r>
+      <w:r>
+        <w:rPr>
+          <w:i/>
+          <w:iCs/>
+        </w:rPr>
+        <w:t>round</w:t>
+      </w:r>
+      <w:r>
+        <w:t xml:space="preserve">) </w:t>
+      </w:r>
+      <w:proofErr w:type="spellStart"/>
+      <w:r>
+        <w:t>sebanyak</w:t>
+      </w:r>
+      <w:proofErr w:type="spellEnd"/>
+      <w:r>
+        <w:t xml:space="preserve"> 4 kali </w:t>
+      </w:r>
+      <w:proofErr w:type="spellStart"/>
+      <w:r>
+        <w:t>berturut-turut</w:t>
+      </w:r>
+      <w:proofErr w:type="spellEnd"/>
+      <w:r>
+        <w:t xml:space="preserve">. Pada </w:t>
+      </w:r>
+      <w:proofErr w:type="spellStart"/>
+      <w:r>
+        <w:t>setiap</w:t>
+      </w:r>
+      <w:proofErr w:type="spellEnd"/>
+      <w:r>
+        <w:t xml:space="preserve"> </w:t>
+      </w:r>
+      <w:proofErr w:type="spellStart"/>
+      <w:r>
+        <w:t>putarannya</w:t>
+      </w:r>
+      <w:proofErr w:type="spellEnd"/>
+      <w:r>
+        <w:t xml:space="preserve">, </w:t>
+      </w:r>
+      <w:proofErr w:type="spellStart"/>
+      <w:r>
+        <w:t>bagian</w:t>
+      </w:r>
+      <w:proofErr w:type="spellEnd"/>
+      <w:r>
+        <w:t xml:space="preserve"> Kanan </w:t>
+      </w:r>
+      <w:proofErr w:type="spellStart"/>
+      <w:r>
+        <w:t>akan</w:t>
+      </w:r>
+      <w:proofErr w:type="spellEnd"/>
+      <w:r>
+        <w:t xml:space="preserve"> </w:t>
+      </w:r>
+      <w:proofErr w:type="spellStart"/>
+      <w:r>
+        <w:t>diolah</w:t>
+      </w:r>
+      <w:proofErr w:type="spellEnd"/>
+      <w:r>
+        <w:t xml:space="preserve"> oleh </w:t>
+      </w:r>
+      <w:proofErr w:type="spellStart"/>
+      <w:r>
+        <w:t>fungsi</w:t>
+      </w:r>
+      <w:proofErr w:type="spellEnd"/>
+      <w:r>
+        <w:t xml:space="preserve"> </w:t>
+      </w:r>
+      <w:proofErr w:type="spellStart"/>
+      <w:r>
+        <w:t>khusus</w:t>
+      </w:r>
+      <w:proofErr w:type="spellEnd"/>
+      <w:r>
+        <w:t xml:space="preserve">, </w:t>
+      </w:r>
+      <w:proofErr w:type="spellStart"/>
+      <w:r>
+        <w:t>lalu</w:t>
+      </w:r>
+      <w:proofErr w:type="spellEnd"/>
+      <w:r>
+        <w:t xml:space="preserve"> </w:t>
+      </w:r>
+      <w:proofErr w:type="spellStart"/>
+      <w:r>
+        <w:t>dilebur</w:t>
+      </w:r>
+      <w:proofErr w:type="spellEnd"/>
+      <w:r>
+        <w:t xml:space="preserve"> </w:t>
+      </w:r>
+      <w:proofErr w:type="spellStart"/>
+      <w:r>
+        <w:t>dengan</w:t>
+      </w:r>
+      <w:proofErr w:type="spellEnd"/>
+      <w:r>
+        <w:t xml:space="preserve"> </w:t>
+      </w:r>
+      <w:proofErr w:type="spellStart"/>
+      <w:r>
+        <w:t>bagian</w:t>
+      </w:r>
+      <w:proofErr w:type="spellEnd"/>
+      <w:r>
+        <w:t xml:space="preserve"> Kiri </w:t>
+      </w:r>
+      <w:proofErr w:type="spellStart"/>
+      <w:r>
+        <w:t>menggunakan</w:t>
+      </w:r>
+      <w:proofErr w:type="spellEnd"/>
+      <w:r>
+        <w:t xml:space="preserve"> </w:t>
+      </w:r>
+      <w:proofErr w:type="spellStart"/>
+      <w:r>
+        <w:t>operasi</w:t>
+      </w:r>
+      <w:proofErr w:type="spellEnd"/>
+      <w:r>
+        <w:t xml:space="preserve"> XOR. </w:t>
+      </w:r>
+      <w:proofErr w:type="spellStart"/>
+      <w:r>
+        <w:t>Setelah</w:t>
+      </w:r>
+      <w:proofErr w:type="spellEnd"/>
+      <w:r>
+        <w:t xml:space="preserve"> </w:t>
+      </w:r>
+      <w:proofErr w:type="spellStart"/>
+      <w:r>
+        <w:t>itu</w:t>
+      </w:r>
+      <w:proofErr w:type="spellEnd"/>
+      <w:r>
+        <w:t xml:space="preserve">, </w:t>
+      </w:r>
+      <w:proofErr w:type="spellStart"/>
+      <w:r>
+        <w:t>posisi</w:t>
+      </w:r>
+      <w:proofErr w:type="spellEnd"/>
+      <w:r>
+        <w:t xml:space="preserve"> Kiri dan Kanan </w:t>
+      </w:r>
+      <w:proofErr w:type="spellStart"/>
+      <w:r>
+        <w:t>akan</w:t>
+      </w:r>
+      <w:proofErr w:type="spellEnd"/>
+      <w:r>
+        <w:t xml:space="preserve"> </w:t>
+      </w:r>
+      <w:proofErr w:type="spellStart"/>
+      <w:r>
+        <w:t>ditukar</w:t>
+      </w:r>
+      <w:proofErr w:type="spellEnd"/>
+      <w:r>
+        <w:t xml:space="preserve">. Karena </w:t>
+      </w:r>
+      <w:proofErr w:type="spellStart"/>
+      <w:r>
+        <w:t>sifat</w:t>
+      </w:r>
+      <w:proofErr w:type="spellEnd"/>
+      <w:r>
+        <w:t xml:space="preserve"> </w:t>
+      </w:r>
+      <w:proofErr w:type="spellStart"/>
+      <w:r>
+        <w:t>matematika</w:t>
+      </w:r>
+      <w:proofErr w:type="spellEnd"/>
+      <w:r>
+        <w:t xml:space="preserve"> Feistel ini </w:t>
+      </w:r>
+      <w:proofErr w:type="spellStart"/>
+      <w:r>
+        <w:t>simetris</w:t>
+      </w:r>
+      <w:proofErr w:type="spellEnd"/>
+      <w:r>
+        <w:t xml:space="preserve">, </w:t>
+      </w:r>
+      <w:proofErr w:type="spellStart"/>
+      <w:r>
+        <w:t>untuk</w:t>
+      </w:r>
+      <w:proofErr w:type="spellEnd"/>
+      <w:r>
+        <w:t xml:space="preserve"> </w:t>
+      </w:r>
+      <w:proofErr w:type="spellStart"/>
+      <w:r>
+        <w:t>melakukan</w:t>
+      </w:r>
+      <w:proofErr w:type="spellEnd"/>
+      <w:r>
+        <w:t xml:space="preserve"> proses </w:t>
+      </w:r>
+      <w:proofErr w:type="spellStart"/>
+      <w:r>
+        <w:t>dekripsinya</w:t>
+      </w:r>
+      <w:proofErr w:type="spellEnd"/>
+      <w:r>
+        <w:t xml:space="preserve"> </w:t>
+      </w:r>
+      <w:proofErr w:type="spellStart"/>
+      <w:r>
+        <w:t>hanya</w:t>
+      </w:r>
+      <w:proofErr w:type="spellEnd"/>
+      <w:r>
+        <w:t xml:space="preserve"> </w:t>
+      </w:r>
+      <w:proofErr w:type="spellStart"/>
+      <w:r>
+        <w:t>perlu</w:t>
+      </w:r>
+      <w:proofErr w:type="spellEnd"/>
+      <w:r>
+        <w:t xml:space="preserve"> </w:t>
+      </w:r>
+      <w:proofErr w:type="spellStart"/>
+      <w:r>
+        <w:t>merancang</w:t>
+      </w:r>
+      <w:proofErr w:type="spellEnd"/>
+      <w:r>
+        <w:t xml:space="preserve"> </w:t>
+      </w:r>
+      <w:proofErr w:type="spellStart"/>
+      <w:r>
+        <w:t>kodenya</w:t>
+      </w:r>
+      <w:proofErr w:type="spellEnd"/>
+      <w:r>
+        <w:t xml:space="preserve"> agar </w:t>
+      </w:r>
+      <w:proofErr w:type="spellStart"/>
+      <w:r>
+        <w:t>berjalan</w:t>
+      </w:r>
+      <w:proofErr w:type="spellEnd"/>
+      <w:r>
+        <w:t xml:space="preserve"> </w:t>
+      </w:r>
+      <w:proofErr w:type="spellStart"/>
+      <w:r>
+        <w:t>mundur</w:t>
+      </w:r>
+      <w:proofErr w:type="spellEnd"/>
+      <w:r>
+        <w:t xml:space="preserve"> </w:t>
+      </w:r>
+      <w:proofErr w:type="spellStart"/>
+      <w:r>
+        <w:t>dari</w:t>
+      </w:r>
+      <w:proofErr w:type="spellEnd"/>
+      <w:r>
+        <w:t xml:space="preserve"> </w:t>
+      </w:r>
+      <w:proofErr w:type="spellStart"/>
+      <w:r>
+        <w:t>putaran</w:t>
+      </w:r>
+      <w:proofErr w:type="spellEnd"/>
+      <w:r>
+        <w:t xml:space="preserve"> </w:t>
+      </w:r>
+      <w:proofErr w:type="spellStart"/>
+      <w:r>
+        <w:t>terakhir</w:t>
+      </w:r>
+      <w:proofErr w:type="spellEnd"/>
+      <w:r>
+        <w:t xml:space="preserve"> </w:t>
+      </w:r>
+      <w:proofErr w:type="spellStart"/>
+      <w:r>
+        <w:t>ke</w:t>
+      </w:r>
+      <w:proofErr w:type="spellEnd"/>
+      <w:r>
+        <w:t xml:space="preserve"> </w:t>
+      </w:r>
+      <w:proofErr w:type="spellStart"/>
+      <w:r>
+        <w:t>putaran</w:t>
+      </w:r>
+      <w:proofErr w:type="spellEnd"/>
+      <w:r>
+        <w:t xml:space="preserve"> </w:t>
+      </w:r>
+      <w:proofErr w:type="spellStart"/>
+      <w:r>
+        <w:t>pertama</w:t>
+      </w:r>
+      <w:proofErr w:type="spellEnd"/>
+      <w:r>
+        <w:t xml:space="preserve"> </w:t>
+      </w:r>
+      <w:proofErr w:type="spellStart"/>
+      <w:r>
+        <w:t>menggunakan</w:t>
+      </w:r>
+      <w:proofErr w:type="spellEnd"/>
+      <w:r>
+        <w:t xml:space="preserve"> </w:t>
+      </w:r>
+      <w:proofErr w:type="spellStart"/>
+      <w:r>
+        <w:t>kunci</w:t>
+      </w:r>
+      <w:proofErr w:type="spellEnd"/>
+      <w:r>
+        <w:t xml:space="preserve"> yang </w:t>
+      </w:r>
+      <w:proofErr w:type="spellStart"/>
+      <w:r>
+        <w:t>sama</w:t>
+      </w:r>
+      <w:proofErr w:type="spellEnd"/>
+      <w:r>
+        <w:t>.</w:t>
+      </w:r>
+    </w:p>
+    <w:p>
+      <w:pPr>
+        <w:pStyle w:val="Heading2"/>
+        <w:spacing w:beforeLines="120" w:before="288" w:afterLines="160" w:after="384" w:line="360" w:lineRule="auto"/>
+      </w:pPr>
+      <w:proofErr w:type="spellStart"/>
+      <w:r>
+        <w:t>Implementasi</w:t>
+      </w:r>
+      <w:proofErr w:type="spellEnd"/>
+      <w:r>
+        <w:t xml:space="preserve"> Mode CBC</w:t>
+      </w:r>
+    </w:p>
+    <w:p>
+      <w:pPr>
+        <w:pStyle w:val="NormalWeb"/>
+        <w:ind w:left="576" w:firstLine="576"/>
+        <w:jc w:val="both"/>
+      </w:pPr>
+      <w:r>
+        <w:t>S</w:t>
+      </w:r>
+      <w:r>
+        <w:t xml:space="preserve">aya </w:t>
+      </w:r>
+      <w:proofErr w:type="spellStart"/>
+      <w:r>
+        <w:t>menghindari</w:t>
+      </w:r>
+      <w:proofErr w:type="spellEnd"/>
+      <w:r>
+        <w:t xml:space="preserve"> mode ECB</w:t>
+      </w:r>
+      <w:r>
+        <w:t>,</w:t>
+      </w:r>
+      <w:r>
+        <w:t xml:space="preserve"> </w:t>
+      </w:r>
+      <w:proofErr w:type="spellStart"/>
+      <w:r>
+        <w:t>karena</w:t>
+      </w:r>
+      <w:proofErr w:type="spellEnd"/>
+      <w:r>
+        <w:t xml:space="preserve"> </w:t>
+      </w:r>
+      <w:proofErr w:type="spellStart"/>
+      <w:r>
+        <w:t>k</w:t>
+      </w:r>
+      <w:r>
+        <w:t>elemahan</w:t>
+      </w:r>
+      <w:proofErr w:type="spellEnd"/>
+      <w:r>
+        <w:t xml:space="preserve"> </w:t>
+      </w:r>
+      <w:proofErr w:type="spellStart"/>
+      <w:r>
+        <w:t>utama</w:t>
+      </w:r>
+      <w:r>
+        <w:t>nya</w:t>
+      </w:r>
+      <w:proofErr w:type="spellEnd"/>
+      <w:r>
+        <w:t xml:space="preserve"> </w:t>
+      </w:r>
+      <w:proofErr w:type="spellStart"/>
+      <w:r>
+        <w:t>adalah</w:t>
+      </w:r>
+      <w:proofErr w:type="spellEnd"/>
+      <w:r>
+        <w:t xml:space="preserve"> </w:t>
+      </w:r>
+      <w:proofErr w:type="spellStart"/>
+      <w:r>
+        <w:t>kemampuannya</w:t>
+      </w:r>
+      <w:proofErr w:type="spellEnd"/>
+      <w:r>
+        <w:t xml:space="preserve"> yang </w:t>
+      </w:r>
+      <w:proofErr w:type="spellStart"/>
+      <w:r>
+        <w:t>buruk</w:t>
+      </w:r>
+      <w:proofErr w:type="spellEnd"/>
+      <w:r>
+        <w:t xml:space="preserve"> </w:t>
+      </w:r>
+      <w:proofErr w:type="spellStart"/>
+      <w:r>
+        <w:t>dalam</w:t>
+      </w:r>
+      <w:proofErr w:type="spellEnd"/>
+      <w:r>
+        <w:t xml:space="preserve"> </w:t>
+      </w:r>
+      <w:proofErr w:type="spellStart"/>
+      <w:r>
+        <w:t>menyembunyikan</w:t>
+      </w:r>
+      <w:proofErr w:type="spellEnd"/>
+      <w:r>
+        <w:t xml:space="preserve"> </w:t>
+      </w:r>
+      <w:proofErr w:type="spellStart"/>
+      <w:r>
+        <w:t>pola</w:t>
+      </w:r>
+      <w:proofErr w:type="spellEnd"/>
+      <w:r>
+        <w:t>,</w:t>
+      </w:r>
+      <w:r>
+        <w:t xml:space="preserve"> </w:t>
+      </w:r>
+      <w:proofErr w:type="spellStart"/>
+      <w:r>
+        <w:t>jika</w:t>
+      </w:r>
+      <w:proofErr w:type="spellEnd"/>
+      <w:r>
+        <w:t xml:space="preserve"> </w:t>
+      </w:r>
+      <w:proofErr w:type="spellStart"/>
+      <w:r>
+        <w:t>ada</w:t>
+      </w:r>
+      <w:proofErr w:type="spellEnd"/>
+      <w:r>
+        <w:t xml:space="preserve"> </w:t>
+      </w:r>
+      <w:proofErr w:type="spellStart"/>
+      <w:r>
+        <w:t>blok</w:t>
+      </w:r>
+      <w:proofErr w:type="spellEnd"/>
+      <w:r>
+        <w:t xml:space="preserve"> </w:t>
+      </w:r>
+      <w:proofErr w:type="spellStart"/>
+      <w:r>
+        <w:t>teks</w:t>
+      </w:r>
+      <w:proofErr w:type="spellEnd"/>
+      <w:r>
+        <w:t xml:space="preserve"> </w:t>
+      </w:r>
+      <w:proofErr w:type="spellStart"/>
+      <w:r>
+        <w:t>atau</w:t>
+      </w:r>
+      <w:proofErr w:type="spellEnd"/>
+      <w:r>
+        <w:t xml:space="preserve"> </w:t>
+      </w:r>
+      <w:proofErr w:type="spellStart"/>
+      <w:r>
+        <w:t>gambar</w:t>
+      </w:r>
+      <w:proofErr w:type="spellEnd"/>
+      <w:r>
+        <w:t xml:space="preserve"> yang </w:t>
+      </w:r>
+      <w:proofErr w:type="spellStart"/>
+      <w:r>
+        <w:t>sama</w:t>
+      </w:r>
+      <w:proofErr w:type="spellEnd"/>
+      <w:r>
+        <w:t xml:space="preserve">, </w:t>
+      </w:r>
+      <w:proofErr w:type="spellStart"/>
+      <w:r>
+        <w:t>maka</w:t>
+      </w:r>
+      <w:proofErr w:type="spellEnd"/>
+      <w:r>
+        <w:t xml:space="preserve"> </w:t>
+      </w:r>
+      <w:proofErr w:type="spellStart"/>
+      <w:r>
+        <w:t>hasil</w:t>
+      </w:r>
+      <w:proofErr w:type="spellEnd"/>
+      <w:r>
+        <w:t xml:space="preserve"> </w:t>
+      </w:r>
+      <w:proofErr w:type="spellStart"/>
+      <w:r>
+        <w:t>sandinya</w:t>
+      </w:r>
+      <w:proofErr w:type="spellEnd"/>
+      <w:r>
+        <w:t xml:space="preserve"> pun </w:t>
+      </w:r>
+      <w:proofErr w:type="spellStart"/>
+      <w:r>
+        <w:t>akan</w:t>
+      </w:r>
+      <w:proofErr w:type="spellEnd"/>
+      <w:r>
+        <w:t xml:space="preserve"> </w:t>
+      </w:r>
+      <w:proofErr w:type="spellStart"/>
+      <w:r>
+        <w:t>sama</w:t>
+      </w:r>
+      <w:proofErr w:type="spellEnd"/>
+      <w:r>
+        <w:t xml:space="preserve"> </w:t>
+      </w:r>
+      <w:proofErr w:type="spellStart"/>
+      <w:r>
+        <w:t>persis</w:t>
+      </w:r>
+      <w:proofErr w:type="spellEnd"/>
+      <w:r>
+        <w:t>.</w:t>
+      </w:r>
+    </w:p>
+    <w:p>
+      <w:pPr>
+        <w:pStyle w:val="NormalWeb"/>
+        <w:ind w:left="576"/>
+        <w:jc w:val="both"/>
+      </w:pPr>
+      <w:proofErr w:type="spellStart"/>
+      <w:r>
+        <w:t>Sebagai</w:t>
+      </w:r>
+      <w:proofErr w:type="spellEnd"/>
+      <w:r>
+        <w:t xml:space="preserve"> </w:t>
+      </w:r>
+      <w:proofErr w:type="spellStart"/>
+      <w:r>
+        <w:t>solusinya</w:t>
+      </w:r>
+      <w:proofErr w:type="spellEnd"/>
+      <w:r>
+        <w:t xml:space="preserve">, </w:t>
+      </w:r>
+      <w:proofErr w:type="spellStart"/>
+      <w:r>
+        <w:t>saya</w:t>
+      </w:r>
+      <w:proofErr w:type="spellEnd"/>
+      <w:r>
+        <w:t xml:space="preserve"> </w:t>
+      </w:r>
+      <w:proofErr w:type="spellStart"/>
+      <w:r>
+        <w:t>mengimplementasikan</w:t>
+      </w:r>
+      <w:proofErr w:type="spellEnd"/>
+      <w:r>
+        <w:t xml:space="preserve"> mode </w:t>
+      </w:r>
+      <w:proofErr w:type="spellStart"/>
+      <w:r>
+        <w:t>operasi</w:t>
+      </w:r>
+      <w:proofErr w:type="spellEnd"/>
+      <w:r>
+        <w:t xml:space="preserve"> </w:t>
+      </w:r>
+      <w:r>
+        <w:rPr>
+          <w:i/>
+          <w:iCs/>
+        </w:rPr>
+        <w:t>Cipher Block Chaining</w:t>
+      </w:r>
+      <w:r>
+        <w:t xml:space="preserve"> (CBC). Cara </w:t>
+      </w:r>
+      <w:proofErr w:type="spellStart"/>
+      <w:r>
+        <w:t>kerjanya</w:t>
+      </w:r>
+      <w:proofErr w:type="spellEnd"/>
+      <w:r>
+        <w:t xml:space="preserve"> </w:t>
+      </w:r>
+      <w:proofErr w:type="spellStart"/>
+      <w:r>
+        <w:t>jauh</w:t>
+      </w:r>
+      <w:proofErr w:type="spellEnd"/>
+      <w:r>
+        <w:t xml:space="preserve"> </w:t>
+      </w:r>
+      <w:proofErr w:type="spellStart"/>
+      <w:r>
+        <w:t>lebih</w:t>
+      </w:r>
+      <w:proofErr w:type="spellEnd"/>
+      <w:r>
+        <w:t xml:space="preserve"> </w:t>
+      </w:r>
+      <w:proofErr w:type="spellStart"/>
+      <w:r>
+        <w:t>dinamis</w:t>
+      </w:r>
+      <w:proofErr w:type="spellEnd"/>
+      <w:r>
+        <w:t xml:space="preserve">. </w:t>
+      </w:r>
+      <w:proofErr w:type="spellStart"/>
+      <w:r>
+        <w:t>Sebelum</w:t>
+      </w:r>
+      <w:proofErr w:type="spellEnd"/>
+      <w:r>
+        <w:t xml:space="preserve"> proses </w:t>
+      </w:r>
+      <w:proofErr w:type="spellStart"/>
+      <w:r>
+        <w:t>enkripsi</w:t>
+      </w:r>
+      <w:proofErr w:type="spellEnd"/>
+      <w:r>
+        <w:t xml:space="preserve"> pada </w:t>
+      </w:r>
+      <w:proofErr w:type="spellStart"/>
+      <w:r>
+        <w:t>blok</w:t>
+      </w:r>
+      <w:proofErr w:type="spellEnd"/>
+      <w:r>
+        <w:t xml:space="preserve"> </w:t>
+      </w:r>
+      <w:proofErr w:type="spellStart"/>
+      <w:r>
+        <w:t>pertama</w:t>
+      </w:r>
+      <w:proofErr w:type="spellEnd"/>
+      <w:r>
+        <w:t xml:space="preserve"> </w:t>
+      </w:r>
+      <w:proofErr w:type="spellStart"/>
+      <w:r>
+        <w:t>dimulai</w:t>
+      </w:r>
+      <w:proofErr w:type="spellEnd"/>
+      <w:r>
+        <w:t xml:space="preserve">, </w:t>
+      </w:r>
+      <w:proofErr w:type="spellStart"/>
+      <w:r>
+        <w:t>aplikasi</w:t>
+      </w:r>
+      <w:proofErr w:type="spellEnd"/>
+      <w:r>
+        <w:t xml:space="preserve"> </w:t>
+      </w:r>
+      <w:proofErr w:type="spellStart"/>
+      <w:r>
+        <w:t>akan</w:t>
+      </w:r>
+      <w:proofErr w:type="spellEnd"/>
+      <w:r>
+        <w:t xml:space="preserve"> </w:t>
+      </w:r>
+      <w:proofErr w:type="spellStart"/>
+      <w:r>
+        <w:t>menciptakan</w:t>
+      </w:r>
+      <w:proofErr w:type="spellEnd"/>
+      <w:r>
+        <w:t xml:space="preserve"> </w:t>
+      </w:r>
+      <w:proofErr w:type="spellStart"/>
+      <w:r>
+        <w:t>sebuah</w:t>
+      </w:r>
+      <w:proofErr w:type="spellEnd"/>
+      <w:r>
+        <w:t xml:space="preserve"> </w:t>
+      </w:r>
+      <w:proofErr w:type="spellStart"/>
+      <w:r>
+        <w:t>angka</w:t>
+      </w:r>
+      <w:proofErr w:type="spellEnd"/>
+      <w:r>
+        <w:t xml:space="preserve"> </w:t>
+      </w:r>
+      <w:proofErr w:type="spellStart"/>
+      <w:r>
+        <w:t>acak</w:t>
+      </w:r>
+      <w:proofErr w:type="spellEnd"/>
+      <w:r>
+        <w:t xml:space="preserve"> </w:t>
+      </w:r>
+      <w:proofErr w:type="spellStart"/>
+      <w:r>
+        <w:t>sepanjang</w:t>
+      </w:r>
+      <w:proofErr w:type="spellEnd"/>
+      <w:r>
+        <w:t xml:space="preserve"> 8</w:t>
+      </w:r>
+      <w:r>
+        <w:t xml:space="preserve"> </w:t>
+      </w:r>
+      <w:r>
+        <w:rPr>
+          <w:i/>
+          <w:iCs/>
+        </w:rPr>
+        <w:t>byte</w:t>
+      </w:r>
+      <w:r>
+        <w:t xml:space="preserve"> yang </w:t>
+      </w:r>
+      <w:proofErr w:type="spellStart"/>
+      <w:r>
+        <w:t>disebut</w:t>
+      </w:r>
+      <w:proofErr w:type="spellEnd"/>
+      <w:r>
+        <w:t xml:space="preserve"> </w:t>
+      </w:r>
+      <w:r>
+        <w:rPr>
+          <w:i/>
+          <w:iCs/>
+        </w:rPr>
+        <w:t>Initialization Vector</w:t>
+      </w:r>
+      <w:r>
+        <w:t xml:space="preserve"> (IV). </w:t>
+      </w:r>
+      <w:proofErr w:type="spellStart"/>
+      <w:r>
+        <w:t>Untuk</w:t>
+      </w:r>
+      <w:proofErr w:type="spellEnd"/>
+      <w:r>
+        <w:t xml:space="preserve"> </w:t>
+      </w:r>
+      <w:proofErr w:type="spellStart"/>
+      <w:r>
+        <w:t>memastikan</w:t>
+      </w:r>
+      <w:proofErr w:type="spellEnd"/>
+      <w:r>
+        <w:t xml:space="preserve"> </w:t>
+      </w:r>
+      <w:proofErr w:type="spellStart"/>
+      <w:r>
+        <w:t>angka</w:t>
+      </w:r>
+      <w:proofErr w:type="spellEnd"/>
+      <w:r>
+        <w:t xml:space="preserve"> ini </w:t>
+      </w:r>
+      <w:proofErr w:type="spellStart"/>
+      <w:r>
+        <w:t>benar-benar</w:t>
+      </w:r>
+      <w:proofErr w:type="spellEnd"/>
+      <w:r>
+        <w:t xml:space="preserve"> </w:t>
+      </w:r>
+      <w:proofErr w:type="spellStart"/>
+      <w:r>
+        <w:t>acak</w:t>
+      </w:r>
+      <w:proofErr w:type="spellEnd"/>
+      <w:r>
+        <w:t xml:space="preserve"> dan </w:t>
+      </w:r>
+      <w:proofErr w:type="spellStart"/>
+      <w:r>
+        <w:t>aman</w:t>
+      </w:r>
+      <w:proofErr w:type="spellEnd"/>
+      <w:r>
+        <w:t xml:space="preserve">, </w:t>
+      </w:r>
+      <w:proofErr w:type="spellStart"/>
+      <w:r>
+        <w:t>saya</w:t>
+      </w:r>
+      <w:proofErr w:type="spellEnd"/>
+      <w:r>
+        <w:t xml:space="preserve"> </w:t>
+      </w:r>
+      <w:proofErr w:type="spellStart"/>
+      <w:r>
+        <w:t>menggunakan</w:t>
+      </w:r>
+      <w:proofErr w:type="spellEnd"/>
+      <w:r>
+        <w:t xml:space="preserve"> </w:t>
+      </w:r>
+      <w:proofErr w:type="spellStart"/>
+      <w:r>
+        <w:t>fungsi</w:t>
+      </w:r>
+      <w:proofErr w:type="spellEnd"/>
+      <w:r>
+        <w:t xml:space="preserve"> </w:t>
+      </w:r>
+      <w:proofErr w:type="spellStart"/>
+      <w:r>
+        <w:t>kriptografi</w:t>
+      </w:r>
+      <w:proofErr w:type="spellEnd"/>
+      <w:r>
+        <w:t xml:space="preserve"> </w:t>
+      </w:r>
+      <w:proofErr w:type="spellStart"/>
+      <w:r>
+        <w:t>bawaan</w:t>
+      </w:r>
+      <w:proofErr w:type="spellEnd"/>
+      <w:r>
+        <w:t xml:space="preserve"> </w:t>
+      </w:r>
+      <w:r>
+        <w:rPr>
+          <w:i/>
+          <w:iCs/>
+        </w:rPr>
+        <w:t>browser</w:t>
+      </w:r>
+      <w:r>
+        <w:t xml:space="preserve"> </w:t>
+      </w:r>
+      <w:proofErr w:type="spellStart"/>
+      <w:r>
+        <w:t>yaitu</w:t>
+      </w:r>
+      <w:proofErr w:type="spellEnd"/>
+      <w:r>
+        <w:t xml:space="preserve"> </w:t>
+      </w:r>
+      <w:proofErr w:type="spellStart"/>
+      <w:r>
+        <w:rPr>
+          <w:rStyle w:val="HTMLCode"/>
+          <w:rFonts w:ascii="Times New Roman" w:eastAsiaTheme="majorEastAsia" w:hAnsi="Times New Roman" w:cs="Times New Roman"/>
+        </w:rPr>
+        <w:t>window.crypto.getRandomValues</w:t>
+      </w:r>
+      <w:proofErr w:type="spellEnd"/>
+      <w:r>
+        <w:t>.</w:t>
+      </w:r>
+    </w:p>
+    <w:p>
+      <w:pPr>
+        <w:pStyle w:val="NormalWeb"/>
+        <w:ind w:left="576"/>
+        <w:jc w:val="both"/>
+      </w:pPr>
+      <w:r>
+        <w:t xml:space="preserve">Blok </w:t>
+      </w:r>
+      <w:proofErr w:type="spellStart"/>
+      <w:r>
+        <w:t>pesan</w:t>
+      </w:r>
+      <w:proofErr w:type="spellEnd"/>
+      <w:r>
+        <w:t xml:space="preserve"> </w:t>
+      </w:r>
+      <w:proofErr w:type="spellStart"/>
+      <w:r>
+        <w:t>pertama</w:t>
+      </w:r>
+      <w:proofErr w:type="spellEnd"/>
+      <w:r>
+        <w:t xml:space="preserve"> </w:t>
+      </w:r>
+      <w:proofErr w:type="spellStart"/>
+      <w:r>
+        <w:t>tidak</w:t>
+      </w:r>
+      <w:proofErr w:type="spellEnd"/>
+      <w:r>
+        <w:t xml:space="preserve"> </w:t>
+      </w:r>
+      <w:proofErr w:type="spellStart"/>
+      <w:r>
+        <w:t>akan</w:t>
+      </w:r>
+      <w:proofErr w:type="spellEnd"/>
+      <w:r>
+        <w:t xml:space="preserve"> </w:t>
+      </w:r>
+      <w:proofErr w:type="spellStart"/>
+      <w:r>
+        <w:t>langsung</w:t>
+      </w:r>
+      <w:proofErr w:type="spellEnd"/>
+      <w:r>
+        <w:t xml:space="preserve"> </w:t>
+      </w:r>
+      <w:proofErr w:type="spellStart"/>
+      <w:r>
+        <w:t>dimasukkan</w:t>
+      </w:r>
+      <w:proofErr w:type="spellEnd"/>
+      <w:r>
+        <w:t xml:space="preserve"> </w:t>
+      </w:r>
+      <w:proofErr w:type="spellStart"/>
+      <w:r>
+        <w:t>ke</w:t>
+      </w:r>
+      <w:proofErr w:type="spellEnd"/>
+      <w:r>
+        <w:t xml:space="preserve"> </w:t>
+      </w:r>
+      <w:proofErr w:type="spellStart"/>
+      <w:r>
+        <w:t>mesin</w:t>
+      </w:r>
+      <w:proofErr w:type="spellEnd"/>
+      <w:r>
+        <w:t xml:space="preserve"> Feistel, </w:t>
+      </w:r>
+      <w:proofErr w:type="spellStart"/>
+      <w:r>
+        <w:t>melainkan</w:t>
+      </w:r>
+      <w:proofErr w:type="spellEnd"/>
+      <w:r>
+        <w:t xml:space="preserve"> </w:t>
+      </w:r>
+      <w:proofErr w:type="spellStart"/>
+      <w:r>
+        <w:t>dibenturkan</w:t>
+      </w:r>
+      <w:proofErr w:type="spellEnd"/>
+      <w:r>
+        <w:t xml:space="preserve"> (di-XOR-</w:t>
+      </w:r>
+      <w:proofErr w:type="spellStart"/>
+      <w:r>
+        <w:t>kan</w:t>
+      </w:r>
+      <w:proofErr w:type="spellEnd"/>
+      <w:r>
+        <w:t xml:space="preserve">) </w:t>
+      </w:r>
+      <w:proofErr w:type="spellStart"/>
+      <w:r>
+        <w:t>terlebih</w:t>
+      </w:r>
+      <w:proofErr w:type="spellEnd"/>
+      <w:r>
+        <w:t xml:space="preserve"> </w:t>
+      </w:r>
+      <w:proofErr w:type="spellStart"/>
+      <w:r>
+        <w:t>dahulu</w:t>
+      </w:r>
+      <w:proofErr w:type="spellEnd"/>
+      <w:r>
+        <w:t xml:space="preserve"> </w:t>
+      </w:r>
+      <w:proofErr w:type="spellStart"/>
+      <w:r>
+        <w:t>dengan</w:t>
+      </w:r>
+      <w:proofErr w:type="spellEnd"/>
+      <w:r>
+        <w:t xml:space="preserve"> IV </w:t>
+      </w:r>
+      <w:proofErr w:type="spellStart"/>
+      <w:r>
+        <w:t>tersebut</w:t>
+      </w:r>
+      <w:proofErr w:type="spellEnd"/>
+      <w:r>
+        <w:t xml:space="preserve">. </w:t>
+      </w:r>
+      <w:proofErr w:type="spellStart"/>
+      <w:r>
+        <w:t>Setelah</w:t>
+      </w:r>
+      <w:proofErr w:type="spellEnd"/>
+      <w:r>
+        <w:t xml:space="preserve"> </w:t>
+      </w:r>
+      <w:proofErr w:type="spellStart"/>
+      <w:r>
+        <w:t>diolah</w:t>
+      </w:r>
+      <w:proofErr w:type="spellEnd"/>
+      <w:r>
+        <w:t xml:space="preserve"> </w:t>
+      </w:r>
+      <w:proofErr w:type="spellStart"/>
+      <w:r>
+        <w:t>menjadi</w:t>
+      </w:r>
+      <w:proofErr w:type="spellEnd"/>
+      <w:r>
+        <w:t xml:space="preserve"> </w:t>
+      </w:r>
+      <w:proofErr w:type="spellStart"/>
+      <w:r>
+        <w:t>teks</w:t>
+      </w:r>
+      <w:proofErr w:type="spellEnd"/>
+      <w:r>
+        <w:t xml:space="preserve"> </w:t>
+      </w:r>
+      <w:proofErr w:type="spellStart"/>
+      <w:r>
+        <w:t>sandi</w:t>
+      </w:r>
+      <w:proofErr w:type="spellEnd"/>
+      <w:r>
+        <w:t xml:space="preserve"> (</w:t>
+      </w:r>
+      <w:r>
+        <w:rPr>
+          <w:i/>
+          <w:iCs/>
+        </w:rPr>
+        <w:t>ciphertext</w:t>
+      </w:r>
+      <w:r>
+        <w:t xml:space="preserve">), </w:t>
+      </w:r>
+      <w:proofErr w:type="spellStart"/>
+      <w:r>
+        <w:t>blok</w:t>
+      </w:r>
+      <w:proofErr w:type="spellEnd"/>
+      <w:r>
+        <w:t xml:space="preserve"> </w:t>
+      </w:r>
+      <w:proofErr w:type="spellStart"/>
+      <w:r>
+        <w:t>sandi</w:t>
+      </w:r>
+      <w:proofErr w:type="spellEnd"/>
+      <w:r>
+        <w:t xml:space="preserve"> </w:t>
+      </w:r>
+      <w:proofErr w:type="spellStart"/>
+      <w:r>
+        <w:t>pertama</w:t>
+      </w:r>
+      <w:proofErr w:type="spellEnd"/>
+      <w:r>
+        <w:t xml:space="preserve"> ini </w:t>
+      </w:r>
+      <w:proofErr w:type="spellStart"/>
+      <w:r>
+        <w:t>akan</w:t>
+      </w:r>
+      <w:proofErr w:type="spellEnd"/>
+      <w:r>
+        <w:t xml:space="preserve"> </w:t>
+      </w:r>
+      <w:proofErr w:type="spellStart"/>
+      <w:r>
+        <w:t>mengambil</w:t>
+      </w:r>
+      <w:proofErr w:type="spellEnd"/>
+      <w:r>
+        <w:t xml:space="preserve"> </w:t>
+      </w:r>
+      <w:proofErr w:type="spellStart"/>
+      <w:r>
+        <w:t>alih</w:t>
+      </w:r>
+      <w:proofErr w:type="spellEnd"/>
+      <w:r>
+        <w:t xml:space="preserve"> </w:t>
+      </w:r>
+      <w:proofErr w:type="spellStart"/>
+      <w:r>
+        <w:t>tugas</w:t>
+      </w:r>
+      <w:proofErr w:type="spellEnd"/>
+      <w:r>
+        <w:t xml:space="preserve"> IV </w:t>
+      </w:r>
+      <w:proofErr w:type="spellStart"/>
+      <w:r>
+        <w:t>untuk</w:t>
+      </w:r>
+      <w:proofErr w:type="spellEnd"/>
+      <w:r>
+        <w:t xml:space="preserve"> di-XOR-</w:t>
+      </w:r>
+      <w:proofErr w:type="spellStart"/>
+      <w:r>
+        <w:t>kan</w:t>
+      </w:r>
+      <w:proofErr w:type="spellEnd"/>
+      <w:r>
+        <w:t xml:space="preserve"> </w:t>
+      </w:r>
+      <w:proofErr w:type="spellStart"/>
+      <w:r>
+        <w:t>dengan</w:t>
+      </w:r>
+      <w:proofErr w:type="spellEnd"/>
+      <w:r>
+        <w:t xml:space="preserve"> </w:t>
+      </w:r>
+      <w:proofErr w:type="spellStart"/>
+      <w:r>
+        <w:t>blok</w:t>
+      </w:r>
+      <w:proofErr w:type="spellEnd"/>
+      <w:r>
+        <w:t xml:space="preserve"> </w:t>
+      </w:r>
+      <w:proofErr w:type="spellStart"/>
+      <w:r>
+        <w:t>pesan</w:t>
+      </w:r>
+      <w:proofErr w:type="spellEnd"/>
+      <w:r>
+        <w:t xml:space="preserve"> </w:t>
+      </w:r>
+      <w:proofErr w:type="spellStart"/>
+      <w:r>
+        <w:t>kedua</w:t>
+      </w:r>
+      <w:proofErr w:type="spellEnd"/>
+      <w:r>
+        <w:t xml:space="preserve">, dan </w:t>
+      </w:r>
+      <w:proofErr w:type="spellStart"/>
+      <w:r>
+        <w:t>begitu</w:t>
+      </w:r>
+      <w:proofErr w:type="spellEnd"/>
+      <w:r>
+        <w:t xml:space="preserve"> </w:t>
+      </w:r>
+      <w:proofErr w:type="spellStart"/>
+      <w:r>
+        <w:t>seterusnya</w:t>
+      </w:r>
+      <w:proofErr w:type="spellEnd"/>
+      <w:r>
+        <w:t xml:space="preserve"> </w:t>
+      </w:r>
+      <w:proofErr w:type="spellStart"/>
+      <w:r>
+        <w:t>secara</w:t>
+      </w:r>
+      <w:proofErr w:type="spellEnd"/>
+      <w:r>
+        <w:t xml:space="preserve"> </w:t>
+      </w:r>
+      <w:proofErr w:type="spellStart"/>
+      <w:r>
+        <w:t>berantai</w:t>
+      </w:r>
+      <w:proofErr w:type="spellEnd"/>
+      <w:r>
+        <w:t xml:space="preserve"> (</w:t>
+      </w:r>
+      <w:r>
+        <w:rPr>
+          <w:i/>
+          <w:iCs/>
+        </w:rPr>
+        <w:t>chaining</w:t>
+      </w:r>
+      <w:r>
+        <w:t xml:space="preserve">). </w:t>
+      </w:r>
+      <w:proofErr w:type="spellStart"/>
+      <w:r>
+        <w:t>Dengan</w:t>
+      </w:r>
+      <w:proofErr w:type="spellEnd"/>
+      <w:r>
+        <w:t xml:space="preserve"> </w:t>
+      </w:r>
+      <w:proofErr w:type="spellStart"/>
+      <w:r>
+        <w:t>metode</w:t>
+      </w:r>
+      <w:proofErr w:type="spellEnd"/>
+      <w:r>
+        <w:t xml:space="preserve"> </w:t>
+      </w:r>
+      <w:proofErr w:type="spellStart"/>
+      <w:r>
+        <w:t>berantai</w:t>
+      </w:r>
+      <w:proofErr w:type="spellEnd"/>
+      <w:r>
+        <w:t xml:space="preserve"> ini, </w:t>
+      </w:r>
+      <w:proofErr w:type="spellStart"/>
+      <w:r>
+        <w:t>aplikasi</w:t>
+      </w:r>
+      <w:proofErr w:type="spellEnd"/>
+      <w:r>
+        <w:t xml:space="preserve"> </w:t>
+      </w:r>
+      <w:proofErr w:type="spellStart"/>
+      <w:r>
+        <w:t>bisa</w:t>
+      </w:r>
+      <w:proofErr w:type="spellEnd"/>
+      <w:r>
+        <w:t xml:space="preserve"> </w:t>
+      </w:r>
+      <w:proofErr w:type="spellStart"/>
+      <w:r>
+        <w:t>memastikan</w:t>
+      </w:r>
+      <w:proofErr w:type="spellEnd"/>
+      <w:r>
+        <w:t xml:space="preserve"> </w:t>
+      </w:r>
+      <w:proofErr w:type="spellStart"/>
+      <w:r>
+        <w:t>bahwa</w:t>
+      </w:r>
+      <w:proofErr w:type="spellEnd"/>
+      <w:r>
+        <w:t xml:space="preserve"> </w:t>
+      </w:r>
+      <w:proofErr w:type="spellStart"/>
+      <w:r>
+        <w:t>meskipun</w:t>
+      </w:r>
+      <w:proofErr w:type="spellEnd"/>
+      <w:r>
+        <w:t xml:space="preserve"> </w:t>
+      </w:r>
+      <w:proofErr w:type="spellStart"/>
+      <w:r>
+        <w:t>pengguna</w:t>
+      </w:r>
+      <w:proofErr w:type="spellEnd"/>
+      <w:r>
+        <w:t xml:space="preserve"> </w:t>
+      </w:r>
+      <w:proofErr w:type="spellStart"/>
+      <w:r>
+        <w:t>memasukkan</w:t>
+      </w:r>
+      <w:proofErr w:type="spellEnd"/>
+      <w:r>
+        <w:t xml:space="preserve"> kata yang </w:t>
+      </w:r>
+      <w:proofErr w:type="spellStart"/>
+      <w:r>
+        <w:t>kembar</w:t>
+      </w:r>
+      <w:proofErr w:type="spellEnd"/>
+      <w:r>
+        <w:t xml:space="preserve"> </w:t>
+      </w:r>
+      <w:proofErr w:type="spellStart"/>
+      <w:r>
+        <w:t>secara</w:t>
+      </w:r>
+      <w:proofErr w:type="spellEnd"/>
+      <w:r>
+        <w:t xml:space="preserve"> </w:t>
+      </w:r>
+      <w:proofErr w:type="spellStart"/>
+      <w:r>
+        <w:t>berurutan</w:t>
+      </w:r>
+      <w:proofErr w:type="spellEnd"/>
+      <w:r>
+        <w:t xml:space="preserve">, </w:t>
+      </w:r>
+      <w:proofErr w:type="spellStart"/>
+      <w:r>
+        <w:t>hasil</w:t>
+      </w:r>
+      <w:proofErr w:type="spellEnd"/>
+      <w:r>
+        <w:t xml:space="preserve"> </w:t>
+      </w:r>
+      <w:proofErr w:type="spellStart"/>
+      <w:r>
+        <w:t>sandi</w:t>
+      </w:r>
+      <w:proofErr w:type="spellEnd"/>
+      <w:r>
+        <w:t xml:space="preserve"> yang </w:t>
+      </w:r>
+      <w:proofErr w:type="spellStart"/>
+      <w:r>
+        <w:t>keluar</w:t>
+      </w:r>
+      <w:proofErr w:type="spellEnd"/>
+      <w:r>
+        <w:t xml:space="preserve"> </w:t>
+      </w:r>
+      <w:proofErr w:type="spellStart"/>
+      <w:r>
+        <w:t>akan</w:t>
+      </w:r>
+      <w:proofErr w:type="spellEnd"/>
+      <w:r>
+        <w:t xml:space="preserve"> </w:t>
+      </w:r>
+      <w:proofErr w:type="spellStart"/>
+      <w:r>
+        <w:t>selalu</w:t>
+      </w:r>
+      <w:proofErr w:type="spellEnd"/>
+      <w:r>
+        <w:t xml:space="preserve"> </w:t>
+      </w:r>
+      <w:proofErr w:type="spellStart"/>
+      <w:r>
+        <w:t>unik</w:t>
+      </w:r>
+      <w:proofErr w:type="spellEnd"/>
+      <w:r>
+        <w:t xml:space="preserve"> dan </w:t>
+      </w:r>
+      <w:proofErr w:type="spellStart"/>
+      <w:r>
+        <w:t>berbeda</w:t>
+      </w:r>
+      <w:proofErr w:type="spellEnd"/>
+      <w:r>
+        <w:t>.</w:t>
+      </w:r>
+    </w:p>
+    <w:p>
+      <w:pPr>
+        <w:spacing w:beforeLines="120" w:before="288" w:afterLines="160" w:after="384" w:line="360" w:lineRule="auto"/>
+      </w:pPr>
+    </w:p>
+    <w:p>
+      <w:pPr>
+        <w:pStyle w:val="Heading2"/>
+        <w:spacing w:beforeLines="120" w:before="288" w:afterLines="160" w:after="384" w:line="360" w:lineRule="auto"/>
+      </w:pPr>
+      <w:proofErr w:type="spellStart"/>
+      <w:r>
+        <w:t>Fungsi</w:t>
+      </w:r>
+      <w:proofErr w:type="spellEnd"/>
+      <w:r>
+        <w:t xml:space="preserve"> Dasar Kriptografi</w:t>
+      </w:r>
+    </w:p>
+    <w:p>
+      <w:pPr>
+        <w:spacing w:beforeLines="120" w:before="288" w:afterLines="160" w:after="384" w:line="360" w:lineRule="auto"/>
         <w:ind w:left="720"/>
       </w:pPr>
       <w:r>
         <w:t>…</w:t>
       </w:r>
     </w:p>
-    <w:p/>
+    <w:p>
+      <w:pPr>
+        <w:spacing w:beforeLines="120" w:before="288" w:afterLines="160" w:after="384" w:line="360" w:lineRule="auto"/>
+      </w:pPr>
+    </w:p>
     <w:p>
       <w:pPr>
         <w:pStyle w:val="Heading2"/>
-      </w:pPr>
-      <w:proofErr w:type="spellStart"/>
-      <w:r>
-        <w:t>Implementasi</w:t>
-      </w:r>
-      <w:proofErr w:type="spellEnd"/>
-      <w:r>
-        <w:t xml:space="preserve"> Mode CBC</w:t>
-      </w:r>
-    </w:p>
-    <w:p>
-      <w:pPr>
+        <w:spacing w:beforeLines="120" w:before="288" w:afterLines="160" w:after="384" w:line="360" w:lineRule="auto"/>
+      </w:pPr>
+      <w:proofErr w:type="spellStart"/>
+      <w:r>
+        <w:t>Kunci</w:t>
+      </w:r>
+      <w:proofErr w:type="spellEnd"/>
+      <w:r>
+        <w:t xml:space="preserve"> Rahasia</w:t>
+      </w:r>
+    </w:p>
+    <w:p>
+      <w:pPr>
+        <w:spacing w:beforeLines="120" w:before="288" w:afterLines="160" w:after="384" w:line="360" w:lineRule="auto"/>
         <w:ind w:left="720"/>
       </w:pPr>
       <w:r>
         <w:t>…</w:t>
       </w:r>
     </w:p>
-    <w:p/>
-    <w:p>
-      <w:pPr>
-        <w:pStyle w:val="Heading2"/>
-      </w:pPr>
-      <w:proofErr w:type="spellStart"/>
-      <w:r>
-        <w:t>Fungsi</w:t>
-      </w:r>
-      <w:proofErr w:type="spellEnd"/>
-      <w:r>
-        <w:t xml:space="preserve"> Dasar Kriptografi</w:t>
-      </w:r>
-    </w:p>
-    <w:p>
-      <w:pPr>
-        <w:ind w:left="720"/>
-      </w:pPr>
-      <w:r>
-        <w:t>…</w:t>
-      </w:r>
-    </w:p>
-    <w:p/>
-    <w:p>
-      <w:pPr>
-        <w:pStyle w:val="Heading2"/>
-      </w:pPr>
-      <w:proofErr w:type="spellStart"/>
-      <w:r>
-        <w:t>Kunci</w:t>
-      </w:r>
-      <w:proofErr w:type="spellEnd"/>
-      <w:r>
-        <w:t xml:space="preserve"> Rahasia</w:t>
-      </w:r>
-    </w:p>
-    <w:p>
-      <w:pPr>
-        <w:ind w:left="720"/>
-      </w:pPr>
-      <w:r>
-        <w:t>…</w:t>
-      </w:r>
-    </w:p>
-    <w:p/>
-    <w:p/>
-    <w:p/>
-    <w:p/>
-    <w:p>
-      <w:pPr>
-        <w:spacing w:before="120" w:line="360" w:lineRule="auto"/>
+    <w:p>
+      <w:pPr>
+        <w:spacing w:beforeLines="120" w:before="288" w:afterLines="160" w:after="384" w:line="360" w:lineRule="auto"/>
+      </w:pPr>
+    </w:p>
+    <w:p>
+      <w:pPr>
+        <w:spacing w:beforeLines="120" w:before="288" w:afterLines="160" w:after="384" w:line="360" w:lineRule="auto"/>
+      </w:pPr>
+    </w:p>
+    <w:p>
+      <w:pPr>
+        <w:spacing w:beforeLines="120" w:before="288" w:afterLines="160" w:after="384" w:line="360" w:lineRule="auto"/>
+      </w:pPr>
+    </w:p>
+    <w:p>
+      <w:pPr>
+        <w:spacing w:beforeLines="120" w:before="288" w:afterLines="160" w:after="384" w:line="360" w:lineRule="auto"/>
+      </w:pPr>
+    </w:p>
+    <w:p>
+      <w:pPr>
+        <w:spacing w:beforeLines="120" w:before="288" w:afterLines="160" w:after="384" w:line="360" w:lineRule="auto"/>
         <w:jc w:val="center"/>
         <w:rPr>
           <w:rFonts w:ascii="Times New Roman" w:hAnsi="Times New Roman" w:cs="Times New Roman"/>
@@ -576,7 +6359,7 @@
     </w:p>
     <w:p>
       <w:pPr>
-        <w:spacing w:before="120" w:line="360" w:lineRule="auto"/>
+        <w:spacing w:beforeLines="120" w:before="288" w:afterLines="160" w:after="384" w:line="360" w:lineRule="auto"/>
         <w:jc w:val="center"/>
         <w:rPr>
           <w:rFonts w:ascii="Times New Roman" w:hAnsi="Times New Roman" w:cs="Times New Roman"/>
@@ -587,7 +6370,7 @@
     </w:p>
     <w:p>
       <w:pPr>
-        <w:spacing w:before="120" w:line="360" w:lineRule="auto"/>
+        <w:spacing w:beforeLines="120" w:before="288" w:afterLines="160" w:after="384" w:line="360" w:lineRule="auto"/>
         <w:jc w:val="center"/>
         <w:rPr>
           <w:rFonts w:ascii="Times New Roman" w:hAnsi="Times New Roman" w:cs="Times New Roman"/>
@@ -598,7 +6381,7 @@
     </w:p>
     <w:p>
       <w:pPr>
-        <w:spacing w:before="120" w:line="360" w:lineRule="auto"/>
+        <w:spacing w:beforeLines="120" w:before="288" w:afterLines="160" w:after="384" w:line="360" w:lineRule="auto"/>
         <w:jc w:val="center"/>
         <w:rPr>
           <w:rFonts w:ascii="Times New Roman" w:hAnsi="Times New Roman" w:cs="Times New Roman"/>
@@ -609,7 +6392,7 @@
     </w:p>
     <w:p>
       <w:pPr>
-        <w:spacing w:before="120" w:line="360" w:lineRule="auto"/>
+        <w:spacing w:beforeLines="120" w:before="288" w:afterLines="160" w:after="384" w:line="360" w:lineRule="auto"/>
         <w:jc w:val="center"/>
         <w:rPr>
           <w:rFonts w:ascii="Times New Roman" w:hAnsi="Times New Roman" w:cs="Times New Roman"/>
@@ -620,7 +6403,7 @@
     </w:p>
     <w:p>
       <w:pPr>
-        <w:spacing w:before="120" w:line="360" w:lineRule="auto"/>
+        <w:spacing w:beforeLines="120" w:before="288" w:afterLines="160" w:after="384" w:line="360" w:lineRule="auto"/>
         <w:jc w:val="center"/>
         <w:rPr>
           <w:rFonts w:ascii="Times New Roman" w:hAnsi="Times New Roman" w:cs="Times New Roman"/>
@@ -631,7 +6414,7 @@
     </w:p>
     <w:p>
       <w:pPr>
-        <w:spacing w:before="120" w:line="360" w:lineRule="auto"/>
+        <w:spacing w:beforeLines="120" w:before="288" w:afterLines="160" w:after="384" w:line="360" w:lineRule="auto"/>
         <w:jc w:val="center"/>
         <w:rPr>
           <w:rFonts w:ascii="Times New Roman" w:hAnsi="Times New Roman" w:cs="Times New Roman"/>
@@ -642,7 +6425,7 @@
     </w:p>
     <w:p>
       <w:pPr>
-        <w:spacing w:before="120" w:line="360" w:lineRule="auto"/>
+        <w:spacing w:beforeLines="120" w:before="288" w:afterLines="160" w:after="384" w:line="360" w:lineRule="auto"/>
         <w:jc w:val="center"/>
         <w:rPr>
           <w:rFonts w:ascii="Times New Roman" w:hAnsi="Times New Roman" w:cs="Times New Roman"/>
@@ -653,7 +6436,7 @@
     </w:p>
     <w:p>
       <w:pPr>
-        <w:spacing w:before="120" w:line="360" w:lineRule="auto"/>
+        <w:spacing w:beforeLines="120" w:before="288" w:afterLines="160" w:after="384" w:line="360" w:lineRule="auto"/>
         <w:jc w:val="center"/>
         <w:rPr>
           <w:rFonts w:ascii="Times New Roman" w:hAnsi="Times New Roman" w:cs="Times New Roman"/>
@@ -664,7 +6447,7 @@
     </w:p>
     <w:p>
       <w:pPr>
-        <w:spacing w:before="120" w:line="360" w:lineRule="auto"/>
+        <w:spacing w:beforeLines="120" w:before="288" w:afterLines="160" w:after="384" w:line="360" w:lineRule="auto"/>
         <w:jc w:val="center"/>
         <w:rPr>
           <w:rFonts w:ascii="Times New Roman" w:hAnsi="Times New Roman" w:cs="Times New Roman"/>
@@ -676,16 +6459,22 @@
     <w:p>
       <w:pPr>
         <w:pStyle w:val="Heading1"/>
+        <w:spacing w:beforeLines="120" w:before="288" w:afterLines="160" w:after="384" w:line="360" w:lineRule="auto"/>
       </w:pPr>
       <w:r>
         <w:lastRenderedPageBreak/>
         <w:t>FITUR KEAMANAN TAMBAHAN</w:t>
       </w:r>
     </w:p>
-    <w:p/>
+    <w:p>
+      <w:pPr>
+        <w:spacing w:beforeLines="120" w:before="288" w:afterLines="160" w:after="384" w:line="360" w:lineRule="auto"/>
+      </w:pPr>
+    </w:p>
     <w:p>
       <w:pPr>
         <w:pStyle w:val="Heading2"/>
+        <w:spacing w:beforeLines="120" w:before="288" w:afterLines="160" w:after="384" w:line="360" w:lineRule="auto"/>
       </w:pPr>
       <w:proofErr w:type="spellStart"/>
       <w:r>
@@ -706,6 +6495,7 @@
     </w:p>
     <w:p>
       <w:pPr>
+        <w:spacing w:beforeLines="120" w:before="288" w:afterLines="160" w:after="384" w:line="360" w:lineRule="auto"/>
         <w:ind w:left="720"/>
       </w:pPr>
       <w:r>
@@ -715,6 +6505,7 @@
     <w:p>
       <w:pPr>
         <w:pStyle w:val="Heading2"/>
+        <w:spacing w:beforeLines="120" w:before="288" w:afterLines="160" w:after="384" w:line="360" w:lineRule="auto"/>
       </w:pPr>
       <w:proofErr w:type="spellStart"/>
       <w:r>
@@ -727,6 +6518,7 @@
     </w:p>
     <w:p>
       <w:pPr>
+        <w:spacing w:beforeLines="120" w:before="288" w:afterLines="160" w:after="384" w:line="360" w:lineRule="auto"/>
         <w:ind w:left="720"/>
       </w:pPr>
       <w:r>
@@ -736,6 +6528,7 @@
     <w:p>
       <w:pPr>
         <w:pStyle w:val="Heading2"/>
+        <w:spacing w:beforeLines="120" w:before="288" w:afterLines="160" w:after="384" w:line="360" w:lineRule="auto"/>
       </w:pPr>
       <w:proofErr w:type="spellStart"/>
       <w:r>
@@ -753,6 +6546,7 @@
     </w:p>
     <w:p>
       <w:pPr>
+        <w:spacing w:beforeLines="120" w:before="288" w:afterLines="160" w:after="384" w:line="360" w:lineRule="auto"/>
         <w:ind w:left="720"/>
       </w:pPr>
       <w:r>
@@ -762,6 +6556,7 @@
     <w:p>
       <w:pPr>
         <w:pStyle w:val="Heading2"/>
+        <w:spacing w:beforeLines="120" w:before="288" w:afterLines="160" w:after="384" w:line="360" w:lineRule="auto"/>
       </w:pPr>
       <w:r>
         <w:t>Batasan Memori</w:t>
@@ -769,6 +6564,7 @@
     </w:p>
     <w:p>
       <w:pPr>
+        <w:spacing w:beforeLines="120" w:before="288" w:afterLines="160" w:after="384" w:line="360" w:lineRule="auto"/>
         <w:ind w:left="720"/>
       </w:pPr>
       <w:r>
@@ -778,6 +6574,7 @@
     <w:p>
       <w:pPr>
         <w:pStyle w:val="Heading2"/>
+        <w:spacing w:beforeLines="120" w:before="288" w:afterLines="160" w:after="384" w:line="360" w:lineRule="auto"/>
       </w:pPr>
       <w:r>
         <w:t>Fitur Upload &amp; Download</w:t>
@@ -785,41 +6582,111 @@
     </w:p>
     <w:p>
       <w:pPr>
+        <w:spacing w:beforeLines="120" w:before="288" w:afterLines="160" w:after="384" w:line="360" w:lineRule="auto"/>
         <w:ind w:left="720"/>
       </w:pPr>
       <w:r>
         <w:t>…</w:t>
       </w:r>
     </w:p>
-    <w:p/>
-    <w:p/>
-    <w:p/>
-    <w:p/>
-    <w:p/>
-    <w:p/>
-    <w:p/>
-    <w:p/>
-    <w:p/>
-    <w:p/>
-    <w:p/>
-    <w:p/>
-    <w:p/>
-    <w:p/>
-    <w:p/>
-    <w:p/>
+    <w:p>
+      <w:pPr>
+        <w:spacing w:beforeLines="120" w:before="288" w:afterLines="160" w:after="384" w:line="360" w:lineRule="auto"/>
+      </w:pPr>
+    </w:p>
+    <w:p>
+      <w:pPr>
+        <w:spacing w:beforeLines="120" w:before="288" w:afterLines="160" w:after="384" w:line="360" w:lineRule="auto"/>
+      </w:pPr>
+    </w:p>
+    <w:p>
+      <w:pPr>
+        <w:spacing w:beforeLines="120" w:before="288" w:afterLines="160" w:after="384" w:line="360" w:lineRule="auto"/>
+      </w:pPr>
+    </w:p>
+    <w:p>
+      <w:pPr>
+        <w:spacing w:beforeLines="120" w:before="288" w:afterLines="160" w:after="384" w:line="360" w:lineRule="auto"/>
+      </w:pPr>
+    </w:p>
+    <w:p>
+      <w:pPr>
+        <w:spacing w:beforeLines="120" w:before="288" w:afterLines="160" w:after="384" w:line="360" w:lineRule="auto"/>
+      </w:pPr>
+    </w:p>
+    <w:p>
+      <w:pPr>
+        <w:spacing w:beforeLines="120" w:before="288" w:afterLines="160" w:after="384" w:line="360" w:lineRule="auto"/>
+      </w:pPr>
+    </w:p>
+    <w:p>
+      <w:pPr>
+        <w:spacing w:beforeLines="120" w:before="288" w:afterLines="160" w:after="384" w:line="360" w:lineRule="auto"/>
+      </w:pPr>
+    </w:p>
+    <w:p>
+      <w:pPr>
+        <w:spacing w:beforeLines="120" w:before="288" w:afterLines="160" w:after="384" w:line="360" w:lineRule="auto"/>
+      </w:pPr>
+    </w:p>
+    <w:p>
+      <w:pPr>
+        <w:spacing w:beforeLines="120" w:before="288" w:afterLines="160" w:after="384" w:line="360" w:lineRule="auto"/>
+      </w:pPr>
+    </w:p>
+    <w:p>
+      <w:pPr>
+        <w:spacing w:beforeLines="120" w:before="288" w:afterLines="160" w:after="384" w:line="360" w:lineRule="auto"/>
+      </w:pPr>
+    </w:p>
+    <w:p>
+      <w:pPr>
+        <w:spacing w:beforeLines="120" w:before="288" w:afterLines="160" w:after="384" w:line="360" w:lineRule="auto"/>
+      </w:pPr>
+    </w:p>
+    <w:p>
+      <w:pPr>
+        <w:spacing w:beforeLines="120" w:before="288" w:afterLines="160" w:after="384" w:line="360" w:lineRule="auto"/>
+      </w:pPr>
+    </w:p>
+    <w:p>
+      <w:pPr>
+        <w:spacing w:beforeLines="120" w:before="288" w:afterLines="160" w:after="384" w:line="360" w:lineRule="auto"/>
+      </w:pPr>
+    </w:p>
+    <w:p>
+      <w:pPr>
+        <w:spacing w:beforeLines="120" w:before="288" w:afterLines="160" w:after="384" w:line="360" w:lineRule="auto"/>
+      </w:pPr>
+    </w:p>
+    <w:p>
+      <w:pPr>
+        <w:spacing w:beforeLines="120" w:before="288" w:afterLines="160" w:after="384" w:line="360" w:lineRule="auto"/>
+      </w:pPr>
+    </w:p>
+    <w:p>
+      <w:pPr>
+        <w:spacing w:beforeLines="120" w:before="288" w:afterLines="160" w:after="384" w:line="360" w:lineRule="auto"/>
+      </w:pPr>
+    </w:p>
     <w:p>
       <w:pPr>
         <w:pStyle w:val="Heading1"/>
-      </w:pPr>
-      <w:r>
-        <w:lastRenderedPageBreak/>
+        <w:spacing w:beforeLines="120" w:before="288" w:afterLines="160" w:after="384" w:line="360" w:lineRule="auto"/>
+      </w:pPr>
+      <w:r>
         <w:t>PANDUAN PENGGUNAAN</w:t>
       </w:r>
     </w:p>
-    <w:p/>
+    <w:p>
+      <w:pPr>
+        <w:spacing w:beforeLines="120" w:before="288" w:afterLines="160" w:after="384" w:line="360" w:lineRule="auto"/>
+      </w:pPr>
+    </w:p>
     <w:p>
       <w:pPr>
         <w:pStyle w:val="Heading2"/>
+        <w:spacing w:beforeLines="120" w:before="288" w:afterLines="160" w:after="384" w:line="360" w:lineRule="auto"/>
       </w:pPr>
       <w:r>
         <w:t xml:space="preserve">Cara </w:t>
@@ -843,6 +6710,7 @@
     </w:p>
     <w:p>
       <w:pPr>
+        <w:spacing w:beforeLines="120" w:before="288" w:afterLines="160" w:after="384" w:line="360" w:lineRule="auto"/>
         <w:ind w:left="720"/>
       </w:pPr>
       <w:r>
@@ -852,6 +6720,7 @@
     <w:p>
       <w:pPr>
         <w:pStyle w:val="Heading2"/>
+        <w:spacing w:beforeLines="120" w:before="288" w:afterLines="160" w:after="384" w:line="360" w:lineRule="auto"/>
       </w:pPr>
       <w:r>
         <w:t xml:space="preserve">Cara </w:t>
@@ -875,46 +6744,136 @@
     </w:p>
     <w:p>
       <w:pPr>
+        <w:spacing w:beforeLines="120" w:before="288" w:afterLines="160" w:after="384" w:line="360" w:lineRule="auto"/>
         <w:ind w:left="720"/>
       </w:pPr>
       <w:r>
         <w:t>…</w:t>
       </w:r>
     </w:p>
-    <w:p/>
-    <w:p/>
-    <w:p/>
-    <w:p/>
-    <w:p/>
-    <w:p/>
-    <w:p/>
-    <w:p/>
-    <w:p/>
-    <w:p/>
-    <w:p/>
-    <w:p/>
-    <w:p/>
-    <w:p/>
-    <w:p/>
-    <w:p/>
-    <w:p/>
-    <w:p/>
-    <w:p/>
-    <w:p/>
-    <w:p/>
-    <w:p/>
+    <w:p>
+      <w:pPr>
+        <w:spacing w:beforeLines="120" w:before="288" w:afterLines="160" w:after="384" w:line="360" w:lineRule="auto"/>
+      </w:pPr>
+    </w:p>
+    <w:p>
+      <w:pPr>
+        <w:spacing w:beforeLines="120" w:before="288" w:afterLines="160" w:after="384" w:line="360" w:lineRule="auto"/>
+      </w:pPr>
+    </w:p>
+    <w:p>
+      <w:pPr>
+        <w:spacing w:beforeLines="120" w:before="288" w:afterLines="160" w:after="384" w:line="360" w:lineRule="auto"/>
+      </w:pPr>
+    </w:p>
+    <w:p>
+      <w:pPr>
+        <w:spacing w:beforeLines="120" w:before="288" w:afterLines="160" w:after="384" w:line="360" w:lineRule="auto"/>
+      </w:pPr>
+    </w:p>
+    <w:p>
+      <w:pPr>
+        <w:spacing w:beforeLines="120" w:before="288" w:afterLines="160" w:after="384" w:line="360" w:lineRule="auto"/>
+      </w:pPr>
+    </w:p>
+    <w:p>
+      <w:pPr>
+        <w:spacing w:beforeLines="120" w:before="288" w:afterLines="160" w:after="384" w:line="360" w:lineRule="auto"/>
+      </w:pPr>
+    </w:p>
+    <w:p>
+      <w:pPr>
+        <w:spacing w:beforeLines="120" w:before="288" w:afterLines="160" w:after="384" w:line="360" w:lineRule="auto"/>
+      </w:pPr>
+    </w:p>
+    <w:p>
+      <w:pPr>
+        <w:spacing w:beforeLines="120" w:before="288" w:afterLines="160" w:after="384" w:line="360" w:lineRule="auto"/>
+      </w:pPr>
+    </w:p>
+    <w:p>
+      <w:pPr>
+        <w:spacing w:beforeLines="120" w:before="288" w:afterLines="160" w:after="384" w:line="360" w:lineRule="auto"/>
+      </w:pPr>
+    </w:p>
+    <w:p>
+      <w:pPr>
+        <w:spacing w:beforeLines="120" w:before="288" w:afterLines="160" w:after="384" w:line="360" w:lineRule="auto"/>
+      </w:pPr>
+    </w:p>
+    <w:p>
+      <w:pPr>
+        <w:spacing w:beforeLines="120" w:before="288" w:afterLines="160" w:after="384" w:line="360" w:lineRule="auto"/>
+      </w:pPr>
+    </w:p>
+    <w:p>
+      <w:pPr>
+        <w:spacing w:beforeLines="120" w:before="288" w:afterLines="160" w:after="384" w:line="360" w:lineRule="auto"/>
+      </w:pPr>
+    </w:p>
+    <w:p>
+      <w:pPr>
+        <w:spacing w:beforeLines="120" w:before="288" w:afterLines="160" w:after="384" w:line="360" w:lineRule="auto"/>
+      </w:pPr>
+    </w:p>
+    <w:p>
+      <w:pPr>
+        <w:spacing w:beforeLines="120" w:before="288" w:afterLines="160" w:after="384" w:line="360" w:lineRule="auto"/>
+      </w:pPr>
+    </w:p>
+    <w:p>
+      <w:pPr>
+        <w:spacing w:beforeLines="120" w:before="288" w:afterLines="160" w:after="384" w:line="360" w:lineRule="auto"/>
+      </w:pPr>
+    </w:p>
+    <w:p>
+      <w:pPr>
+        <w:spacing w:beforeLines="120" w:before="288" w:afterLines="160" w:after="384" w:line="360" w:lineRule="auto"/>
+      </w:pPr>
+    </w:p>
+    <w:p>
+      <w:pPr>
+        <w:spacing w:beforeLines="120" w:before="288" w:afterLines="160" w:after="384" w:line="360" w:lineRule="auto"/>
+      </w:pPr>
+    </w:p>
+    <w:p>
+      <w:pPr>
+        <w:spacing w:beforeLines="120" w:before="288" w:afterLines="160" w:after="384" w:line="360" w:lineRule="auto"/>
+      </w:pPr>
+    </w:p>
+    <w:p>
+      <w:pPr>
+        <w:spacing w:beforeLines="120" w:before="288" w:afterLines="160" w:after="384" w:line="360" w:lineRule="auto"/>
+      </w:pPr>
+    </w:p>
+    <w:p>
+      <w:pPr>
+        <w:spacing w:beforeLines="120" w:before="288" w:afterLines="160" w:after="384" w:line="360" w:lineRule="auto"/>
+      </w:pPr>
+    </w:p>
+    <w:p>
+      <w:pPr>
+        <w:spacing w:beforeLines="120" w:before="288" w:afterLines="160" w:after="384" w:line="360" w:lineRule="auto"/>
+      </w:pPr>
+    </w:p>
+    <w:p>
+      <w:pPr>
+        <w:spacing w:beforeLines="120" w:before="288" w:afterLines="160" w:after="384" w:line="360" w:lineRule="auto"/>
+      </w:pPr>
+    </w:p>
     <w:p>
       <w:pPr>
         <w:pStyle w:val="Heading1"/>
-      </w:pPr>
-      <w:r>
-        <w:lastRenderedPageBreak/>
+        <w:spacing w:beforeLines="120" w:before="288" w:afterLines="160" w:after="384" w:line="360" w:lineRule="auto"/>
+      </w:pPr>
+      <w:r>
         <w:t>PENUTUP</w:t>
       </w:r>
     </w:p>
     <w:p>
       <w:pPr>
         <w:pStyle w:val="Heading2"/>
+        <w:spacing w:beforeLines="120" w:before="288" w:afterLines="160" w:after="384" w:line="360" w:lineRule="auto"/>
       </w:pPr>
       <w:r>
         <w:t>Kesimpulan</w:t>
@@ -922,6 +6881,7 @@
     </w:p>
     <w:p>
       <w:pPr>
+        <w:spacing w:beforeLines="120" w:before="288" w:afterLines="160" w:after="384" w:line="360" w:lineRule="auto"/>
         <w:ind w:left="720"/>
       </w:pPr>
       <w:r>
@@ -931,6 +6891,7 @@
     <w:p>
       <w:pPr>
         <w:pStyle w:val="Heading2"/>
+        <w:spacing w:beforeLines="120" w:before="288" w:afterLines="160" w:after="384" w:line="360" w:lineRule="auto"/>
       </w:pPr>
       <w:r>
         <w:t>Daftar Pustaka</w:t>
@@ -938,6 +6899,7 @@
     </w:p>
     <w:p>
       <w:pPr>
+        <w:spacing w:beforeLines="120" w:before="288" w:afterLines="160" w:after="384" w:line="360" w:lineRule="auto"/>
         <w:ind w:left="720"/>
       </w:pPr>
       <w:r>
@@ -1428,6 +7390,119 @@
     </w:lvl>
   </w:abstractNum>
   <w:abstractNum w:abstractNumId="5" w15:restartNumberingAfterBreak="0">
+    <w:nsid w:val="6F1E2140"/>
+    <w:multiLevelType w:val="multilevel"/>
+    <w:tmpl w:val="8DC2D5FC"/>
+    <w:lvl w:ilvl="0">
+      <w:start w:val="1"/>
+      <w:numFmt w:val="decimal"/>
+      <w:lvlText w:val="%1."/>
+      <w:lvlJc w:val="left"/>
+      <w:pPr>
+        <w:tabs>
+          <w:tab w:val="num" w:pos="720"/>
+        </w:tabs>
+        <w:ind w:left="720" w:hanging="360"/>
+      </w:pPr>
+    </w:lvl>
+    <w:lvl w:ilvl="1">
+      <w:start w:val="1"/>
+      <w:numFmt w:val="lowerLetter"/>
+      <w:lvlText w:val="%2."/>
+      <w:lvlJc w:val="left"/>
+      <w:pPr>
+        <w:ind w:left="1440" w:hanging="360"/>
+      </w:pPr>
+      <w:rPr>
+        <w:rFonts w:hint="default"/>
+      </w:rPr>
+    </w:lvl>
+    <w:lvl w:ilvl="2" w:tentative="1">
+      <w:start w:val="1"/>
+      <w:numFmt w:val="decimal"/>
+      <w:lvlText w:val="%3."/>
+      <w:lvlJc w:val="left"/>
+      <w:pPr>
+        <w:tabs>
+          <w:tab w:val="num" w:pos="2160"/>
+        </w:tabs>
+        <w:ind w:left="2160" w:hanging="360"/>
+      </w:pPr>
+    </w:lvl>
+    <w:lvl w:ilvl="3" w:tentative="1">
+      <w:start w:val="1"/>
+      <w:numFmt w:val="decimal"/>
+      <w:lvlText w:val="%4."/>
+      <w:lvlJc w:val="left"/>
+      <w:pPr>
+        <w:tabs>
+          <w:tab w:val="num" w:pos="2880"/>
+        </w:tabs>
+        <w:ind w:left="2880" w:hanging="360"/>
+      </w:pPr>
+    </w:lvl>
+    <w:lvl w:ilvl="4" w:tentative="1">
+      <w:start w:val="1"/>
+      <w:numFmt w:val="decimal"/>
+      <w:lvlText w:val="%5."/>
+      <w:lvlJc w:val="left"/>
+      <w:pPr>
+        <w:tabs>
+          <w:tab w:val="num" w:pos="3600"/>
+        </w:tabs>
+        <w:ind w:left="3600" w:hanging="360"/>
+      </w:pPr>
+    </w:lvl>
+    <w:lvl w:ilvl="5" w:tentative="1">
+      <w:start w:val="1"/>
+      <w:numFmt w:val="decimal"/>
+      <w:lvlText w:val="%6."/>
+      <w:lvlJc w:val="left"/>
+      <w:pPr>
+        <w:tabs>
+          <w:tab w:val="num" w:pos="4320"/>
+        </w:tabs>
+        <w:ind w:left="4320" w:hanging="360"/>
+      </w:pPr>
+    </w:lvl>
+    <w:lvl w:ilvl="6" w:tentative="1">
+      <w:start w:val="1"/>
+      <w:numFmt w:val="decimal"/>
+      <w:lvlText w:val="%7."/>
+      <w:lvlJc w:val="left"/>
+      <w:pPr>
+        <w:tabs>
+          <w:tab w:val="num" w:pos="5040"/>
+        </w:tabs>
+        <w:ind w:left="5040" w:hanging="360"/>
+      </w:pPr>
+    </w:lvl>
+    <w:lvl w:ilvl="7" w:tentative="1">
+      <w:start w:val="1"/>
+      <w:numFmt w:val="decimal"/>
+      <w:lvlText w:val="%8."/>
+      <w:lvlJc w:val="left"/>
+      <w:pPr>
+        <w:tabs>
+          <w:tab w:val="num" w:pos="5760"/>
+        </w:tabs>
+        <w:ind w:left="5760" w:hanging="360"/>
+      </w:pPr>
+    </w:lvl>
+    <w:lvl w:ilvl="8" w:tentative="1">
+      <w:start w:val="1"/>
+      <w:numFmt w:val="decimal"/>
+      <w:lvlText w:val="%9."/>
+      <w:lvlJc w:val="left"/>
+      <w:pPr>
+        <w:tabs>
+          <w:tab w:val="num" w:pos="6480"/>
+        </w:tabs>
+        <w:ind w:left="6480" w:hanging="360"/>
+      </w:pPr>
+    </w:lvl>
+  </w:abstractNum>
+  <w:abstractNum w:abstractNumId="6" w15:restartNumberingAfterBreak="0">
     <w:nsid w:val="74AD64B5"/>
     <w:multiLevelType w:val="hybridMultilevel"/>
     <w:tmpl w:val="90826178"/>
@@ -1516,7 +7591,7 @@
       </w:pPr>
     </w:lvl>
   </w:abstractNum>
-  <w:abstractNum w:abstractNumId="6" w15:restartNumberingAfterBreak="0">
+  <w:abstractNum w:abstractNumId="7" w15:restartNumberingAfterBreak="0">
     <w:nsid w:val="781F2080"/>
     <w:multiLevelType w:val="multilevel"/>
     <w:tmpl w:val="0409001F"/>
@@ -1605,7 +7680,7 @@
       </w:pPr>
     </w:lvl>
   </w:abstractNum>
-  <w:abstractNum w:abstractNumId="7" w15:restartNumberingAfterBreak="0">
+  <w:abstractNum w:abstractNumId="8" w15:restartNumberingAfterBreak="0">
     <w:nsid w:val="79155A4F"/>
     <w:multiLevelType w:val="hybridMultilevel"/>
     <w:tmpl w:val="9FF4E6F6"/>
@@ -1694,7 +7769,7 @@
       </w:pPr>
     </w:lvl>
   </w:abstractNum>
-  <w:abstractNum w:abstractNumId="8" w15:restartNumberingAfterBreak="0">
+  <w:abstractNum w:abstractNumId="9" w15:restartNumberingAfterBreak="0">
     <w:nsid w:val="7E722FD2"/>
     <w:multiLevelType w:val="multilevel"/>
     <w:tmpl w:val="0409001F"/>
@@ -1781,19 +7856,19 @@
     </w:lvl>
   </w:abstractNum>
   <w:num w:numId="1" w16cid:durableId="1245604303">
-    <w:abstractNumId w:val="5"/>
+    <w:abstractNumId w:val="6"/>
   </w:num>
   <w:num w:numId="2" w16cid:durableId="232400145">
     <w:abstractNumId w:val="2"/>
   </w:num>
   <w:num w:numId="3" w16cid:durableId="868251905">
+    <w:abstractNumId w:val="8"/>
+  </w:num>
+  <w:num w:numId="4" w16cid:durableId="1017386131">
     <w:abstractNumId w:val="7"/>
   </w:num>
-  <w:num w:numId="4" w16cid:durableId="1017386131">
-    <w:abstractNumId w:val="6"/>
-  </w:num>
   <w:num w:numId="5" w16cid:durableId="139886166">
-    <w:abstractNumId w:val="8"/>
+    <w:abstractNumId w:val="9"/>
   </w:num>
   <w:num w:numId="6" w16cid:durableId="1070496130">
     <w:abstractNumId w:val="1"/>
@@ -1806,6 +7881,9 @@
   </w:num>
   <w:num w:numId="9" w16cid:durableId="811288342">
     <w:abstractNumId w:val="4"/>
+  </w:num>
+  <w:num w:numId="10" w16cid:durableId="1068921456">
+    <w:abstractNumId w:val="5"/>
   </w:num>
 </w:numbering>
 </file>
@@ -2446,6 +8524,7 @@
   <w:style w:type="character" w:default="1" w:styleId="DefaultParagraphFont">
     <w:name w:val="Default Paragraph Font"/>
     <w:uiPriority w:val="1"/>
+    <w:semiHidden/>
     <w:unhideWhenUsed/>
   </w:style>
   <w:style w:type="table" w:default="1" w:styleId="TableNormal">
@@ -2754,6 +8833,34 @@
       <w:smallCaps/>
       <w:color w:val="0F4761" w:themeColor="accent1" w:themeShade="BF"/>
       <w:spacing w:val="5"/>
+    </w:rPr>
+  </w:style>
+  <w:style w:type="paragraph" w:styleId="NormalWeb">
+    <w:name w:val="Normal (Web)"/>
+    <w:basedOn w:val="Normal"/>
+    <w:uiPriority w:val="99"/>
+    <w:unhideWhenUsed/>
+    <w:rsid w:val="0084198B"/>
+    <w:pPr>
+      <w:spacing w:before="100" w:beforeAutospacing="1" w:after="100" w:afterAutospacing="1" w:line="240" w:lineRule="auto"/>
+    </w:pPr>
+    <w:rPr>
+      <w:rFonts w:ascii="Times New Roman" w:eastAsia="Times New Roman" w:hAnsi="Times New Roman" w:cs="Times New Roman"/>
+      <w:kern w:val="0"/>
+      <w14:ligatures w14:val="none"/>
+    </w:rPr>
+  </w:style>
+  <w:style w:type="character" w:styleId="HTMLCode">
+    <w:name w:val="HTML Code"/>
+    <w:basedOn w:val="DefaultParagraphFont"/>
+    <w:uiPriority w:val="99"/>
+    <w:semiHidden/>
+    <w:unhideWhenUsed/>
+    <w:rsid w:val="0084198B"/>
+    <w:rPr>
+      <w:rFonts w:ascii="Courier New" w:eastAsia="Times New Roman" w:hAnsi="Courier New" w:cs="Courier New"/>
+      <w:sz w:val="20"/>
+      <w:szCs w:val="20"/>
     </w:rPr>
   </w:style>
 </w:styles>
